--- a/bao_cao_vrpcc.docx
+++ b/bao_cao_vrpcc.docx
@@ -13816,7 +13816,6 @@
                 <w:szCs w:val="26"/>
               </w:rPr>
             </w:pPr>
-            <w:proofErr w:type="spellStart"/>
             <w:r>
               <w:rPr>
                 <w:b/>
@@ -13826,19 +13825,7 @@
                 <w:szCs w:val="26"/>
                 <w:lang w:val="en-US"/>
               </w:rPr>
-              <w:t>Nhóm</w:t>
-            </w:r>
-            <w:proofErr w:type="spellEnd"/>
-            <w:r>
-              <w:rPr>
-                <w:b/>
-                <w:bCs/>
-                <w:spacing w:val="-2"/>
-                <w:sz w:val="26"/>
-                <w:szCs w:val="26"/>
-                <w:lang w:val="en-US"/>
-              </w:rPr>
-              <w:t xml:space="preserve"> SVTH</w:t>
+              <w:t>Nhóm SVTH</w:t>
             </w:r>
             <w:r>
               <w:rPr>
@@ -14391,21 +14378,7 @@
               <w:rPr>
                 <w:sz w:val="28"/>
               </w:rPr>
-              <w:t xml:space="preserve">Làm ý tưởng thiết kế thuật toán xấp xỉ và thuật toán </w:t>
-            </w:r>
-            <w:proofErr w:type="spellStart"/>
-            <w:r>
-              <w:rPr>
-                <w:sz w:val="28"/>
-              </w:rPr>
-              <w:t>greedy</w:t>
-            </w:r>
-            <w:proofErr w:type="spellEnd"/>
-            <w:r>
-              <w:rPr>
-                <w:sz w:val="28"/>
-              </w:rPr>
-              <w:t xml:space="preserve"> cho MCG-VRP</w:t>
+              <w:t>Làm ý tưởng thiết kế thuật toán xấp xỉ và thuật toán greedy cho MCG-VRP</w:t>
             </w:r>
           </w:p>
         </w:tc>
@@ -14627,21 +14600,7 @@
               <w:rPr>
                 <w:sz w:val="28"/>
               </w:rPr>
-              <w:t xml:space="preserve">Làm phần bài toán VRPCC, độ phức tạp, </w:t>
-            </w:r>
-            <w:proofErr w:type="spellStart"/>
-            <w:r>
-              <w:rPr>
-                <w:sz w:val="28"/>
-              </w:rPr>
-              <w:t>makespan</w:t>
-            </w:r>
-            <w:proofErr w:type="spellEnd"/>
-            <w:r>
-              <w:rPr>
-                <w:sz w:val="28"/>
-              </w:rPr>
-              <w:t xml:space="preserve"> và thuật toán xấp xỉ</w:t>
+              <w:t>Làm phần bài toán VRPCC, độ phức tạp, makespan và thuật toán xấp xỉ</w:t>
             </w:r>
           </w:p>
         </w:tc>
@@ -14664,35 +14623,7 @@
               <w:rPr>
                 <w:sz w:val="28"/>
               </w:rPr>
-              <w:t xml:space="preserve">Làm phần thuật toán xấp xỉ tổng thể cho VRPCC, mô tả </w:t>
-            </w:r>
-            <w:proofErr w:type="spellStart"/>
-            <w:r>
-              <w:rPr>
-                <w:sz w:val="28"/>
-              </w:rPr>
-              <w:t>Input</w:t>
-            </w:r>
-            <w:proofErr w:type="spellEnd"/>
-            <w:r>
-              <w:rPr>
-                <w:sz w:val="28"/>
-              </w:rPr>
-              <w:t>/</w:t>
-            </w:r>
-            <w:proofErr w:type="spellStart"/>
-            <w:r>
-              <w:rPr>
-                <w:sz w:val="28"/>
-              </w:rPr>
-              <w:t>Output</w:t>
-            </w:r>
-            <w:proofErr w:type="spellEnd"/>
-            <w:r>
-              <w:rPr>
-                <w:sz w:val="28"/>
-              </w:rPr>
-              <w:t xml:space="preserve"> và các bước thuật toán</w:t>
+              <w:t>Làm phần thuật toán xấp xỉ tổng thể cho VRPCC, mô tả Input/Output và các bước thuật toán</w:t>
             </w:r>
           </w:p>
         </w:tc>
@@ -14715,21 +14646,7 @@
               <w:rPr>
                 <w:sz w:val="28"/>
               </w:rPr>
-              <w:t xml:space="preserve">Làm phần bộ dữ liệu thực nghiệm, cách xây dựng </w:t>
-            </w:r>
-            <w:proofErr w:type="spellStart"/>
-            <w:r>
-              <w:rPr>
-                <w:sz w:val="28"/>
-              </w:rPr>
-              <w:t>instance</w:t>
-            </w:r>
-            <w:proofErr w:type="spellEnd"/>
-            <w:r>
-              <w:rPr>
-                <w:sz w:val="28"/>
-              </w:rPr>
-              <w:t xml:space="preserve"> và quy trình thực nghiệm</w:t>
+              <w:t>Làm phần bộ dữ liệu thực nghiệm, cách xây dựng instance và quy trình thực nghiệm</w:t>
             </w:r>
           </w:p>
         </w:tc>
@@ -14805,35 +14722,7 @@
               <w:rPr>
                 <w:sz w:val="28"/>
               </w:rPr>
-              <w:t xml:space="preserve">Làm phần các bài toán liên quan, MCG, </w:t>
-            </w:r>
-            <w:proofErr w:type="spellStart"/>
-            <w:r>
-              <w:rPr>
-                <w:sz w:val="28"/>
-              </w:rPr>
-              <w:t>oracle</w:t>
-            </w:r>
-            <w:proofErr w:type="spellEnd"/>
-            <w:r>
-              <w:rPr>
-                <w:sz w:val="28"/>
-              </w:rPr>
-              <w:t xml:space="preserve">, </w:t>
-            </w:r>
-            <w:proofErr w:type="spellStart"/>
-            <w:r>
-              <w:rPr>
-                <w:sz w:val="28"/>
-              </w:rPr>
-              <w:t>Orienteering</w:t>
-            </w:r>
-            <w:proofErr w:type="spellEnd"/>
-            <w:r>
-              <w:rPr>
-                <w:sz w:val="28"/>
-              </w:rPr>
-              <w:t>, k-TSP và các ký hiệu trong mô hình</w:t>
+              <w:t>Làm phần các bài toán liên quan, MCG, oracle, Orienteering, k-TSP và các ký hiệu trong mô hình</w:t>
             </w:r>
           </w:p>
         </w:tc>
@@ -15204,6 +15093,7 @@
     <w:p>
       <w:pPr>
         <w:ind w:firstLine="567"/>
+        <w:jc w:val="both"/>
         <w:rPr>
           <w:b/>
           <w:bCs/>
@@ -15223,10 +15113,7 @@
     <w:p>
       <w:pPr>
         <w:rPr>
-          <w:b/>
-          <w:bCs/>
-          <w:sz w:val="28"/>
-          <w:szCs w:val="28"/>
+          <w:lang w:val="en-US"/>
         </w:rPr>
       </w:pPr>
       <w:r>
@@ -15257,184 +15144,24 @@
           <w:sz w:val="28"/>
           <w:szCs w:val="28"/>
         </w:rPr>
-        <w:t xml:space="preserve">Bài toán định tuyến phương tiện là một lớp bài toán tối ưu tổ hợp quan trọng trong </w:t>
-      </w:r>
-      <w:proofErr w:type="spellStart"/>
-      <w:r>
+        <w:t>Bài toán định tuyến phương tiện là một lớp bài toán tối ưu tổ hợp quan trọng trong logistics, vận tải, điều phối dịch vụ và chăm sóc y tế tại nhà. Trong nhiều tình huống thực tế, mục tiêu không chỉ là giảm tổng chi phí di chuyển mà còn phải bảo đảm sự cân bằng tải giữa các phương tiện, đồng thời tôn trọng các giới hạn về khả năng phục vụ của từng xe. Đây chính là bối cảnh xuất hiện của bài toán định tuyến nhiều phương tiện với ràng buộc tương thích, viết tắt là VRPCC. [4].</w:t>
+      </w:r>
+    </w:p>
+    <w:p>
+      <w:pPr>
+        <w:ind w:firstLine="567"/>
+        <w:jc w:val="both"/>
         <w:rPr>
           <w:sz w:val="28"/>
           <w:szCs w:val="28"/>
         </w:rPr>
-        <w:t>logistics</w:t>
-      </w:r>
-      <w:proofErr w:type="spellEnd"/>
+      </w:pPr>
       <w:r>
         <w:rPr>
           <w:sz w:val="28"/>
           <w:szCs w:val="28"/>
         </w:rPr>
-        <w:t>, vận tải, điều phối dịch vụ và chăm sóc y tế tại nhà. Trong nhiều tình huống thực tế, mục tiêu không chỉ là giảm tổng chi phí di chuyển mà còn phải bảo đảm sự cân bằng tải giữa các phương tiện, đồng thời tôn trọng các giới hạn về khả năng phục vụ của từng xe. Đây chính là bối cảnh xuất hiện của bài toán định tuyến nhiều phương tiện với ràng buộc tương thích, viết tắt là VRPCC. [4].</w:t>
-      </w:r>
-    </w:p>
-    <w:p>
-      <w:pPr>
-        <w:ind w:firstLine="567"/>
-        <w:jc w:val="both"/>
-        <w:rPr>
-          <w:sz w:val="28"/>
-          <w:szCs w:val="28"/>
-        </w:rPr>
-      </w:pPr>
-      <w:r>
-        <w:rPr>
-          <w:sz w:val="28"/>
-          <w:szCs w:val="28"/>
-        </w:rPr>
-        <w:t xml:space="preserve">Bài báo “An </w:t>
-      </w:r>
-      <w:proofErr w:type="spellStart"/>
-      <w:r>
-        <w:rPr>
-          <w:sz w:val="28"/>
-          <w:szCs w:val="28"/>
-        </w:rPr>
-        <w:t>Approximation</w:t>
-      </w:r>
-      <w:proofErr w:type="spellEnd"/>
-      <w:r>
-        <w:rPr>
-          <w:sz w:val="28"/>
-          <w:szCs w:val="28"/>
-        </w:rPr>
-        <w:t xml:space="preserve"> </w:t>
-      </w:r>
-      <w:proofErr w:type="spellStart"/>
-      <w:r>
-        <w:rPr>
-          <w:sz w:val="28"/>
-          <w:szCs w:val="28"/>
-        </w:rPr>
-        <w:t>Algorithm</w:t>
-      </w:r>
-      <w:proofErr w:type="spellEnd"/>
-      <w:r>
-        <w:rPr>
-          <w:sz w:val="28"/>
-          <w:szCs w:val="28"/>
-        </w:rPr>
-        <w:t xml:space="preserve"> </w:t>
-      </w:r>
-      <w:proofErr w:type="spellStart"/>
-      <w:r>
-        <w:rPr>
-          <w:sz w:val="28"/>
-          <w:szCs w:val="28"/>
-        </w:rPr>
-        <w:t>for</w:t>
-      </w:r>
-      <w:proofErr w:type="spellEnd"/>
-      <w:r>
-        <w:rPr>
-          <w:sz w:val="28"/>
-          <w:szCs w:val="28"/>
-        </w:rPr>
-        <w:t xml:space="preserve"> </w:t>
-      </w:r>
-      <w:proofErr w:type="spellStart"/>
-      <w:r>
-        <w:rPr>
-          <w:sz w:val="28"/>
-          <w:szCs w:val="28"/>
-        </w:rPr>
-        <w:t>Vehicle</w:t>
-      </w:r>
-      <w:proofErr w:type="spellEnd"/>
-      <w:r>
-        <w:rPr>
-          <w:sz w:val="28"/>
-          <w:szCs w:val="28"/>
-        </w:rPr>
-        <w:t xml:space="preserve"> </w:t>
-      </w:r>
-      <w:proofErr w:type="spellStart"/>
-      <w:r>
-        <w:rPr>
-          <w:sz w:val="28"/>
-          <w:szCs w:val="28"/>
-        </w:rPr>
-        <w:t>Routing</w:t>
-      </w:r>
-      <w:proofErr w:type="spellEnd"/>
-      <w:r>
-        <w:rPr>
-          <w:sz w:val="28"/>
-          <w:szCs w:val="28"/>
-        </w:rPr>
-        <w:t xml:space="preserve"> </w:t>
-      </w:r>
-      <w:proofErr w:type="spellStart"/>
-      <w:r>
-        <w:rPr>
-          <w:sz w:val="28"/>
-          <w:szCs w:val="28"/>
-        </w:rPr>
-        <w:t>with</w:t>
-      </w:r>
-      <w:proofErr w:type="spellEnd"/>
-      <w:r>
-        <w:rPr>
-          <w:sz w:val="28"/>
-          <w:szCs w:val="28"/>
-        </w:rPr>
-        <w:t xml:space="preserve"> </w:t>
-      </w:r>
-      <w:proofErr w:type="spellStart"/>
-      <w:r>
-        <w:rPr>
-          <w:sz w:val="28"/>
-          <w:szCs w:val="28"/>
-        </w:rPr>
-        <w:t>Compatibility</w:t>
-      </w:r>
-      <w:proofErr w:type="spellEnd"/>
-      <w:r>
-        <w:rPr>
-          <w:sz w:val="28"/>
-          <w:szCs w:val="28"/>
-        </w:rPr>
-        <w:t xml:space="preserve"> </w:t>
-      </w:r>
-      <w:proofErr w:type="spellStart"/>
-      <w:r>
-        <w:rPr>
-          <w:sz w:val="28"/>
-          <w:szCs w:val="28"/>
-        </w:rPr>
-        <w:t>Constraints</w:t>
-      </w:r>
-      <w:proofErr w:type="spellEnd"/>
-      <w:r>
-        <w:rPr>
-          <w:sz w:val="28"/>
-          <w:szCs w:val="28"/>
-        </w:rPr>
-        <w:t>” tiếp cận VRPCC theo hướng thuật toán xấp xỉ. Thay vì chỉ mô tả bài toán, bài báo đưa ra mô hình toán học, phân tích cận khó xấp xỉ, xây dựng thuật toán xấp xỉ bậc O(</w:t>
-      </w:r>
-      <w:proofErr w:type="spellStart"/>
-      <w:r>
-        <w:rPr>
-          <w:sz w:val="28"/>
-          <w:szCs w:val="28"/>
-        </w:rPr>
-        <w:t>log</w:t>
-      </w:r>
-      <w:proofErr w:type="spellEnd"/>
-      <w:r>
-        <w:rPr>
-          <w:sz w:val="28"/>
-          <w:szCs w:val="28"/>
-        </w:rPr>
-        <w:t xml:space="preserve"> n) và kiểm chứng bằng thực nghiệm trên bộ dữ liệu Solomon. Vì vậy, đây là tài liệu phù hợp để nghiên cứu cả về lý thuyết lẫn thực hành. [2], [3].</w:t>
+        <w:t>Bài báo “An Approximation Algorithm for Vehicle Routing with Compatibility Constraints” tiếp cận VRPCC theo hướng thuật toán xấp xỉ. Thay vì chỉ mô tả bài toán, bài báo đưa ra mô hình toán học, phân tích cận khó xấp xỉ, xây dựng thuật toán xấp xỉ bậc O(log n) và kiểm chứng bằng thực nghiệm trên bộ dữ liệu Solomon. Vì vậy, đây là tài liệu phù hợp để nghiên cứu cả về lý thuyết lẫn thực hành. [2], [3].</w:t>
       </w:r>
     </w:p>
     <w:p>
@@ -15476,6 +15203,8 @@
         <w:rPr>
           <w:b w:val="0"/>
           <w:bCs w:val="0"/>
+          <w:sz w:val="22"/>
+          <w:szCs w:val="22"/>
         </w:rPr>
         <w:id w:val="-1284580596"/>
         <w:docPartObj>
@@ -18952,55 +18681,7 @@
           <w:sz w:val="28"/>
           <w:szCs w:val="28"/>
         </w:rPr>
-        <w:t xml:space="preserve">Trong bối cảnh thương mại điện tử, giao vận và các hệ thống cung ứng dịch vụ phát triển mạnh, bài toán tối ưu hóa lộ trình trở thành một vấn đề trung tâm. Một trong những mô hình nền tảng của lĩnh vực này là </w:t>
-      </w:r>
-      <w:proofErr w:type="spellStart"/>
-      <w:r>
-        <w:rPr>
-          <w:sz w:val="28"/>
-          <w:szCs w:val="28"/>
-        </w:rPr>
-        <w:t>Vehicle</w:t>
-      </w:r>
-      <w:proofErr w:type="spellEnd"/>
-      <w:r>
-        <w:rPr>
-          <w:sz w:val="28"/>
-          <w:szCs w:val="28"/>
-        </w:rPr>
-        <w:t xml:space="preserve"> </w:t>
-      </w:r>
-      <w:proofErr w:type="spellStart"/>
-      <w:r>
-        <w:rPr>
-          <w:sz w:val="28"/>
-          <w:szCs w:val="28"/>
-        </w:rPr>
-        <w:t>Routing</w:t>
-      </w:r>
-      <w:proofErr w:type="spellEnd"/>
-      <w:r>
-        <w:rPr>
-          <w:sz w:val="28"/>
-          <w:szCs w:val="28"/>
-        </w:rPr>
-        <w:t xml:space="preserve"> </w:t>
-      </w:r>
-      <w:proofErr w:type="spellStart"/>
-      <w:r>
-        <w:rPr>
-          <w:sz w:val="28"/>
-          <w:szCs w:val="28"/>
-        </w:rPr>
-        <w:t>Problem</w:t>
-      </w:r>
-      <w:proofErr w:type="spellEnd"/>
-      <w:r>
-        <w:rPr>
-          <w:sz w:val="28"/>
-          <w:szCs w:val="28"/>
-        </w:rPr>
-        <w:t xml:space="preserve"> (VRP) – bài toán xác định các tuyến đường tối ưu cho một đội xe xuất phát từ kho trung tâm để phục vụ một tập khách hàng phân bố tại nhiều vị trí khác nhau. [4].</w:t>
+        <w:t>Trong bối cảnh thương mại điện tử, giao vận và các hệ thống cung ứng dịch vụ phát triển mạnh, bài toán tối ưu hóa lộ trình trở thành một vấn đề trung tâm. Một trong những mô hình nền tảng của lĩnh vực này là Vehicle Routing Problem (VRP) – bài toán xác định các tuyến đường tối ưu cho một đội xe xuất phát từ kho trung tâm để phục vụ một tập khách hàng phân bố tại nhiều vị trí khác nhau. [4].</w:t>
       </w:r>
     </w:p>
     <w:p>
@@ -19018,39 +18699,7 @@
           <w:sz w:val="28"/>
           <w:szCs w:val="28"/>
         </w:rPr>
-        <w:t xml:space="preserve">VRP bắt đầu từ bài toán điều phối xe tải của </w:t>
-      </w:r>
-      <w:proofErr w:type="spellStart"/>
-      <w:r>
-        <w:rPr>
-          <w:sz w:val="28"/>
-          <w:szCs w:val="28"/>
-        </w:rPr>
-        <w:t>Dantzig</w:t>
-      </w:r>
-      <w:proofErr w:type="spellEnd"/>
-      <w:r>
-        <w:rPr>
-          <w:sz w:val="28"/>
-          <w:szCs w:val="28"/>
-        </w:rPr>
-        <w:t xml:space="preserve"> và </w:t>
-      </w:r>
-      <w:proofErr w:type="spellStart"/>
-      <w:r>
-        <w:rPr>
-          <w:sz w:val="28"/>
-          <w:szCs w:val="28"/>
-        </w:rPr>
-        <w:t>Ramser</w:t>
-      </w:r>
-      <w:proofErr w:type="spellEnd"/>
-      <w:r>
-        <w:rPr>
-          <w:sz w:val="28"/>
-          <w:szCs w:val="28"/>
-        </w:rPr>
-        <w:t xml:space="preserve"> (1959), thường được xem là công trình khởi nguồn của họ bài toán định tuyến phương tiện. Từ nền tảng đó, rất nhiều biến thể VRP đã được phát triển theo các ràng buộc thực tế khác nhau. [1], [4].</w:t>
+        <w:t>VRP bắt đầu từ bài toán điều phối xe tải của Dantzig và Ramser (1959), thường được xem là công trình khởi nguồn của họ bài toán định tuyến phương tiện. Từ nền tảng đó, rất nhiều biến thể VRP đã được phát triển theo các ràng buộc thực tế khác nhau. [1], [4].</w:t>
       </w:r>
     </w:p>
     <w:p>
@@ -19132,23 +18781,7 @@
           <w:sz w:val="28"/>
           <w:szCs w:val="28"/>
         </w:rPr>
-        <w:t>– Kho trung tâm (</w:t>
-      </w:r>
-      <w:proofErr w:type="spellStart"/>
-      <w:r>
-        <w:rPr>
-          <w:sz w:val="28"/>
-          <w:szCs w:val="28"/>
-        </w:rPr>
-        <w:t>depot</w:t>
-      </w:r>
-      <w:proofErr w:type="spellEnd"/>
-      <w:r>
-        <w:rPr>
-          <w:sz w:val="28"/>
-          <w:szCs w:val="28"/>
-        </w:rPr>
-        <w:t>): điểm xuất phát và kết thúc của các tuyến xe.</w:t>
+        <w:t>– Kho trung tâm (depot): điểm xuất phát và kết thúc của các tuyến xe.</w:t>
       </w:r>
     </w:p>
     <w:p>
@@ -19166,23 +18799,7 @@
           <w:sz w:val="28"/>
           <w:szCs w:val="28"/>
         </w:rPr>
-        <w:t>– Khách hàng (</w:t>
-      </w:r>
-      <w:proofErr w:type="spellStart"/>
-      <w:r>
-        <w:rPr>
-          <w:sz w:val="28"/>
-          <w:szCs w:val="28"/>
-        </w:rPr>
-        <w:t>customers</w:t>
-      </w:r>
-      <w:proofErr w:type="spellEnd"/>
-      <w:r>
-        <w:rPr>
-          <w:sz w:val="28"/>
-          <w:szCs w:val="28"/>
-        </w:rPr>
-        <w:t>): các điểm cần được phục vụ.</w:t>
+        <w:t>– Khách hàng (customers): các điểm cần được phục vụ.</w:t>
       </w:r>
     </w:p>
     <w:p>
@@ -19200,23 +18817,7 @@
           <w:sz w:val="28"/>
           <w:szCs w:val="28"/>
         </w:rPr>
-        <w:t>– Phương tiện (</w:t>
-      </w:r>
-      <w:proofErr w:type="spellStart"/>
-      <w:r>
-        <w:rPr>
-          <w:sz w:val="28"/>
-          <w:szCs w:val="28"/>
-        </w:rPr>
-        <w:t>vehicles</w:t>
-      </w:r>
-      <w:proofErr w:type="spellEnd"/>
-      <w:r>
-        <w:rPr>
-          <w:sz w:val="28"/>
-          <w:szCs w:val="28"/>
-        </w:rPr>
-        <w:t>): đội xe hoặc đội phục vụ thực hiện các tuyến.</w:t>
+        <w:t>– Phương tiện (vehicles): đội xe hoặc đội phục vụ thực hiện các tuyến.</w:t>
       </w:r>
     </w:p>
     <w:p>
@@ -19253,55 +18854,7 @@
           <w:szCs w:val="28"/>
         </w:rPr>
         <w:lastRenderedPageBreak/>
-        <w:t>VRP là bài toán NP-</w:t>
-      </w:r>
-      <w:proofErr w:type="spellStart"/>
-      <w:r>
-        <w:rPr>
-          <w:sz w:val="28"/>
-          <w:szCs w:val="28"/>
-        </w:rPr>
-        <w:t>hard</w:t>
-      </w:r>
-      <w:proofErr w:type="spellEnd"/>
-      <w:r>
-        <w:rPr>
-          <w:sz w:val="28"/>
-          <w:szCs w:val="28"/>
-        </w:rPr>
-        <w:t xml:space="preserve">. Khi số lượng khách hàng tăng, số phương án định tuyến tăng rất nhanh theo cấp số nhân. Vì vậy, trong thực tế người ta thường kết hợp giữa mô hình tối ưu, </w:t>
-      </w:r>
-      <w:proofErr w:type="spellStart"/>
-      <w:r>
-        <w:rPr>
-          <w:sz w:val="28"/>
-          <w:szCs w:val="28"/>
-        </w:rPr>
-        <w:t>heuristic</w:t>
-      </w:r>
-      <w:proofErr w:type="spellEnd"/>
-      <w:r>
-        <w:rPr>
-          <w:sz w:val="28"/>
-          <w:szCs w:val="28"/>
-        </w:rPr>
-        <w:t xml:space="preserve">, </w:t>
-      </w:r>
-      <w:proofErr w:type="spellStart"/>
-      <w:r>
-        <w:rPr>
-          <w:sz w:val="28"/>
-          <w:szCs w:val="28"/>
-        </w:rPr>
-        <w:t>metaheuristic</w:t>
-      </w:r>
-      <w:proofErr w:type="spellEnd"/>
-      <w:r>
-        <w:rPr>
-          <w:sz w:val="28"/>
-          <w:szCs w:val="28"/>
-        </w:rPr>
-        <w:t xml:space="preserve"> và các thuật toán xấp xỉ để tìm nghiệm tốt trong thời gian chấp nhận được. [4].</w:t>
+        <w:t>VRP là bài toán NP-hard. Khi số lượng khách hàng tăng, số phương án định tuyến tăng rất nhanh theo cấp số nhân. Vì vậy, trong thực tế người ta thường kết hợp giữa mô hình tối ưu, heuristic, metaheuristic và các thuật toán xấp xỉ để tìm nghiệm tốt trong thời gian chấp nhận được. [4].</w:t>
       </w:r>
     </w:p>
     <w:p>
@@ -19370,189 +18923,7 @@
         <w:rPr>
           <w:sz w:val="28"/>
         </w:rPr>
-        <w:t xml:space="preserve">Với một phương tiện, các bài toán liên quan tiêu biểu gồm TSP, </w:t>
-      </w:r>
-      <w:proofErr w:type="spellStart"/>
-      <w:r>
-        <w:rPr>
-          <w:sz w:val="28"/>
-        </w:rPr>
-        <w:t>orienteering</w:t>
-      </w:r>
-      <w:proofErr w:type="spellEnd"/>
-      <w:r>
-        <w:rPr>
-          <w:sz w:val="28"/>
-        </w:rPr>
-        <w:t xml:space="preserve">, </w:t>
-      </w:r>
-      <w:proofErr w:type="spellStart"/>
-      <w:r>
-        <w:rPr>
-          <w:sz w:val="28"/>
-        </w:rPr>
-        <w:t>prize-collecting</w:t>
-      </w:r>
-      <w:proofErr w:type="spellEnd"/>
-      <w:r>
-        <w:rPr>
-          <w:sz w:val="28"/>
-        </w:rPr>
-        <w:t xml:space="preserve"> TSP, TSP </w:t>
-      </w:r>
-      <w:proofErr w:type="spellStart"/>
-      <w:r>
-        <w:rPr>
-          <w:sz w:val="28"/>
-        </w:rPr>
-        <w:t>with</w:t>
-      </w:r>
-      <w:proofErr w:type="spellEnd"/>
-      <w:r>
-        <w:rPr>
-          <w:sz w:val="28"/>
-        </w:rPr>
-        <w:t xml:space="preserve"> </w:t>
-      </w:r>
-      <w:proofErr w:type="spellStart"/>
-      <w:r>
-        <w:rPr>
-          <w:sz w:val="28"/>
-        </w:rPr>
-        <w:t>time</w:t>
-      </w:r>
-      <w:proofErr w:type="spellEnd"/>
-      <w:r>
-        <w:rPr>
-          <w:sz w:val="28"/>
-        </w:rPr>
-        <w:t xml:space="preserve"> </w:t>
-      </w:r>
-      <w:proofErr w:type="spellStart"/>
-      <w:r>
-        <w:rPr>
-          <w:sz w:val="28"/>
-        </w:rPr>
-        <w:t>windows</w:t>
-      </w:r>
-      <w:proofErr w:type="spellEnd"/>
-      <w:r>
-        <w:rPr>
-          <w:sz w:val="28"/>
-        </w:rPr>
-        <w:t xml:space="preserve"> và k-TSP [2], [7], [8], [10]. Với nhiều phương tiện, các biến thể quan trọng gồm </w:t>
-      </w:r>
-      <w:proofErr w:type="spellStart"/>
-      <w:r>
-        <w:rPr>
-          <w:sz w:val="28"/>
-        </w:rPr>
-        <w:t>multiple</w:t>
-      </w:r>
-      <w:proofErr w:type="spellEnd"/>
-      <w:r>
-        <w:rPr>
-          <w:sz w:val="28"/>
-        </w:rPr>
-        <w:t xml:space="preserve"> TSP, </w:t>
-      </w:r>
-      <w:proofErr w:type="spellStart"/>
-      <w:r>
-        <w:rPr>
-          <w:sz w:val="28"/>
-        </w:rPr>
-        <w:t>capacitated</w:t>
-      </w:r>
-      <w:proofErr w:type="spellEnd"/>
-      <w:r>
-        <w:rPr>
-          <w:sz w:val="28"/>
-        </w:rPr>
-        <w:t xml:space="preserve"> VRP, VRP </w:t>
-      </w:r>
-      <w:proofErr w:type="spellStart"/>
-      <w:r>
-        <w:rPr>
-          <w:sz w:val="28"/>
-        </w:rPr>
-        <w:t>with</w:t>
-      </w:r>
-      <w:proofErr w:type="spellEnd"/>
-      <w:r>
-        <w:rPr>
-          <w:sz w:val="28"/>
-        </w:rPr>
-        <w:t xml:space="preserve"> </w:t>
-      </w:r>
-      <w:proofErr w:type="spellStart"/>
-      <w:r>
-        <w:rPr>
-          <w:sz w:val="28"/>
-        </w:rPr>
-        <w:t>time</w:t>
-      </w:r>
-      <w:proofErr w:type="spellEnd"/>
-      <w:r>
-        <w:rPr>
-          <w:sz w:val="28"/>
-        </w:rPr>
-        <w:t xml:space="preserve"> </w:t>
-      </w:r>
-      <w:proofErr w:type="spellStart"/>
-      <w:r>
-        <w:rPr>
-          <w:sz w:val="28"/>
-        </w:rPr>
-        <w:t>windows</w:t>
-      </w:r>
-      <w:proofErr w:type="spellEnd"/>
-      <w:r>
-        <w:rPr>
-          <w:sz w:val="28"/>
-        </w:rPr>
-        <w:t xml:space="preserve"> và </w:t>
-      </w:r>
-      <w:proofErr w:type="spellStart"/>
-      <w:r>
-        <w:rPr>
-          <w:sz w:val="28"/>
-        </w:rPr>
-        <w:t>dial</w:t>
-      </w:r>
-      <w:proofErr w:type="spellEnd"/>
-      <w:r>
-        <w:rPr>
-          <w:sz w:val="28"/>
-        </w:rPr>
-        <w:t>-a-</w:t>
-      </w:r>
-      <w:proofErr w:type="spellStart"/>
-      <w:r>
-        <w:rPr>
-          <w:sz w:val="28"/>
-        </w:rPr>
-        <w:t>ride</w:t>
-      </w:r>
-      <w:proofErr w:type="spellEnd"/>
-      <w:r>
-        <w:rPr>
-          <w:sz w:val="28"/>
-        </w:rPr>
-        <w:t xml:space="preserve"> </w:t>
-      </w:r>
-      <w:proofErr w:type="spellStart"/>
-      <w:r>
-        <w:rPr>
-          <w:sz w:val="28"/>
-        </w:rPr>
-        <w:t>problem</w:t>
-      </w:r>
-      <w:proofErr w:type="spellEnd"/>
-      <w:r>
-        <w:rPr>
-          <w:sz w:val="28"/>
-        </w:rPr>
-        <w:t xml:space="preserve"> [4], [12].</w:t>
+        <w:t>Với một phương tiện, các bài toán liên quan tiêu biểu gồm TSP, orienteering, prize-collecting TSP, TSP with time windows và k-TSP [2], [7], [8], [10]. Với nhiều phương tiện, các biến thể quan trọng gồm multiple TSP, capacitated VRP, VRP with time windows và dial-a-ride problem [4], [12].</w:t>
       </w:r>
     </w:p>
     <w:p>
@@ -19564,91 +18935,7 @@
         <w:rPr>
           <w:sz w:val="28"/>
         </w:rPr>
-        <w:t>Đối với mục tiêu min-</w:t>
-      </w:r>
-      <w:proofErr w:type="spellStart"/>
-      <w:r>
-        <w:rPr>
-          <w:sz w:val="28"/>
-        </w:rPr>
-        <w:t>max</w:t>
-      </w:r>
-      <w:proofErr w:type="spellEnd"/>
-      <w:r>
-        <w:rPr>
-          <w:sz w:val="28"/>
-        </w:rPr>
-        <w:t xml:space="preserve">, bài toán quan trọng là </w:t>
-      </w:r>
-      <w:proofErr w:type="spellStart"/>
-      <w:r>
-        <w:rPr>
-          <w:sz w:val="28"/>
-        </w:rPr>
-        <w:t>Minimum</w:t>
-      </w:r>
-      <w:proofErr w:type="spellEnd"/>
-      <w:r>
-        <w:rPr>
-          <w:sz w:val="28"/>
-        </w:rPr>
-        <w:t>/Min-</w:t>
-      </w:r>
-      <w:proofErr w:type="spellStart"/>
-      <w:r>
-        <w:rPr>
-          <w:sz w:val="28"/>
-        </w:rPr>
-        <w:t>Max</w:t>
-      </w:r>
-      <w:proofErr w:type="spellEnd"/>
-      <w:r>
-        <w:rPr>
-          <w:sz w:val="28"/>
-        </w:rPr>
-        <w:t xml:space="preserve"> </w:t>
-      </w:r>
-      <w:proofErr w:type="spellStart"/>
-      <w:r>
-        <w:rPr>
-          <w:sz w:val="28"/>
-        </w:rPr>
-        <w:t>Vehicle</w:t>
-      </w:r>
-      <w:proofErr w:type="spellEnd"/>
-      <w:r>
-        <w:rPr>
-          <w:sz w:val="28"/>
-        </w:rPr>
-        <w:t xml:space="preserve"> </w:t>
-      </w:r>
-      <w:proofErr w:type="spellStart"/>
-      <w:r>
-        <w:rPr>
-          <w:sz w:val="28"/>
-        </w:rPr>
-        <w:t>Routing</w:t>
-      </w:r>
-      <w:proofErr w:type="spellEnd"/>
-      <w:r>
-        <w:rPr>
-          <w:sz w:val="28"/>
-        </w:rPr>
-        <w:t xml:space="preserve"> </w:t>
-      </w:r>
-      <w:proofErr w:type="spellStart"/>
-      <w:r>
-        <w:rPr>
-          <w:sz w:val="28"/>
-        </w:rPr>
-        <w:t>Problem</w:t>
-      </w:r>
-      <w:proofErr w:type="spellEnd"/>
-      <w:r>
-        <w:rPr>
-          <w:sz w:val="28"/>
-        </w:rPr>
-        <w:t>, trong đó ta không tối thiểu hóa tổng chi phí mà tối thiểu hóa tuyến dài nhất của đội xe. Tư tưởng này gần với VRPCC vì cả hai đều quan tâm đến việc cân bằng tải giữa các phương tiện [11].</w:t>
+        <w:t>Đối với mục tiêu min-max, bài toán quan trọng là Minimum/Min-Max Vehicle Routing Problem, trong đó ta không tối thiểu hóa tổng chi phí mà tối thiểu hóa tuyến dài nhất của đội xe. Tư tưởng này gần với VRPCC vì cả hai đều quan tâm đến việc cân bằng tải giữa các phương tiện [11].</w:t>
       </w:r>
     </w:p>
     <w:p>
@@ -19680,47 +18967,7 @@
         </w:rPr>
       </w:pPr>
       <w:r>
-        <w:t>Đối với nhiều phương tiện(</w:t>
-      </w:r>
-      <w:proofErr w:type="spellStart"/>
-      <w:r>
-        <w:t>Multipe</w:t>
-      </w:r>
-      <w:proofErr w:type="spellEnd"/>
-      <w:r>
-        <w:t>–</w:t>
-      </w:r>
-      <w:proofErr w:type="spellStart"/>
-      <w:r>
-        <w:t>vehicle</w:t>
-      </w:r>
-      <w:proofErr w:type="spellEnd"/>
-      <w:r>
-        <w:t xml:space="preserve"> </w:t>
-      </w:r>
-      <w:proofErr w:type="spellStart"/>
-      <w:r>
-        <w:t>VRPs</w:t>
-      </w:r>
-      <w:proofErr w:type="spellEnd"/>
-      <w:r>
-        <w:t xml:space="preserve">): Bài toán nhiều TSP, VRP có giới hạn sức chứa, VRP với khung thời gian và bài toán gọi xe( </w:t>
-      </w:r>
-      <w:proofErr w:type="spellStart"/>
-      <w:r>
-        <w:t>dial</w:t>
-      </w:r>
-      <w:proofErr w:type="spellEnd"/>
-      <w:r>
-        <w:t>-a-</w:t>
-      </w:r>
-      <w:proofErr w:type="spellStart"/>
-      <w:r>
-        <w:t>ride</w:t>
-      </w:r>
-      <w:proofErr w:type="spellEnd"/>
-      <w:r>
-        <w:t>) [4], [12].</w:t>
+        <w:t>Đối với nhiều phương tiện(Multipe–vehicle VRPs): Bài toán nhiều TSP, VRP có giới hạn sức chứa, VRP với khung thời gian và bài toán gọi xe( dial-a-ride) [4], [12].</w:t>
       </w:r>
     </w:p>
     <w:p>
@@ -19774,49 +19021,7 @@
         <w:rPr>
           <w:lang w:val="vi-VN"/>
         </w:rPr>
-        <w:t>1.4.1 TSP (</w:t>
-      </w:r>
-      <w:proofErr w:type="spellStart"/>
-      <w:r>
-        <w:rPr>
-          <w:lang w:val="vi-VN"/>
-        </w:rPr>
-        <w:t>Traveling</w:t>
-      </w:r>
-      <w:proofErr w:type="spellEnd"/>
-      <w:r>
-        <w:rPr>
-          <w:lang w:val="vi-VN"/>
-        </w:rPr>
-        <w:t xml:space="preserve"> </w:t>
-      </w:r>
-      <w:proofErr w:type="spellStart"/>
-      <w:r>
-        <w:rPr>
-          <w:lang w:val="vi-VN"/>
-        </w:rPr>
-        <w:t>Salesman</w:t>
-      </w:r>
-      <w:proofErr w:type="spellEnd"/>
-      <w:r>
-        <w:rPr>
-          <w:lang w:val="vi-VN"/>
-        </w:rPr>
-        <w:t xml:space="preserve"> </w:t>
-      </w:r>
-      <w:proofErr w:type="spellStart"/>
-      <w:r>
-        <w:rPr>
-          <w:lang w:val="vi-VN"/>
-        </w:rPr>
-        <w:t>Problem</w:t>
-      </w:r>
-      <w:proofErr w:type="spellEnd"/>
-      <w:r>
-        <w:rPr>
-          <w:lang w:val="vi-VN"/>
-        </w:rPr>
-        <w:t>)</w:t>
+        <w:t>1.4.1 TSP (Traveling Salesman Problem)</w:t>
       </w:r>
       <w:bookmarkEnd w:id="14"/>
     </w:p>
@@ -19828,31 +19033,7 @@
         </w:rPr>
       </w:pPr>
       <w:r>
-        <w:t>- TSP (</w:t>
-      </w:r>
-      <w:proofErr w:type="spellStart"/>
-      <w:r>
-        <w:t>Traveling</w:t>
-      </w:r>
-      <w:proofErr w:type="spellEnd"/>
-      <w:r>
-        <w:t xml:space="preserve"> </w:t>
-      </w:r>
-      <w:proofErr w:type="spellStart"/>
-      <w:r>
-        <w:t>Salesman</w:t>
-      </w:r>
-      <w:proofErr w:type="spellEnd"/>
-      <w:r>
-        <w:t xml:space="preserve"> </w:t>
-      </w:r>
-      <w:proofErr w:type="spellStart"/>
-      <w:r>
-        <w:t>Problem</w:t>
-      </w:r>
-      <w:proofErr w:type="spellEnd"/>
-      <w:r>
-        <w:t xml:space="preserve"> - Bài toán người chào hàng) là bài toán tìm chu trình ngắn nhất đi qua tất cả các thành phố đúng một lần rồi quay lại điểm xuất phát. [4].</w:t>
+        <w:t>- TSP (Traveling Salesman Problem - Bài toán người chào hàng) là bài toán tìm chu trình ngắn nhất đi qua tất cả các thành phố đúng một lần rồi quay lại điểm xuất phát. [4].</w:t>
       </w:r>
     </w:p>
     <w:p>
@@ -19862,7 +19043,6 @@
           <w:lang w:val="vi-VN"/>
         </w:rPr>
       </w:pPr>
-      <w:proofErr w:type="spellStart"/>
       <w:r>
         <w:rPr>
           <w:i/>
@@ -19870,413 +19050,205 @@
           <w:lang w:val="en-US"/>
         </w:rPr>
         <w:lastRenderedPageBreak/>
-        <w:t>Ví</w:t>
-      </w:r>
-      <w:proofErr w:type="spellEnd"/>
+        <w:t xml:space="preserve">Ví dụ </w:t>
+      </w:r>
+      <w:r>
+        <w:rPr>
+          <w:lang w:val="en-US"/>
+        </w:rPr>
+        <w:t xml:space="preserve">: </w:t>
+      </w:r>
+      <w:r>
+        <w:rPr>
+          <w:lang w:val="vi-VN"/>
+        </w:rPr>
+        <w:t>Một nhân viên giao hàng cần giao hàng đến 5 cửa hàng trong thành phố và quay lại kho. Anh ta muốn tìm tuyến đường ngắn nhất đi qua cả 5 cửa hàng.</w:t>
+      </w:r>
+    </w:p>
+    <w:p>
+      <w:pPr>
+        <w:pStyle w:val="Heading3"/>
+        <w:ind w:firstLine="567"/>
+        <w:rPr>
+          <w:lang w:val="vi-VN"/>
+        </w:rPr>
+      </w:pPr>
+      <w:bookmarkStart w:id="15" w:name="_Toc227100807"/>
+      <w:r>
+        <w:rPr>
+          <w:lang w:val="vi-VN"/>
+        </w:rPr>
+        <w:t>1.4.2 Orienteering</w:t>
+      </w:r>
+      <w:bookmarkEnd w:id="15"/>
+      <w:r>
+        <w:rPr>
+          <w:lang w:val="vi-VN"/>
+        </w:rPr>
+        <w:t xml:space="preserve"> </w:t>
+      </w:r>
+    </w:p>
+    <w:p>
+      <w:pPr>
+        <w:pStyle w:val="BodyText"/>
+        <w:ind w:firstLine="567"/>
+        <w:rPr>
+          <w:lang w:val="en-US"/>
+        </w:rPr>
+      </w:pPr>
+      <w:r>
+        <w:t>- Orienteering Problem (OP) - Bài toán Định hướng là một bài toán tối ưu trong đó: [10].</w:t>
+      </w:r>
+    </w:p>
+    <w:p>
+      <w:pPr>
+        <w:pStyle w:val="BodyText"/>
+        <w:ind w:firstLine="0"/>
+        <w:rPr>
+          <w:lang w:val="en-US"/>
+        </w:rPr>
+      </w:pPr>
+      <w:r>
+        <w:rPr>
+          <w:lang w:val="vi-VN"/>
+        </w:rPr>
+        <w:t>+ Có một điểm xuất phát (và thường là điểm kết thúc)</w:t>
+      </w:r>
+    </w:p>
+    <w:p>
+      <w:pPr>
+        <w:pStyle w:val="BodyText"/>
+        <w:ind w:firstLine="0"/>
+        <w:rPr>
+          <w:lang w:val="en-US"/>
+        </w:rPr>
+      </w:pPr>
+      <w:r>
+        <w:rPr>
+          <w:lang w:val="vi-VN"/>
+        </w:rPr>
+        <w:t>+ Có một tập các điểm (mỗi điểm có “giá trị” hoặc “phần thưởng”)</w:t>
+      </w:r>
+    </w:p>
+    <w:p>
+      <w:pPr>
+        <w:pStyle w:val="BodyText"/>
+        <w:ind w:firstLine="0"/>
+        <w:rPr>
+          <w:lang w:val="en-US"/>
+        </w:rPr>
+      </w:pPr>
+      <w:r>
+        <w:rPr>
+          <w:lang w:val="vi-VN"/>
+        </w:rPr>
+        <w:t>+ Có một ngân sách chi phí tối đa (quãng đường hoặc thời gian)</w:t>
+      </w:r>
+    </w:p>
+    <w:p>
+      <w:pPr>
+        <w:pStyle w:val="BodyText"/>
+        <w:rPr>
+          <w:lang w:val="en-US"/>
+        </w:rPr>
+      </w:pPr>
+      <w:r>
+        <w:t>Mục tiêu là: Tối đa hóa tổng giá trị thu được, trong khi tổng chi phí của tuyến đường không vượt quá ngân sách cho trước. [10].</w:t>
+      </w:r>
+    </w:p>
+    <w:p>
+      <w:pPr>
+        <w:pStyle w:val="BodyText"/>
+        <w:rPr>
+          <w:lang w:val="en-US"/>
+        </w:rPr>
+      </w:pPr>
       <w:r>
         <w:rPr>
           <w:i/>
           <w:iCs/>
           <w:lang w:val="en-US"/>
         </w:rPr>
-        <w:t xml:space="preserve"> </w:t>
-      </w:r>
-      <w:proofErr w:type="gramStart"/>
+        <w:t xml:space="preserve">Ví dụ </w:t>
+      </w:r>
+      <w:r>
+        <w:rPr>
+          <w:lang w:val="en-US"/>
+        </w:rPr>
+        <w:t xml:space="preserve">: </w:t>
+      </w:r>
+      <w:r>
+        <w:rPr>
+          <w:lang w:val="vi-VN"/>
+        </w:rPr>
+        <w:t>Một du khách chỉ có 6 giờ tham quan, muốn ghé được nhiều điểm du lịch nhất trong thời gian đó.</w:t>
+      </w:r>
+    </w:p>
+    <w:p>
+      <w:pPr>
+        <w:pStyle w:val="BodyText"/>
+        <w:rPr>
+          <w:lang w:val="en-US"/>
+        </w:rPr>
+      </w:pPr>
+      <w:r>
+        <w:t>Mặc dù mục tiêu giảm tổng chi phí rất phổ biến, nhưng khi vận hành một hệ thống nhiều phương tiện, một mục tiêu mang tính tự nhiên và thiết thực khác là tối thiểu hóa makespan . [11].</w:t>
+      </w:r>
+    </w:p>
+    <w:p>
+      <w:pPr>
+        <w:pStyle w:val="Heading3"/>
+        <w:ind w:firstLine="567"/>
+        <w:rPr>
+          <w:lang w:val="vi-VN"/>
+        </w:rPr>
+      </w:pPr>
+      <w:bookmarkStart w:id="16" w:name="_Toc227100808"/>
+      <w:r>
+        <w:rPr>
+          <w:lang w:val="vi-VN"/>
+        </w:rPr>
+        <w:t>1.4.3 Min-Max Vehicle Routing Problem (MMVRP)</w:t>
+      </w:r>
+      <w:bookmarkEnd w:id="16"/>
+    </w:p>
+    <w:p>
+      <w:pPr>
+        <w:pStyle w:val="BodyText"/>
+        <w:rPr>
+          <w:lang w:val="en-US"/>
+        </w:rPr>
+      </w:pPr>
+      <w:r>
+        <w:t>Min-Max Vehicle Routing Problem (MMVRP) – bài toán Bao phủ là một biến thể của VRP trong đó: Có nhiều xe xuất phát từ kho.Mỗi khách hàng được phục vụ đúng một lần. Mỗi xe đi một tuyến và quay về kho [11].</w:t>
+      </w:r>
+    </w:p>
+    <w:p>
+      <w:pPr>
+        <w:pStyle w:val="BodyText"/>
+        <w:rPr>
+          <w:lang w:val="en-US"/>
+        </w:rPr>
+      </w:pPr>
+      <w:r>
+        <w:t>Mục tiêu là tối thiểu hóa quãng đường dài nhất trong các xe (makespan) [11].</w:t>
+      </w:r>
+    </w:p>
+    <w:p>
+      <w:pPr>
+        <w:pStyle w:val="BodyText"/>
+        <w:rPr>
+          <w:lang w:val="en-US"/>
+        </w:rPr>
+      </w:pPr>
       <w:r>
         <w:rPr>
           <w:i/>
           <w:iCs/>
           <w:lang w:val="en-US"/>
         </w:rPr>
-        <w:t xml:space="preserve">dụ </w:t>
-      </w:r>
-      <w:r>
-        <w:rPr>
-          <w:lang w:val="en-US"/>
-        </w:rPr>
-        <w:t>:</w:t>
-      </w:r>
-      <w:proofErr w:type="gramEnd"/>
-      <w:r>
-        <w:rPr>
-          <w:lang w:val="en-US"/>
-        </w:rPr>
-        <w:t xml:space="preserve"> </w:t>
-      </w:r>
-      <w:r>
-        <w:rPr>
-          <w:lang w:val="vi-VN"/>
-        </w:rPr>
-        <w:t>Một nhân viên giao hàng cần giao hàng đến 5 cửa hàng trong thành phố và quay lại kho. Anh ta muốn tìm tuyến đường ngắn nhất đi qua cả 5 cửa hàng.</w:t>
-      </w:r>
-    </w:p>
-    <w:p>
-      <w:pPr>
-        <w:pStyle w:val="Heading3"/>
-        <w:ind w:firstLine="567"/>
-        <w:rPr>
-          <w:lang w:val="vi-VN"/>
-        </w:rPr>
-      </w:pPr>
-      <w:bookmarkStart w:id="15" w:name="_Toc227100807"/>
-      <w:r>
-        <w:rPr>
-          <w:lang w:val="vi-VN"/>
-        </w:rPr>
-        <w:t xml:space="preserve">1.4.2 </w:t>
-      </w:r>
-      <w:proofErr w:type="spellStart"/>
-      <w:r>
-        <w:rPr>
-          <w:lang w:val="vi-VN"/>
-        </w:rPr>
-        <w:t>Orienteering</w:t>
-      </w:r>
-      <w:bookmarkEnd w:id="15"/>
-      <w:proofErr w:type="spellEnd"/>
-      <w:r>
-        <w:rPr>
-          <w:lang w:val="vi-VN"/>
-        </w:rPr>
-        <w:t xml:space="preserve"> </w:t>
-      </w:r>
-    </w:p>
-    <w:p>
-      <w:pPr>
-        <w:pStyle w:val="BodyText"/>
-        <w:ind w:firstLine="567"/>
-        <w:rPr>
-          <w:lang w:val="en-US"/>
-        </w:rPr>
-      </w:pPr>
-      <w:r>
-        <w:t xml:space="preserve">- </w:t>
-      </w:r>
-      <w:proofErr w:type="spellStart"/>
-      <w:r>
-        <w:t>Orienteering</w:t>
-      </w:r>
-      <w:proofErr w:type="spellEnd"/>
-      <w:r>
-        <w:t xml:space="preserve"> </w:t>
-      </w:r>
-      <w:proofErr w:type="spellStart"/>
-      <w:r>
-        <w:t>Problem</w:t>
-      </w:r>
-      <w:proofErr w:type="spellEnd"/>
-      <w:r>
-        <w:t xml:space="preserve"> (OP) - Bài toán Định hướng là một bài toán tối ưu trong đó: [10].</w:t>
-      </w:r>
-    </w:p>
-    <w:p>
-      <w:pPr>
-        <w:pStyle w:val="BodyText"/>
-        <w:ind w:firstLine="0"/>
-        <w:rPr>
-          <w:lang w:val="en-US"/>
-        </w:rPr>
-      </w:pPr>
-      <w:r>
-        <w:rPr>
-          <w:lang w:val="vi-VN"/>
-        </w:rPr>
-        <w:t>+ Có một điểm xuất phát (và thường là điểm kết thúc)</w:t>
-      </w:r>
-    </w:p>
-    <w:p>
-      <w:pPr>
-        <w:pStyle w:val="BodyText"/>
-        <w:ind w:firstLine="0"/>
-        <w:rPr>
-          <w:lang w:val="en-US"/>
-        </w:rPr>
-      </w:pPr>
-      <w:r>
-        <w:rPr>
-          <w:lang w:val="vi-VN"/>
-        </w:rPr>
-        <w:t>+ Có một tập các điểm (mỗi điểm có “giá trị” hoặc “phần thưởng”)</w:t>
-      </w:r>
-    </w:p>
-    <w:p>
-      <w:pPr>
-        <w:pStyle w:val="BodyText"/>
-        <w:ind w:firstLine="0"/>
-        <w:rPr>
-          <w:lang w:val="en-US"/>
-        </w:rPr>
-      </w:pPr>
-      <w:r>
-        <w:rPr>
-          <w:lang w:val="vi-VN"/>
-        </w:rPr>
-        <w:t>+ Có một ngân sách chi phí tối đa (quãng đường hoặc thời gian)</w:t>
-      </w:r>
-    </w:p>
-    <w:p>
-      <w:pPr>
-        <w:pStyle w:val="BodyText"/>
-        <w:rPr>
-          <w:lang w:val="en-US"/>
-        </w:rPr>
-      </w:pPr>
-      <w:r>
-        <w:t>Mục tiêu là: Tối đa hóa tổng giá trị thu được, trong khi tổng chi phí của tuyến đường không vượt quá ngân sách cho trước. [10].</w:t>
-      </w:r>
-    </w:p>
-    <w:p>
-      <w:pPr>
-        <w:pStyle w:val="BodyText"/>
-        <w:rPr>
-          <w:lang w:val="en-US"/>
-        </w:rPr>
-      </w:pPr>
-      <w:proofErr w:type="spellStart"/>
-      <w:r>
-        <w:rPr>
-          <w:i/>
-          <w:iCs/>
-          <w:lang w:val="en-US"/>
-        </w:rPr>
-        <w:t>Ví</w:t>
-      </w:r>
-      <w:proofErr w:type="spellEnd"/>
-      <w:r>
-        <w:rPr>
-          <w:i/>
-          <w:iCs/>
-          <w:lang w:val="en-US"/>
-        </w:rPr>
-        <w:t xml:space="preserve"> </w:t>
-      </w:r>
-      <w:proofErr w:type="gramStart"/>
-      <w:r>
-        <w:rPr>
-          <w:i/>
-          <w:iCs/>
-          <w:lang w:val="en-US"/>
-        </w:rPr>
-        <w:t xml:space="preserve">dụ </w:t>
-      </w:r>
-      <w:r>
-        <w:rPr>
-          <w:lang w:val="en-US"/>
-        </w:rPr>
-        <w:t>:</w:t>
-      </w:r>
-      <w:proofErr w:type="gramEnd"/>
-      <w:r>
-        <w:rPr>
-          <w:lang w:val="en-US"/>
-        </w:rPr>
-        <w:t xml:space="preserve"> </w:t>
-      </w:r>
-      <w:r>
-        <w:rPr>
-          <w:lang w:val="vi-VN"/>
-        </w:rPr>
-        <w:t>Một du khách chỉ có 6 giờ tham quan, muốn ghé được nhiều điểm du lịch nhất trong thời gian đó.</w:t>
-      </w:r>
-    </w:p>
-    <w:p>
-      <w:pPr>
-        <w:pStyle w:val="BodyText"/>
-        <w:rPr>
-          <w:lang w:val="en-US"/>
-        </w:rPr>
-      </w:pPr>
-      <w:r>
-        <w:t xml:space="preserve">Mặc dù mục tiêu giảm tổng chi phí rất phổ biến, nhưng khi vận hành một hệ thống nhiều phương tiện, một mục tiêu mang tính tự nhiên và thiết thực khác là tối thiểu hóa </w:t>
-      </w:r>
-      <w:proofErr w:type="spellStart"/>
-      <w:r>
-        <w:t>makespan</w:t>
-      </w:r>
-      <w:proofErr w:type="spellEnd"/>
-      <w:r>
-        <w:t xml:space="preserve"> . [11].</w:t>
-      </w:r>
-    </w:p>
-    <w:p>
-      <w:pPr>
-        <w:pStyle w:val="Heading3"/>
-        <w:ind w:firstLine="567"/>
-        <w:rPr>
-          <w:lang w:val="vi-VN"/>
-        </w:rPr>
-      </w:pPr>
-      <w:bookmarkStart w:id="16" w:name="_Toc227100808"/>
-      <w:r>
-        <w:rPr>
-          <w:lang w:val="vi-VN"/>
-        </w:rPr>
-        <w:t>1.4.3 Min-</w:t>
-      </w:r>
-      <w:proofErr w:type="spellStart"/>
-      <w:r>
-        <w:rPr>
-          <w:lang w:val="vi-VN"/>
-        </w:rPr>
-        <w:t>Max</w:t>
-      </w:r>
-      <w:proofErr w:type="spellEnd"/>
-      <w:r>
-        <w:rPr>
-          <w:lang w:val="vi-VN"/>
-        </w:rPr>
-        <w:t xml:space="preserve"> </w:t>
-      </w:r>
-      <w:proofErr w:type="spellStart"/>
-      <w:r>
-        <w:rPr>
-          <w:lang w:val="vi-VN"/>
-        </w:rPr>
-        <w:t>Vehicle</w:t>
-      </w:r>
-      <w:proofErr w:type="spellEnd"/>
-      <w:r>
-        <w:rPr>
-          <w:lang w:val="vi-VN"/>
-        </w:rPr>
-        <w:t xml:space="preserve"> </w:t>
-      </w:r>
-      <w:proofErr w:type="spellStart"/>
-      <w:r>
-        <w:rPr>
-          <w:lang w:val="vi-VN"/>
-        </w:rPr>
-        <w:t>Routing</w:t>
-      </w:r>
-      <w:proofErr w:type="spellEnd"/>
-      <w:r>
-        <w:rPr>
-          <w:lang w:val="vi-VN"/>
-        </w:rPr>
-        <w:t xml:space="preserve"> </w:t>
-      </w:r>
-      <w:proofErr w:type="spellStart"/>
-      <w:r>
-        <w:rPr>
-          <w:lang w:val="vi-VN"/>
-        </w:rPr>
-        <w:t>Problem</w:t>
-      </w:r>
-      <w:proofErr w:type="spellEnd"/>
-      <w:r>
-        <w:rPr>
-          <w:lang w:val="vi-VN"/>
-        </w:rPr>
-        <w:t xml:space="preserve"> (MMVRP)</w:t>
-      </w:r>
-      <w:bookmarkEnd w:id="16"/>
-    </w:p>
-    <w:p>
-      <w:pPr>
-        <w:pStyle w:val="BodyText"/>
-        <w:rPr>
-          <w:lang w:val="en-US"/>
-        </w:rPr>
-      </w:pPr>
-      <w:r>
-        <w:t>Min-</w:t>
-      </w:r>
-      <w:proofErr w:type="spellStart"/>
-      <w:r>
-        <w:t>Max</w:t>
-      </w:r>
-      <w:proofErr w:type="spellEnd"/>
-      <w:r>
-        <w:t xml:space="preserve"> </w:t>
-      </w:r>
-      <w:proofErr w:type="spellStart"/>
-      <w:r>
-        <w:t>Vehicle</w:t>
-      </w:r>
-      <w:proofErr w:type="spellEnd"/>
-      <w:r>
-        <w:t xml:space="preserve"> </w:t>
-      </w:r>
-      <w:proofErr w:type="spellStart"/>
-      <w:r>
-        <w:t>Routing</w:t>
-      </w:r>
-      <w:proofErr w:type="spellEnd"/>
-      <w:r>
-        <w:t xml:space="preserve"> </w:t>
-      </w:r>
-      <w:proofErr w:type="spellStart"/>
-      <w:r>
-        <w:t>Problem</w:t>
-      </w:r>
-      <w:proofErr w:type="spellEnd"/>
-      <w:r>
-        <w:t xml:space="preserve"> (MMVRP) – bài toán Bao phủ là một biến thể của VRP trong đó: Có nhiều xe xuất phát từ </w:t>
-      </w:r>
-      <w:proofErr w:type="spellStart"/>
-      <w:r>
-        <w:t>kho.Mỗi</w:t>
-      </w:r>
-      <w:proofErr w:type="spellEnd"/>
-      <w:r>
-        <w:t xml:space="preserve"> khách hàng được phục vụ đúng một lần. Mỗi xe đi một tuyến và quay về kho [11].</w:t>
-      </w:r>
-    </w:p>
-    <w:p>
-      <w:pPr>
-        <w:pStyle w:val="BodyText"/>
-        <w:rPr>
-          <w:lang w:val="en-US"/>
-        </w:rPr>
-      </w:pPr>
-      <w:r>
-        <w:t>Mục tiêu là tối thiểu hóa quãng đường dài nhất trong các xe (</w:t>
-      </w:r>
-      <w:proofErr w:type="spellStart"/>
-      <w:r>
-        <w:t>makespan</w:t>
-      </w:r>
-      <w:proofErr w:type="spellEnd"/>
-      <w:r>
-        <w:t>) [11].</w:t>
-      </w:r>
-    </w:p>
-    <w:p>
-      <w:pPr>
-        <w:pStyle w:val="BodyText"/>
-        <w:rPr>
-          <w:lang w:val="en-US"/>
-        </w:rPr>
-      </w:pPr>
-      <w:proofErr w:type="spellStart"/>
-      <w:r>
-        <w:rPr>
-          <w:i/>
-          <w:iCs/>
-          <w:lang w:val="en-US"/>
-        </w:rPr>
-        <w:t>Ví</w:t>
-      </w:r>
-      <w:proofErr w:type="spellEnd"/>
-      <w:r>
-        <w:rPr>
-          <w:i/>
-          <w:iCs/>
-          <w:lang w:val="en-US"/>
-        </w:rPr>
-        <w:t xml:space="preserve"> </w:t>
-      </w:r>
-      <w:proofErr w:type="spellStart"/>
-      <w:proofErr w:type="gramStart"/>
-      <w:r>
-        <w:rPr>
-          <w:i/>
-          <w:iCs/>
-          <w:lang w:val="en-US"/>
-        </w:rPr>
-        <w:t>dụ</w:t>
-      </w:r>
-      <w:proofErr w:type="spellEnd"/>
+        <w:t>Ví dụ</w:t>
+      </w:r>
       <w:r>
         <w:rPr>
           <w:b/>
@@ -20291,14 +19263,7 @@
         <w:rPr>
           <w:lang w:val="en-US"/>
         </w:rPr>
-        <w:t>:</w:t>
-      </w:r>
-      <w:proofErr w:type="gramEnd"/>
-      <w:r>
-        <w:rPr>
-          <w:lang w:val="en-US"/>
-        </w:rPr>
-        <w:t xml:space="preserve"> </w:t>
+        <w:t xml:space="preserve">: </w:t>
       </w:r>
       <w:r>
         <w:rPr>
@@ -20330,64 +19295,20 @@
         <w:rPr>
           <w:lang w:val="vi-VN"/>
         </w:rPr>
-        <w:t xml:space="preserve">Xe 1 đi 60 </w:t>
-      </w:r>
-      <w:proofErr w:type="spellStart"/>
+        <w:t>Xe 1 đi 60 km</w:t>
+      </w:r>
+      <w:r>
+        <w:rPr>
+          <w:lang w:val="en-US"/>
+        </w:rPr>
+        <w:t>, x</w:t>
+      </w:r>
       <w:r>
         <w:rPr>
           <w:lang w:val="vi-VN"/>
         </w:rPr>
-        <w:t>km</w:t>
-      </w:r>
-      <w:proofErr w:type="spellEnd"/>
-      <w:r>
-        <w:rPr>
-          <w:lang w:val="en-US"/>
-        </w:rPr>
-        <w:t>, x</w:t>
-      </w:r>
-      <w:r>
-        <w:rPr>
-          <w:lang w:val="vi-VN"/>
-        </w:rPr>
-        <w:t xml:space="preserve">e 2 đi 20 </w:t>
-      </w:r>
-      <w:proofErr w:type="spellStart"/>
-      <w:r>
-        <w:rPr>
-          <w:lang w:val="vi-VN"/>
-        </w:rPr>
-        <w:t>km</w:t>
-      </w:r>
-      <w:proofErr w:type="spellEnd"/>
-      <w:r>
-        <w:rPr>
-          <w:lang w:val="vi-VN"/>
-        </w:rPr>
-        <w:t xml:space="preserve">→ </w:t>
-      </w:r>
-      <w:proofErr w:type="spellStart"/>
-      <w:r>
-        <w:rPr>
-          <w:lang w:val="vi-VN"/>
-        </w:rPr>
-        <w:t>Makespan</w:t>
-      </w:r>
-      <w:proofErr w:type="spellEnd"/>
-      <w:r>
-        <w:rPr>
-          <w:lang w:val="vi-VN"/>
-        </w:rPr>
-        <w:t xml:space="preserve"> = 60 </w:t>
-      </w:r>
-      <w:proofErr w:type="spellStart"/>
-      <w:r>
-        <w:rPr>
-          <w:lang w:val="vi-VN"/>
-        </w:rPr>
-        <w:t>km</w:t>
-      </w:r>
-      <w:proofErr w:type="spellEnd"/>
+        <w:t>e 2 đi 20 km→ Makespan = 60 km</w:t>
+      </w:r>
     </w:p>
     <w:p>
       <w:pPr>
@@ -20412,64 +19333,20 @@
         <w:rPr>
           <w:lang w:val="vi-VN"/>
         </w:rPr>
-        <w:t xml:space="preserve">Xe 1 đi 40 </w:t>
-      </w:r>
-      <w:proofErr w:type="spellStart"/>
+        <w:t>Xe 1 đi 40 km</w:t>
+      </w:r>
+      <w:r>
+        <w:rPr>
+          <w:lang w:val="en-US"/>
+        </w:rPr>
+        <w:t>, x</w:t>
+      </w:r>
       <w:r>
         <w:rPr>
           <w:lang w:val="vi-VN"/>
         </w:rPr>
-        <w:t>km</w:t>
-      </w:r>
-      <w:proofErr w:type="spellEnd"/>
-      <w:r>
-        <w:rPr>
-          <w:lang w:val="en-US"/>
-        </w:rPr>
-        <w:t>, x</w:t>
-      </w:r>
-      <w:r>
-        <w:rPr>
-          <w:lang w:val="vi-VN"/>
-        </w:rPr>
-        <w:t xml:space="preserve">e 2 đi 38 </w:t>
-      </w:r>
-      <w:proofErr w:type="spellStart"/>
-      <w:r>
-        <w:rPr>
-          <w:lang w:val="vi-VN"/>
-        </w:rPr>
-        <w:t>km</w:t>
-      </w:r>
-      <w:proofErr w:type="spellEnd"/>
-      <w:r>
-        <w:rPr>
-          <w:lang w:val="vi-VN"/>
-        </w:rPr>
-        <w:t xml:space="preserve">→ </w:t>
-      </w:r>
-      <w:proofErr w:type="spellStart"/>
-      <w:r>
-        <w:rPr>
-          <w:lang w:val="vi-VN"/>
-        </w:rPr>
-        <w:t>Makespan</w:t>
-      </w:r>
-      <w:proofErr w:type="spellEnd"/>
-      <w:r>
-        <w:rPr>
-          <w:lang w:val="vi-VN"/>
-        </w:rPr>
-        <w:t xml:space="preserve"> = 40 </w:t>
-      </w:r>
-      <w:proofErr w:type="spellStart"/>
-      <w:r>
-        <w:rPr>
-          <w:lang w:val="vi-VN"/>
-        </w:rPr>
-        <w:t>km</w:t>
-      </w:r>
-      <w:proofErr w:type="spellEnd"/>
+        <w:t>e 2 đi 38 km→ Makespan = 40 km</w:t>
+      </w:r>
     </w:p>
     <w:p>
       <w:pPr>
@@ -20561,23 +19438,7 @@
           <w:sz w:val="28"/>
           <w:szCs w:val="28"/>
         </w:rPr>
-        <w:t xml:space="preserve">VRPCC là biến thể của VRP trong đó mỗi phương tiện chỉ được phục vụ một tập con khách hàng phù hợp. Trong bài báo được phân tích, ràng buộc tương thích chủ yếu là tương thích xe – khách: với mỗi xe k tồn tại tập </w:t>
-      </w:r>
-      <w:proofErr w:type="spellStart"/>
-      <w:r>
-        <w:rPr>
-          <w:sz w:val="28"/>
-          <w:szCs w:val="28"/>
-        </w:rPr>
-        <w:t>V_k</w:t>
-      </w:r>
-      <w:proofErr w:type="spellEnd"/>
-      <w:r>
-        <w:rPr>
-          <w:sz w:val="28"/>
-          <w:szCs w:val="28"/>
-        </w:rPr>
-        <w:t xml:space="preserve"> gồm những khách mà xe đó có thể phục vụ. [2].</w:t>
+        <w:t>VRPCC là biến thể của VRP trong đó mỗi phương tiện chỉ được phục vụ một tập con khách hàng phù hợp. Trong bài báo được phân tích, ràng buộc tương thích chủ yếu là tương thích xe – khách: với mỗi xe k tồn tại tập V_k gồm những khách mà xe đó có thể phục vụ. [2].</w:t>
       </w:r>
     </w:p>
     <w:p>
@@ -20620,39 +19481,7 @@
           <w:sz w:val="28"/>
           <w:szCs w:val="28"/>
         </w:rPr>
-        <w:t xml:space="preserve">VRPCC có nguồn gốc từ bài toán định tuyến phương tiện cổ điển (VRP). Từ mô hình VRP ban đầu của </w:t>
-      </w:r>
-      <w:proofErr w:type="spellStart"/>
-      <w:r>
-        <w:rPr>
-          <w:sz w:val="28"/>
-          <w:szCs w:val="28"/>
-        </w:rPr>
-        <w:t>Dantzig</w:t>
-      </w:r>
-      <w:proofErr w:type="spellEnd"/>
-      <w:r>
-        <w:rPr>
-          <w:sz w:val="28"/>
-          <w:szCs w:val="28"/>
-        </w:rPr>
-        <w:t xml:space="preserve"> và </w:t>
-      </w:r>
-      <w:proofErr w:type="spellStart"/>
-      <w:r>
-        <w:rPr>
-          <w:sz w:val="28"/>
-          <w:szCs w:val="28"/>
-        </w:rPr>
-        <w:t>Ramser</w:t>
-      </w:r>
-      <w:proofErr w:type="spellEnd"/>
-      <w:r>
-        <w:rPr>
-          <w:sz w:val="28"/>
-          <w:szCs w:val="28"/>
-        </w:rPr>
-        <w:t>, nhiều biến thể đã được phát triển để phản ánh các ràng buộc thực tế. VRPCC là một trong các biến thể đó, được hình thành khi bổ sung ràng buộc tương thích giữa phương tiện và khách hàng, tức mỗi xe chỉ có thể phục vụ một tập con khách hàng phù hợp [1], [2], [4].</w:t>
+        <w:t>VRPCC có nguồn gốc từ bài toán định tuyến phương tiện cổ điển (VRP). Từ mô hình VRP ban đầu của Dantzig và Ramser, nhiều biến thể đã được phát triển để phản ánh các ràng buộc thực tế. VRPCC là một trong các biến thể đó, được hình thành khi bổ sung ràng buộc tương thích giữa phương tiện và khách hàng, tức mỗi xe chỉ có thể phục vụ một tập con khách hàng phù hợp [1], [2], [4].</w:t>
       </w:r>
     </w:p>
     <w:p>
@@ -20877,39 +19706,7 @@
           <w:sz w:val="28"/>
           <w:szCs w:val="28"/>
         </w:rPr>
-        <w:t xml:space="preserve">Đối với VRPCC trong bài báo, mục tiêu tối ưu là </w:t>
-      </w:r>
-      <w:proofErr w:type="spellStart"/>
-      <w:r>
-        <w:rPr>
-          <w:sz w:val="28"/>
-          <w:szCs w:val="28"/>
-        </w:rPr>
-        <w:t>makespan</w:t>
-      </w:r>
-      <w:proofErr w:type="spellEnd"/>
-      <w:r>
-        <w:rPr>
-          <w:sz w:val="28"/>
-          <w:szCs w:val="28"/>
-        </w:rPr>
-        <w:t xml:space="preserve"> chứ không phải tổng chi phí. Điều này làm cho bài toán mang bản chất min-</w:t>
-      </w:r>
-      <w:proofErr w:type="spellStart"/>
-      <w:r>
-        <w:rPr>
-          <w:sz w:val="28"/>
-          <w:szCs w:val="28"/>
-        </w:rPr>
-        <w:t>max</w:t>
-      </w:r>
-      <w:proofErr w:type="spellEnd"/>
-      <w:r>
-        <w:rPr>
-          <w:sz w:val="28"/>
-          <w:szCs w:val="28"/>
-        </w:rPr>
-        <w:t>, khác với nhiều kỹ thuật truyền thống của VRP. Thay vì cố gắng giảm tổng độ dài tất cả các tuyến, ta phải hạn chế độ dài tuyến dài nhất. Do đó, việc thiết kế thuật toán đòi hỏi cách tiếp cận khác, và đây chính là lý do bài báo sử dụng khuôn khổ thuật toán xấp xỉ. [2], [11].</w:t>
+        <w:t>Đối với VRPCC trong bài báo, mục tiêu tối ưu là makespan chứ không phải tổng chi phí. Điều này làm cho bài toán mang bản chất min-max, khác với nhiều kỹ thuật truyền thống của VRP. Thay vì cố gắng giảm tổng độ dài tất cả các tuyến, ta phải hạn chế độ dài tuyến dài nhất. Do đó, việc thiết kế thuật toán đòi hỏi cách tiếp cận khác, và đây chính là lý do bài báo sử dụng khuôn khổ thuật toán xấp xỉ. [2], [11].</w:t>
       </w:r>
     </w:p>
     <w:p>
@@ -20952,27 +19749,59 @@
           <w:sz w:val="28"/>
           <w:szCs w:val="28"/>
         </w:rPr>
-        <w:t xml:space="preserve">Để trình bày đúng tinh thần của bài báo, chương này không tiếp cận VRPCC theo hướng tối thiểu tổng chi phí như trong VRP cổ điển, mà xem đây là bài toán định tuyến nhiều phương tiện với mục tiêu tối thiểu hóa </w:t>
-      </w:r>
-      <w:proofErr w:type="spellStart"/>
-      <w:r>
+        <w:t>Để trình bày đúng tinh thần của bài báo, chương này không tiếp cận VRPCC theo hướng tối thiểu tổng chi phí như trong VRP cổ điển, mà xem đây là bài toán định tuyến nhiều phương tiện với mục tiêu tối thiểu hóa makespan, tức là tối thiểu hóa độ dài lớn nhất trong các tuyến của đội xe. Nói cách khác, thay vì chỉ quan tâm tổng quãng đường của toàn hệ thống, bài toán chú trọng cân bằng tải giữa các phương tiện sao cho không có xe nào phải đi quá dài so với các xe còn lại. [2].</w:t>
+      </w:r>
+    </w:p>
+    <w:p>
+      <w:pPr>
+        <w:ind w:firstLine="567"/>
+        <w:jc w:val="both"/>
         <w:rPr>
           <w:sz w:val="28"/>
           <w:szCs w:val="28"/>
         </w:rPr>
-        <w:t>makespan</w:t>
-      </w:r>
-      <w:proofErr w:type="spellEnd"/>
+      </w:pPr>
       <w:r>
         <w:rPr>
           <w:sz w:val="28"/>
           <w:szCs w:val="28"/>
         </w:rPr>
-        <w:t>, tức là tối thiểu hóa độ dài lớn nhất trong các tuyến của đội xe. Nói cách khác, thay vì chỉ quan tâm tổng quãng đường của toàn hệ thống, bài toán chú trọng cân bằng tải giữa các phương tiện sao cho không có xe nào phải đi quá dài so với các xe còn lại. [2].</w:t>
+        <w:t>Trong phạm vi của bài báo, ràng buộc tương thích được hiểu theo nghĩa tương thích xe – khách. Mỗi xe k chỉ được phép phục vụ một tập con khách hàng V_k. Vì vậy, mọi quyết định gán khách cho xe đều phải đồng thời thỏa mãn hai yêu cầu: mỗi khách được phục vụ đúng một lần và xe được chọn phải thuộc tập xe tương thích với khách đó. [2].</w:t>
       </w:r>
     </w:p>
     <w:p>
       <w:pPr>
+        <w:pStyle w:val="Heading3"/>
+      </w:pPr>
+      <w:bookmarkStart w:id="24" w:name="_Toc227100816"/>
+      <w:r>
+        <w:t>1</w:t>
+      </w:r>
+      <w:r>
+        <w:rPr>
+          <w:lang w:val="vi-VN"/>
+        </w:rPr>
+        <w:t>.</w:t>
+      </w:r>
+      <w:r>
+        <w:rPr>
+          <w:lang w:val="vi-VN"/>
+        </w:rPr>
+        <w:t>7</w:t>
+      </w:r>
+      <w:r>
+        <w:rPr>
+          <w:lang w:val="vi-VN"/>
+        </w:rPr>
+        <w:t xml:space="preserve">.1 </w:t>
+      </w:r>
+      <w:r>
+        <w:t>Khái niệm makespan</w:t>
+      </w:r>
+      <w:bookmarkEnd w:id="24"/>
+    </w:p>
+    <w:p>
+      <w:pPr>
         <w:ind w:firstLine="567"/>
         <w:jc w:val="both"/>
         <w:rPr>
@@ -20985,165 +19814,7 @@
           <w:sz w:val="28"/>
           <w:szCs w:val="28"/>
         </w:rPr>
-        <w:t xml:space="preserve">Trong phạm vi của bài báo, ràng buộc tương thích được hiểu theo nghĩa tương thích xe – khách. Mỗi xe k chỉ được phép phục vụ một tập con khách hàng </w:t>
-      </w:r>
-      <w:proofErr w:type="spellStart"/>
-      <w:r>
-        <w:rPr>
-          <w:sz w:val="28"/>
-          <w:szCs w:val="28"/>
-        </w:rPr>
-        <w:t>V_k</w:t>
-      </w:r>
-      <w:proofErr w:type="spellEnd"/>
-      <w:r>
-        <w:rPr>
-          <w:sz w:val="28"/>
-          <w:szCs w:val="28"/>
-        </w:rPr>
-        <w:t>. Vì vậy, mọi quyết định gán khách cho xe đều phải đồng thời thỏa mãn hai yêu cầu: mỗi khách được phục vụ đúng một lần và xe được chọn phải thuộc tập xe tương thích với khách đó. [2].</w:t>
-      </w:r>
-    </w:p>
-    <w:p>
-      <w:pPr>
-        <w:pStyle w:val="Heading3"/>
-      </w:pPr>
-      <w:bookmarkStart w:id="24" w:name="_Toc227100816"/>
-      <w:r>
-        <w:t>1</w:t>
-      </w:r>
-      <w:r>
-        <w:rPr>
-          <w:lang w:val="vi-VN"/>
-        </w:rPr>
-        <w:t>.</w:t>
-      </w:r>
-      <w:r>
-        <w:rPr>
-          <w:lang w:val="vi-VN"/>
-        </w:rPr>
-        <w:t>7</w:t>
-      </w:r>
-      <w:r>
-        <w:rPr>
-          <w:lang w:val="vi-VN"/>
-        </w:rPr>
-        <w:t xml:space="preserve">.1 </w:t>
-      </w:r>
-      <w:r>
-        <w:t xml:space="preserve">Khái niệm </w:t>
-      </w:r>
-      <w:proofErr w:type="spellStart"/>
-      <w:r>
-        <w:t>makespan</w:t>
-      </w:r>
-      <w:bookmarkEnd w:id="24"/>
-      <w:proofErr w:type="spellEnd"/>
-    </w:p>
-    <w:p>
-      <w:pPr>
-        <w:ind w:firstLine="567"/>
-        <w:jc w:val="both"/>
-        <w:rPr>
-          <w:sz w:val="28"/>
-          <w:szCs w:val="28"/>
-        </w:rPr>
-      </w:pPr>
-      <w:proofErr w:type="spellStart"/>
-      <w:r>
-        <w:rPr>
-          <w:sz w:val="28"/>
-          <w:szCs w:val="28"/>
-        </w:rPr>
-        <w:t>Makespan</w:t>
-      </w:r>
-      <w:proofErr w:type="spellEnd"/>
-      <w:r>
-        <w:rPr>
-          <w:sz w:val="28"/>
-          <w:szCs w:val="28"/>
-        </w:rPr>
-        <w:t xml:space="preserve"> là độ dài tuyến lớn nhất trong toàn bộ đội xe. Nếu ký hiệu chi phí tuyến của xe k là </w:t>
-      </w:r>
-      <w:proofErr w:type="spellStart"/>
-      <w:r>
-        <w:rPr>
-          <w:sz w:val="28"/>
-          <w:szCs w:val="28"/>
-        </w:rPr>
-        <w:t>L_k</w:t>
-      </w:r>
-      <w:proofErr w:type="spellEnd"/>
-      <w:r>
-        <w:rPr>
-          <w:sz w:val="28"/>
-          <w:szCs w:val="28"/>
-        </w:rPr>
-        <w:t xml:space="preserve"> thì </w:t>
-      </w:r>
-      <w:proofErr w:type="spellStart"/>
-      <w:r>
-        <w:rPr>
-          <w:sz w:val="28"/>
-          <w:szCs w:val="28"/>
-        </w:rPr>
-        <w:t>makespan</w:t>
-      </w:r>
-      <w:proofErr w:type="spellEnd"/>
-      <w:r>
-        <w:rPr>
-          <w:sz w:val="28"/>
-          <w:szCs w:val="28"/>
-        </w:rPr>
-        <w:t xml:space="preserve"> của nghiệm là </w:t>
-      </w:r>
-      <w:proofErr w:type="spellStart"/>
-      <w:r>
-        <w:rPr>
-          <w:sz w:val="28"/>
-          <w:szCs w:val="28"/>
-        </w:rPr>
-        <w:t>max_k</w:t>
-      </w:r>
-      <w:proofErr w:type="spellEnd"/>
-      <w:r>
-        <w:rPr>
-          <w:sz w:val="28"/>
-          <w:szCs w:val="28"/>
-        </w:rPr>
-        <w:t xml:space="preserve"> </w:t>
-      </w:r>
-      <w:proofErr w:type="spellStart"/>
-      <w:r>
-        <w:rPr>
-          <w:sz w:val="28"/>
-          <w:szCs w:val="28"/>
-        </w:rPr>
-        <w:t>L_k</w:t>
-      </w:r>
-      <w:proofErr w:type="spellEnd"/>
-      <w:r>
-        <w:rPr>
-          <w:sz w:val="28"/>
-          <w:szCs w:val="28"/>
-        </w:rPr>
-        <w:t xml:space="preserve">. Mục tiêu của VRPCC là tìm tập tuyến hợp lệ sao cho giá trị này nhỏ nhất. Khái niệm </w:t>
-      </w:r>
-      <w:proofErr w:type="spellStart"/>
-      <w:r>
-        <w:rPr>
-          <w:sz w:val="28"/>
-          <w:szCs w:val="28"/>
-        </w:rPr>
-        <w:t>makespan</w:t>
-      </w:r>
-      <w:proofErr w:type="spellEnd"/>
-      <w:r>
-        <w:rPr>
-          <w:sz w:val="28"/>
-          <w:szCs w:val="28"/>
-        </w:rPr>
-        <w:t xml:space="preserve"> đặc biệt phù hợp với các bài toán cần cân bằng khối lượng công việc, ví dụ vận tải y tế, giao hàng theo ca hoặc điều phối đội phục vụ có kỹ năng khác nhau. [2], [11].</w:t>
+        <w:t>Makespan là độ dài tuyến lớn nhất trong toàn bộ đội xe. Nếu ký hiệu chi phí tuyến của xe k là L_k thì makespan của nghiệm là max_k L_k. Mục tiêu của VRPCC là tìm tập tuyến hợp lệ sao cho giá trị này nhỏ nhất. Khái niệm makespan đặc biệt phù hợp với các bài toán cần cân bằng khối lượng công việc, ví dụ vận tải y tế, giao hàng theo ca hoặc điều phối đội phục vụ có kỹ năng khác nhau. [2], [11].</w:t>
       </w:r>
     </w:p>
     <w:p>
@@ -21191,23 +19862,7 @@
           <w:sz w:val="28"/>
           <w:szCs w:val="28"/>
         </w:rPr>
-        <w:t>Do VRPCC là một bài toán tối ưu tổ hợp khó, việc tìm nghiệm tối ưu tuyệt đối cho các bộ dữ liệu lớn thường rất tốn thời gian. Vì vậy, bài báo sử dụng thuật toán xấp xỉ. Với bài toán tối thiểu hóa, thuật toán xấp xỉ α cho phép bảo đảm rằng giá trị nghiệm thu được không vượt quá α lần giá trị tối ưu. Kết quả chính của bài báo cho thấy VRPCC có thể được giải bằng thuật toán xấp xỉ bậc O(</w:t>
-      </w:r>
-      <w:proofErr w:type="spellStart"/>
-      <w:r>
-        <w:rPr>
-          <w:sz w:val="28"/>
-          <w:szCs w:val="28"/>
-        </w:rPr>
-        <w:t>log</w:t>
-      </w:r>
-      <w:proofErr w:type="spellEnd"/>
-      <w:r>
-        <w:rPr>
-          <w:sz w:val="28"/>
-          <w:szCs w:val="28"/>
-        </w:rPr>
-        <w:t xml:space="preserve"> n), trong khi không thể kỳ vọng một thuật toán xấp xỉ hằng số cho bài toán này trong trường hợp tổng quát. [2].</w:t>
+        <w:t>Do VRPCC là một bài toán tối ưu tổ hợp khó, việc tìm nghiệm tối ưu tuyệt đối cho các bộ dữ liệu lớn thường rất tốn thời gian. Vì vậy, bài báo sử dụng thuật toán xấp xỉ. Với bài toán tối thiểu hóa, thuật toán xấp xỉ α cho phép bảo đảm rằng giá trị nghiệm thu được không vượt quá α lần giá trị tối ưu. Kết quả chính của bài báo cho thấy VRPCC có thể được giải bằng thuật toán xấp xỉ bậc O(log n), trong khi không thể kỳ vọng một thuật toán xấp xỉ hằng số cho bài toán này trong trường hợp tổng quát. [2].</w:t>
       </w:r>
     </w:p>
     <w:p>
@@ -21256,188 +19911,28 @@
           <w:szCs w:val="28"/>
         </w:rPr>
         <w:lastRenderedPageBreak/>
-        <w:t xml:space="preserve">Một ý tưởng trung tâm của bài báo là quy bài toán định tuyến về các bài toán phủ tập. Trong bài toán </w:t>
-      </w:r>
-      <w:proofErr w:type="spellStart"/>
-      <w:r>
+        <w:t>Một ý tưởng trung tâm của bài báo là quy bài toán định tuyến về các bài toán phủ tập. Trong bài toán Set Cover, ta cần chọn ít tập nhất để phủ hết các phần tử của một tập nền. Từ đây, tác giả chỉ ra rằng VRPCC có liên hệ chặt với Set Cover, nhờ đó suy ra được cận khó xấp xỉ của bài toán. [5], [9].</w:t>
+      </w:r>
+    </w:p>
+    <w:p>
+      <w:pPr>
+        <w:ind w:firstLine="567"/>
+        <w:jc w:val="both"/>
         <w:rPr>
           <w:sz w:val="28"/>
           <w:szCs w:val="28"/>
         </w:rPr>
-        <w:t>Set</w:t>
-      </w:r>
-      <w:proofErr w:type="spellEnd"/>
+      </w:pPr>
       <w:r>
         <w:rPr>
           <w:sz w:val="28"/>
           <w:szCs w:val="28"/>
         </w:rPr>
-        <w:t xml:space="preserve"> </w:t>
-      </w:r>
-      <w:proofErr w:type="spellStart"/>
-      <w:r>
-        <w:rPr>
-          <w:sz w:val="28"/>
-          <w:szCs w:val="28"/>
-        </w:rPr>
-        <w:t>Cover</w:t>
-      </w:r>
-      <w:proofErr w:type="spellEnd"/>
-      <w:r>
-        <w:rPr>
-          <w:sz w:val="28"/>
-          <w:szCs w:val="28"/>
-        </w:rPr>
-        <w:t xml:space="preserve">, ta cần chọn ít tập nhất để phủ hết các phần tử của một tập nền. Từ đây, tác giả chỉ ra rằng VRPCC có liên hệ chặt với </w:t>
-      </w:r>
-      <w:proofErr w:type="spellStart"/>
-      <w:r>
-        <w:rPr>
-          <w:sz w:val="28"/>
-          <w:szCs w:val="28"/>
-        </w:rPr>
-        <w:t>Set</w:t>
-      </w:r>
-      <w:proofErr w:type="spellEnd"/>
-      <w:r>
-        <w:rPr>
-          <w:sz w:val="28"/>
-          <w:szCs w:val="28"/>
-        </w:rPr>
-        <w:t xml:space="preserve"> </w:t>
-      </w:r>
-      <w:proofErr w:type="spellStart"/>
-      <w:r>
-        <w:rPr>
-          <w:sz w:val="28"/>
-          <w:szCs w:val="28"/>
-        </w:rPr>
-        <w:t>Cover</w:t>
-      </w:r>
-      <w:proofErr w:type="spellEnd"/>
-      <w:r>
-        <w:rPr>
-          <w:sz w:val="28"/>
-          <w:szCs w:val="28"/>
-        </w:rPr>
-        <w:t>, nhờ đó suy ra được cận khó xấp xỉ của bài toán. [5], [9].</w:t>
+        <w:t>Bước tiếp theo là sử dụng bài toán Maximum Coverage with Group Budgets, viết tắt là MCG. Với MCG, tập các phương án được chia thành nhiều nhóm và ta chỉ được chọn nhiều nhất một phương án trong mỗi nhóm, sao cho số phần tử được phủ là lớn nhất. Khi chuyên biệt hóa về định tuyến, mỗi nhóm tương ứng với một xe, còn một phương án trong nhóm là một tuyến khả thi của xe đó có độ dài không vượt quá ngân sách B. Bài toán thu được được gọi là MCG-VRP: với ngân sách B cho trước, hãy tìm một tuyến cho mỗi xe để phủ được nhiều khách chưa phục vụ nhất. [6].</w:t>
       </w:r>
     </w:p>
     <w:p>
       <w:pPr>
-        <w:ind w:firstLine="567"/>
-        <w:jc w:val="both"/>
-        <w:rPr>
-          <w:sz w:val="28"/>
-          <w:szCs w:val="28"/>
-        </w:rPr>
-      </w:pPr>
-      <w:r>
-        <w:rPr>
-          <w:sz w:val="28"/>
-          <w:szCs w:val="28"/>
-        </w:rPr>
-        <w:t xml:space="preserve">Bước tiếp theo là sử dụng bài toán </w:t>
-      </w:r>
-      <w:proofErr w:type="spellStart"/>
-      <w:r>
-        <w:rPr>
-          <w:sz w:val="28"/>
-          <w:szCs w:val="28"/>
-        </w:rPr>
-        <w:t>Maximum</w:t>
-      </w:r>
-      <w:proofErr w:type="spellEnd"/>
-      <w:r>
-        <w:rPr>
-          <w:sz w:val="28"/>
-          <w:szCs w:val="28"/>
-        </w:rPr>
-        <w:t xml:space="preserve"> </w:t>
-      </w:r>
-      <w:proofErr w:type="spellStart"/>
-      <w:r>
-        <w:rPr>
-          <w:sz w:val="28"/>
-          <w:szCs w:val="28"/>
-        </w:rPr>
-        <w:t>Coverage</w:t>
-      </w:r>
-      <w:proofErr w:type="spellEnd"/>
-      <w:r>
-        <w:rPr>
-          <w:sz w:val="28"/>
-          <w:szCs w:val="28"/>
-        </w:rPr>
-        <w:t xml:space="preserve"> </w:t>
-      </w:r>
-      <w:proofErr w:type="spellStart"/>
-      <w:r>
-        <w:rPr>
-          <w:sz w:val="28"/>
-          <w:szCs w:val="28"/>
-        </w:rPr>
-        <w:t>with</w:t>
-      </w:r>
-      <w:proofErr w:type="spellEnd"/>
-      <w:r>
-        <w:rPr>
-          <w:sz w:val="28"/>
-          <w:szCs w:val="28"/>
-        </w:rPr>
-        <w:t xml:space="preserve"> </w:t>
-      </w:r>
-      <w:proofErr w:type="spellStart"/>
-      <w:r>
-        <w:rPr>
-          <w:sz w:val="28"/>
-          <w:szCs w:val="28"/>
-        </w:rPr>
-        <w:t>Group</w:t>
-      </w:r>
-      <w:proofErr w:type="spellEnd"/>
-      <w:r>
-        <w:rPr>
-          <w:sz w:val="28"/>
-          <w:szCs w:val="28"/>
-        </w:rPr>
-        <w:t xml:space="preserve"> </w:t>
-      </w:r>
-      <w:proofErr w:type="spellStart"/>
-      <w:r>
-        <w:rPr>
-          <w:sz w:val="28"/>
-          <w:szCs w:val="28"/>
-        </w:rPr>
-        <w:t>Budgets</w:t>
-      </w:r>
-      <w:proofErr w:type="spellEnd"/>
-      <w:r>
-        <w:rPr>
-          <w:sz w:val="28"/>
-          <w:szCs w:val="28"/>
-        </w:rPr>
-        <w:t xml:space="preserve">, viết tắt là MCG. Với MCG, tập các phương án được chia thành nhiều nhóm và ta chỉ được chọn nhiều nhất một phương án trong mỗi nhóm, sao cho số phần tử được phủ là lớn nhất. Khi chuyên biệt hóa về định tuyến, mỗi nhóm tương ứng với một xe, còn một phương án trong nhóm là một tuyến khả thi của xe đó có độ dài không vượt quá ngân sách B. Bài toán thu được </w:t>
-      </w:r>
-      <w:proofErr w:type="spellStart"/>
-      <w:r>
-        <w:rPr>
-          <w:sz w:val="28"/>
-          <w:szCs w:val="28"/>
-        </w:rPr>
-        <w:t>được</w:t>
-      </w:r>
-      <w:proofErr w:type="spellEnd"/>
-      <w:r>
-        <w:rPr>
-          <w:sz w:val="28"/>
-          <w:szCs w:val="28"/>
-        </w:rPr>
-        <w:t xml:space="preserve"> gọi là MCG-VRP: với ngân sách B cho trước, hãy tìm một tuyến cho mỗi xe để phủ được nhiều khách chưa phục vụ nhất. [6].</w:t>
-      </w:r>
-    </w:p>
-    <w:p>
-      <w:pPr>
         <w:pStyle w:val="Heading3"/>
       </w:pPr>
       <w:bookmarkStart w:id="27" w:name="_Toc227100819"/>
@@ -21463,23 +19958,7 @@
         <w:t>.4</w:t>
       </w:r>
       <w:r>
-        <w:t xml:space="preserve"> </w:t>
-      </w:r>
-      <w:proofErr w:type="spellStart"/>
-      <w:r>
-        <w:t>Oracle</w:t>
-      </w:r>
-      <w:proofErr w:type="spellEnd"/>
-      <w:r>
-        <w:t xml:space="preserve">, </w:t>
-      </w:r>
-      <w:proofErr w:type="spellStart"/>
-      <w:r>
-        <w:t>Orienteering</w:t>
-      </w:r>
-      <w:proofErr w:type="spellEnd"/>
-      <w:r>
-        <w:t xml:space="preserve"> và k-TSP</w:t>
+        <w:t xml:space="preserve"> Oracle, Orienteering và k-TSP</w:t>
       </w:r>
       <w:bookmarkEnd w:id="27"/>
     </w:p>
@@ -21497,136 +19976,24 @@
           <w:sz w:val="28"/>
           <w:szCs w:val="28"/>
         </w:rPr>
-        <w:t xml:space="preserve">Để giải MCG-VRP, bài báo dùng mô hình </w:t>
-      </w:r>
-      <w:proofErr w:type="spellStart"/>
-      <w:r>
+        <w:t>Để giải MCG-VRP, bài báo dùng mô hình oracle. Oracle ở đây là một thủ tục con, nhận vào tập khách chưa phục vụ của một xe và ngân sách B, sau đó trả về tuyến đi từ kho có chi phí không vượt quá B nhưng phục vụ được nhiều khách nhất có thể. Về bản chất, đây là biến thể của bài toán Orienteering. [2], [7].</w:t>
+      </w:r>
+    </w:p>
+    <w:p>
+      <w:pPr>
+        <w:ind w:firstLine="567"/>
+        <w:jc w:val="both"/>
         <w:rPr>
           <w:sz w:val="28"/>
           <w:szCs w:val="28"/>
         </w:rPr>
-        <w:t>oracle</w:t>
-      </w:r>
-      <w:proofErr w:type="spellEnd"/>
+      </w:pPr>
       <w:r>
         <w:rPr>
           <w:sz w:val="28"/>
           <w:szCs w:val="28"/>
         </w:rPr>
-        <w:t xml:space="preserve">. </w:t>
-      </w:r>
-      <w:proofErr w:type="spellStart"/>
-      <w:r>
-        <w:rPr>
-          <w:sz w:val="28"/>
-          <w:szCs w:val="28"/>
-        </w:rPr>
-        <w:t>Oracle</w:t>
-      </w:r>
-      <w:proofErr w:type="spellEnd"/>
-      <w:r>
-        <w:rPr>
-          <w:sz w:val="28"/>
-          <w:szCs w:val="28"/>
-        </w:rPr>
-        <w:t xml:space="preserve"> ở đây là một thủ tục con, nhận vào tập khách chưa phục vụ của một xe và ngân sách B, sau đó trả về tuyến đi từ kho có chi phí không vượt quá B nhưng phục vụ được nhiều khách nhất có thể. Về bản chất, đây là biến thể của bài toán </w:t>
-      </w:r>
-      <w:proofErr w:type="spellStart"/>
-      <w:r>
-        <w:rPr>
-          <w:sz w:val="28"/>
-          <w:szCs w:val="28"/>
-        </w:rPr>
-        <w:t>Orienteering</w:t>
-      </w:r>
-      <w:proofErr w:type="spellEnd"/>
-      <w:r>
-        <w:rPr>
-          <w:sz w:val="28"/>
-          <w:szCs w:val="28"/>
-        </w:rPr>
-        <w:t>. [2], [7].</w:t>
-      </w:r>
-    </w:p>
-    <w:p>
-      <w:pPr>
-        <w:ind w:firstLine="567"/>
-        <w:jc w:val="both"/>
-        <w:rPr>
-          <w:sz w:val="28"/>
-          <w:szCs w:val="28"/>
-        </w:rPr>
-      </w:pPr>
-      <w:r>
-        <w:rPr>
-          <w:sz w:val="28"/>
-          <w:szCs w:val="28"/>
-        </w:rPr>
-        <w:t xml:space="preserve">Tuy nhiên, thay vì cài đặt trực tiếp thuật toán xấp xỉ cho </w:t>
-      </w:r>
-      <w:proofErr w:type="spellStart"/>
-      <w:r>
-        <w:rPr>
-          <w:sz w:val="28"/>
-          <w:szCs w:val="28"/>
-        </w:rPr>
-        <w:t>Orienteering</w:t>
-      </w:r>
-      <w:proofErr w:type="spellEnd"/>
-      <w:r>
-        <w:rPr>
-          <w:sz w:val="28"/>
-          <w:szCs w:val="28"/>
-        </w:rPr>
-        <w:t xml:space="preserve">, bài báo sử dụng k-TSP như một thủ tục dễ hiện thực hơn. Với k-TSP, đầu vào là số lượng khách k cần phủ và đầu ra là tuyến ngắn nhất đi từ kho để phục vụ ít nhất k khách. Bằng cách tìm kiếm nhị phân trên giá trị k, có thể biến thuật toán k-TSP thành một </w:t>
-      </w:r>
-      <w:proofErr w:type="spellStart"/>
-      <w:r>
-        <w:rPr>
-          <w:sz w:val="28"/>
-          <w:szCs w:val="28"/>
-        </w:rPr>
-        <w:t>bicriteria</w:t>
-      </w:r>
-      <w:proofErr w:type="spellEnd"/>
-      <w:r>
-        <w:rPr>
-          <w:sz w:val="28"/>
-          <w:szCs w:val="28"/>
-        </w:rPr>
-        <w:t xml:space="preserve"> </w:t>
-      </w:r>
-      <w:proofErr w:type="spellStart"/>
-      <w:r>
-        <w:rPr>
-          <w:sz w:val="28"/>
-          <w:szCs w:val="28"/>
-        </w:rPr>
-        <w:t>oracle</w:t>
-      </w:r>
-      <w:proofErr w:type="spellEnd"/>
-      <w:r>
-        <w:rPr>
-          <w:sz w:val="28"/>
-          <w:szCs w:val="28"/>
-        </w:rPr>
-        <w:t xml:space="preserve"> cho </w:t>
-      </w:r>
-      <w:proofErr w:type="spellStart"/>
-      <w:r>
-        <w:rPr>
-          <w:sz w:val="28"/>
-          <w:szCs w:val="28"/>
-        </w:rPr>
-        <w:t>Orienteering</w:t>
-      </w:r>
-      <w:proofErr w:type="spellEnd"/>
-      <w:r>
-        <w:rPr>
-          <w:sz w:val="28"/>
-          <w:szCs w:val="28"/>
-        </w:rPr>
-        <w:t>. Đây là lựa chọn thực dụng vì dễ lập trình hơn nhưng vẫn cho chất lượng nghiệm tốt trong thực nghiệm. [2], [8].</w:t>
+        <w:t>Tuy nhiên, thay vì cài đặt trực tiếp thuật toán xấp xỉ cho Orienteering, bài báo sử dụng k-TSP như một thủ tục dễ hiện thực hơn. Với k-TSP, đầu vào là số lượng khách k cần phủ và đầu ra là tuyến ngắn nhất đi từ kho để phục vụ ít nhất k khách. Bằng cách tìm kiếm nhị phân trên giá trị k, có thể biến thuật toán k-TSP thành một bicriteria oracle cho Orienteering. Đây là lựa chọn thực dụng vì dễ lập trình hơn nhưng vẫn cho chất lượng nghiệm tốt trong thực nghiệm. [2], [8].</w:t>
       </w:r>
     </w:p>
     <w:p>
@@ -21882,7 +20249,6 @@
                 <w:szCs w:val="28"/>
               </w:rPr>
             </w:pPr>
-            <w:proofErr w:type="spellStart"/>
             <w:r>
               <w:rPr>
                 <w:sz w:val="28"/>
@@ -21890,7 +20256,6 @@
               </w:rPr>
               <w:t>c_ij</w:t>
             </w:r>
-            <w:proofErr w:type="spellEnd"/>
           </w:p>
         </w:tc>
         <w:tc>
@@ -22010,7 +20375,6 @@
                 <w:szCs w:val="28"/>
               </w:rPr>
             </w:pPr>
-            <w:proofErr w:type="spellStart"/>
             <w:r>
               <w:rPr>
                 <w:sz w:val="28"/>
@@ -22018,7 +20382,6 @@
               </w:rPr>
               <w:t>V_k</w:t>
             </w:r>
-            <w:proofErr w:type="spellEnd"/>
           </w:p>
         </w:tc>
         <w:tc>
@@ -22075,7 +20438,6 @@
                 <w:szCs w:val="28"/>
               </w:rPr>
             </w:pPr>
-            <w:proofErr w:type="spellStart"/>
             <w:r>
               <w:rPr>
                 <w:sz w:val="28"/>
@@ -22083,7 +20445,6 @@
               </w:rPr>
               <w:t>x^k_ij</w:t>
             </w:r>
-            <w:proofErr w:type="spellEnd"/>
           </w:p>
         </w:tc>
         <w:tc>
@@ -22140,7 +20501,6 @@
                 <w:szCs w:val="28"/>
               </w:rPr>
             </w:pPr>
-            <w:proofErr w:type="spellStart"/>
             <w:r>
               <w:rPr>
                 <w:sz w:val="28"/>
@@ -22148,7 +20508,6 @@
               </w:rPr>
               <w:t>u^k_j</w:t>
             </w:r>
-            <w:proofErr w:type="spellEnd"/>
           </w:p>
         </w:tc>
         <w:tc>
@@ -22234,21 +20593,12 @@
                 <w:szCs w:val="28"/>
               </w:rPr>
             </w:pPr>
-            <w:proofErr w:type="spellStart"/>
-            <w:r>
-              <w:rPr>
-                <w:sz w:val="28"/>
-                <w:szCs w:val="28"/>
-              </w:rPr>
-              <w:t>Makespan</w:t>
-            </w:r>
-            <w:proofErr w:type="spellEnd"/>
-            <w:r>
-              <w:rPr>
-                <w:sz w:val="28"/>
-                <w:szCs w:val="28"/>
-              </w:rPr>
-              <w:t xml:space="preserve"> của nghiệm, tức chi phí lớn nhất trong các tuyến xe.</w:t>
+            <w:r>
+              <w:rPr>
+                <w:sz w:val="28"/>
+                <w:szCs w:val="28"/>
+              </w:rPr>
+              <w:t>Makespan của nghiệm, tức chi phí lớn nhất trong các tuyến xe.</w:t>
             </w:r>
           </w:p>
         </w:tc>
@@ -22356,23 +20706,7 @@
           <w:sz w:val="28"/>
           <w:szCs w:val="28"/>
         </w:rPr>
-        <w:t xml:space="preserve">Bài toán được mô hình hóa trên đồ thị G = (V, E), trong đó 0 là kho và các đỉnh còn lại là khách hàng. Với mỗi xe k, bài báo định nghĩa một tập tương thích </w:t>
-      </w:r>
-      <w:proofErr w:type="spellStart"/>
-      <w:r>
-        <w:rPr>
-          <w:sz w:val="28"/>
-          <w:szCs w:val="28"/>
-        </w:rPr>
-        <w:t>V_k</w:t>
-      </w:r>
-      <w:proofErr w:type="spellEnd"/>
-      <w:r>
-        <w:rPr>
-          <w:sz w:val="28"/>
-          <w:szCs w:val="28"/>
-        </w:rPr>
-        <w:t xml:space="preserve"> </w:t>
+        <w:t xml:space="preserve">Bài toán được mô hình hóa trên đồ thị G = (V, E), trong đó 0 là kho và các đỉnh còn lại là khách hàng. Với mỗi xe k, bài báo định nghĩa một tập tương thích V_k </w:t>
       </w:r>
       <w:r>
         <w:rPr>
@@ -22387,23 +20721,7 @@
           <w:sz w:val="28"/>
           <w:szCs w:val="28"/>
         </w:rPr>
-        <w:t xml:space="preserve"> V+, nghĩa là xe k chỉ có thể phục vụ các khách trong tập này. Mục tiêu là xác định tuyến cho từng xe sao cho tất cả khách được phục vụ đúng một lần, mọi ràng buộc tương thích được bảo toàn và </w:t>
-      </w:r>
-      <w:proofErr w:type="spellStart"/>
-      <w:r>
-        <w:rPr>
-          <w:sz w:val="28"/>
-          <w:szCs w:val="28"/>
-        </w:rPr>
-        <w:t>makespan</w:t>
-      </w:r>
-      <w:proofErr w:type="spellEnd"/>
-      <w:r>
-        <w:rPr>
-          <w:sz w:val="28"/>
-          <w:szCs w:val="28"/>
-        </w:rPr>
-        <w:t xml:space="preserve"> là nhỏ nhất. [2].</w:t>
+        <w:t xml:space="preserve"> V+, nghĩa là xe k chỉ có thể phục vụ các khách trong tập này. Mục tiêu là xác định tuyến cho từng xe sao cho tất cả khách được phục vụ đúng một lần, mọi ràng buộc tương thích được bảo toàn và makespan là nhỏ nhất. [2].</w:t>
       </w:r>
     </w:p>
     <w:p>
@@ -22680,23 +20998,7 @@
           <w:sz w:val="28"/>
           <w:szCs w:val="28"/>
         </w:rPr>
-        <w:t xml:space="preserve">Ràng buộc (2.2) buộc chi phí tuyến của từng xe không được vượt quá </w:t>
-      </w:r>
-      <w:proofErr w:type="spellStart"/>
-      <w:r>
-        <w:rPr>
-          <w:sz w:val="28"/>
-          <w:szCs w:val="28"/>
-        </w:rPr>
-        <w:t>makespan</w:t>
-      </w:r>
-      <w:proofErr w:type="spellEnd"/>
-      <w:r>
-        <w:rPr>
-          <w:sz w:val="28"/>
-          <w:szCs w:val="28"/>
-        </w:rPr>
-        <w:t xml:space="preserve"> τ. [2].</w:t>
+        <w:t>Ràng buộc (2.2) buộc chi phí tuyến của từng xe không được vượt quá makespan τ. [2].</w:t>
       </w:r>
     </w:p>
     <w:tbl>
@@ -23238,23 +21540,7 @@
           <w:sz w:val="28"/>
           <w:szCs w:val="28"/>
         </w:rPr>
-        <w:t xml:space="preserve">Ràng buộc (2.6) áp đặt tương thích xe – khách. Nếu khách j không thuộc tập </w:t>
-      </w:r>
-      <w:proofErr w:type="spellStart"/>
-      <w:r>
-        <w:rPr>
-          <w:sz w:val="28"/>
-          <w:szCs w:val="28"/>
-        </w:rPr>
-        <w:t>V_k</w:t>
-      </w:r>
-      <w:proofErr w:type="spellEnd"/>
-      <w:r>
-        <w:rPr>
-          <w:sz w:val="28"/>
-          <w:szCs w:val="28"/>
-        </w:rPr>
-        <w:t xml:space="preserve"> thì xe k không được đi tới j. [2].</w:t>
+        <w:t>Ràng buộc (2.6) áp đặt tương thích xe – khách. Nếu khách j không thuộc tập V_k thì xe k không được đi tới j. [2].</w:t>
       </w:r>
     </w:p>
     <w:tbl>
@@ -23588,55 +21874,7 @@
           <w:sz w:val="28"/>
           <w:szCs w:val="28"/>
         </w:rPr>
-        <w:t>MIP (</w:t>
-      </w:r>
-      <w:proofErr w:type="spellStart"/>
-      <w:r>
-        <w:rPr>
-          <w:sz w:val="28"/>
-          <w:szCs w:val="28"/>
-        </w:rPr>
-        <w:t>Mixed</w:t>
-      </w:r>
-      <w:proofErr w:type="spellEnd"/>
-      <w:r>
-        <w:rPr>
-          <w:sz w:val="28"/>
-          <w:szCs w:val="28"/>
-        </w:rPr>
-        <w:t xml:space="preserve"> </w:t>
-      </w:r>
-      <w:proofErr w:type="spellStart"/>
-      <w:r>
-        <w:rPr>
-          <w:sz w:val="28"/>
-          <w:szCs w:val="28"/>
-        </w:rPr>
-        <w:t>Integer</w:t>
-      </w:r>
-      <w:proofErr w:type="spellEnd"/>
-      <w:r>
-        <w:rPr>
-          <w:sz w:val="28"/>
-          <w:szCs w:val="28"/>
-        </w:rPr>
-        <w:t xml:space="preserve"> </w:t>
-      </w:r>
-      <w:proofErr w:type="spellStart"/>
-      <w:r>
-        <w:rPr>
-          <w:sz w:val="28"/>
-          <w:szCs w:val="28"/>
-        </w:rPr>
-        <w:t>Programming</w:t>
-      </w:r>
-      <w:proofErr w:type="spellEnd"/>
-      <w:r>
-        <w:rPr>
-          <w:sz w:val="28"/>
-          <w:szCs w:val="28"/>
-        </w:rPr>
-        <w:t>) hay quy hoạch số nguyên hỗn hợp là một mô hình tối ưu trong đó một phần biến quyết định là biến nguyên hoặc nhị phân, còn phần khác có thể là biến liên tục. Trong các bài toán định tuyến, MIP thường được dùng để mô hình hóa chính xác quyết định đi từ nút nào đến nút nào, phân công xe nào phục vụ khách nào và các ràng buộc vận hành tương ứng.</w:t>
+        <w:t>MIP (Mixed Integer Programming) hay quy hoạch số nguyên hỗn hợp là một mô hình tối ưu trong đó một phần biến quyết định là biến nguyên hoặc nhị phân, còn phần khác có thể là biến liên tục. Trong các bài toán định tuyến, MIP thường được dùng để mô hình hóa chính xác quyết định đi từ nút nào đến nút nào, phân công xe nào phục vụ khách nào và các ràng buộc vận hành tương ứng.</w:t>
       </w:r>
     </w:p>
     <w:p>
@@ -23653,39 +21891,7 @@
           <w:sz w:val="28"/>
           <w:szCs w:val="28"/>
         </w:rPr>
-        <w:t xml:space="preserve">Trong VRPCC, MIP có hai vai trò chính. Thứ nhất, nó cho phép mô tả bài toán một cách chặt chẽ bằng hàm mục tiêu và các ràng buộc. Thứ hai, khi giải bằng bộ </w:t>
-      </w:r>
-      <w:proofErr w:type="spellStart"/>
-      <w:r>
-        <w:rPr>
-          <w:sz w:val="28"/>
-          <w:szCs w:val="28"/>
-        </w:rPr>
-        <w:t>solver</w:t>
-      </w:r>
-      <w:proofErr w:type="spellEnd"/>
-      <w:r>
-        <w:rPr>
-          <w:sz w:val="28"/>
-          <w:szCs w:val="28"/>
-        </w:rPr>
-        <w:t xml:space="preserve"> như </w:t>
-      </w:r>
-      <w:proofErr w:type="spellStart"/>
-      <w:r>
-        <w:rPr>
-          <w:sz w:val="28"/>
-          <w:szCs w:val="28"/>
-        </w:rPr>
-        <w:t>Gurobi</w:t>
-      </w:r>
-      <w:proofErr w:type="spellEnd"/>
-      <w:r>
-        <w:rPr>
-          <w:sz w:val="28"/>
-          <w:szCs w:val="28"/>
-        </w:rPr>
-        <w:t xml:space="preserve">, MIP cung cấp cận dưới, cận trên và nghiệm khả thi để so sánh với thuật toán xấp xỉ trong phần thực </w:t>
+        <w:t xml:space="preserve">Trong VRPCC, MIP có hai vai trò chính. Thứ nhất, nó cho phép mô tả bài toán một cách chặt chẽ bằng hàm mục tiêu và các ràng buộc. Thứ hai, khi giải bằng bộ solver như Gurobi, MIP cung cấp cận dưới, cận trên và nghiệm khả thi để so sánh với thuật toán xấp xỉ trong phần thực </w:t>
       </w:r>
       <w:r>
         <w:rPr>
@@ -23746,23 +21952,7 @@
           <w:sz w:val="28"/>
           <w:szCs w:val="28"/>
         </w:rPr>
-        <w:t xml:space="preserve">Bài toán được mô hình hóa trên đồ thị G = (V, E), trong đó nút 0 là kho và các nút còn lại là khách hàng. Với mỗi xe k, bài báo định nghĩa tập tương thích </w:t>
-      </w:r>
-      <w:proofErr w:type="spellStart"/>
-      <w:r>
-        <w:rPr>
-          <w:sz w:val="28"/>
-          <w:szCs w:val="28"/>
-        </w:rPr>
-        <w:t>V_k</w:t>
-      </w:r>
-      <w:proofErr w:type="spellEnd"/>
-      <w:r>
-        <w:rPr>
-          <w:sz w:val="28"/>
-          <w:szCs w:val="28"/>
-        </w:rPr>
-        <w:t xml:space="preserve"> </w:t>
+        <w:t xml:space="preserve">Bài toán được mô hình hóa trên đồ thị G = (V, E), trong đó nút 0 là kho và các nút còn lại là khách hàng. Với mỗi xe k, bài báo định nghĩa tập tương thích V_k </w:t>
       </w:r>
       <w:r>
         <w:rPr>
@@ -23777,23 +21967,7 @@
           <w:sz w:val="28"/>
           <w:szCs w:val="28"/>
         </w:rPr>
-        <w:t xml:space="preserve"> V^+, nghĩa là xe k chỉ có thể phục vụ các khách trong tập này. Mục tiêu là xác định tuyến cho từng xe sao cho tất cả khách được phục vụ đúng một lần, mọi ràng buộc tương thích được bảo toàn và </w:t>
-      </w:r>
-      <w:proofErr w:type="spellStart"/>
-      <w:r>
-        <w:rPr>
-          <w:sz w:val="28"/>
-          <w:szCs w:val="28"/>
-        </w:rPr>
-        <w:t>makespan</w:t>
-      </w:r>
-      <w:proofErr w:type="spellEnd"/>
-      <w:r>
-        <w:rPr>
-          <w:sz w:val="28"/>
-          <w:szCs w:val="28"/>
-        </w:rPr>
-        <w:t xml:space="preserve"> là nhỏ nhất. [2].</w:t>
+        <w:t xml:space="preserve"> V^+, nghĩa là xe k chỉ có thể phục vụ các khách trong tập này. Mục tiêu là xác định tuyến cho từng xe sao cho tất cả khách được phục vụ đúng một lần, mọi ràng buộc tương thích được bảo toàn và makespan là nhỏ nhất. [2].</w:t>
       </w:r>
     </w:p>
     <w:p>
@@ -23812,23 +21986,7 @@
           <w:szCs w:val="28"/>
         </w:rPr>
         <w:lastRenderedPageBreak/>
-        <w:t>Hàm mục tiêu của mô hình là tối thiểu hóa τ, trong đó τ biểu diễn chi phí tuyến lớn nhất trong tất cả các xe. Đây chính là mục tiêu min-</w:t>
-      </w:r>
-      <w:proofErr w:type="spellStart"/>
-      <w:r>
-        <w:rPr>
-          <w:sz w:val="28"/>
-          <w:szCs w:val="28"/>
-        </w:rPr>
-        <w:t>max</w:t>
-      </w:r>
-      <w:proofErr w:type="spellEnd"/>
-      <w:r>
-        <w:rPr>
-          <w:sz w:val="28"/>
-          <w:szCs w:val="28"/>
-        </w:rPr>
-        <w:t xml:space="preserve"> của bài toán. [2].</w:t>
+        <w:t>Hàm mục tiêu của mô hình là tối thiểu hóa τ, trong đó τ biểu diễn chi phí tuyến lớn nhất trong tất cả các xe. Đây chính là mục tiêu min-max của bài toán. [2].</w:t>
       </w:r>
     </w:p>
     <w:p>
@@ -23864,25 +22022,25 @@
           <w:sz w:val="28"/>
           <w:szCs w:val="28"/>
         </w:rPr>
-        <w:t xml:space="preserve">– Chi phí tuyến của từng xe không vượt quá </w:t>
-      </w:r>
-      <w:proofErr w:type="spellStart"/>
-      <w:r>
+        <w:t>– Chi phí tuyến của từng xe không vượt quá makespan τ.</w:t>
+      </w:r>
+    </w:p>
+    <w:p>
+      <w:pPr>
+        <w:ind w:left="397" w:firstLine="567"/>
         <w:rPr>
           <w:color w:val="000000" w:themeColor="text1"/>
           <w:sz w:val="28"/>
           <w:szCs w:val="28"/>
         </w:rPr>
-        <w:t>makespan</w:t>
-      </w:r>
-      <w:proofErr w:type="spellEnd"/>
+      </w:pPr>
       <w:r>
         <w:rPr>
           <w:color w:val="000000" w:themeColor="text1"/>
           <w:sz w:val="28"/>
           <w:szCs w:val="28"/>
         </w:rPr>
-        <w:t xml:space="preserve"> τ.</w:t>
+        <w:t>– Mỗi xe rời kho đúng một lần.</w:t>
       </w:r>
     </w:p>
     <w:p>
@@ -23900,7 +22058,7 @@
           <w:sz w:val="28"/>
           <w:szCs w:val="28"/>
         </w:rPr>
-        <w:t>– Mỗi xe rời kho đúng một lần.</w:t>
+        <w:t>– Điều kiện cân bằng luồng tại các nút.</w:t>
       </w:r>
     </w:p>
     <w:p>
@@ -23918,7 +22076,7 @@
           <w:sz w:val="28"/>
           <w:szCs w:val="28"/>
         </w:rPr>
-        <w:t>– Điều kiện cân bằng luồng tại các nút.</w:t>
+        <w:t>– Mỗi khách hàng được phục vụ đúng một lần.</w:t>
       </w:r>
     </w:p>
     <w:p>
@@ -23936,7 +22094,7 @@
           <w:sz w:val="28"/>
           <w:szCs w:val="28"/>
         </w:rPr>
-        <w:t>– Mỗi khách hàng được phục vụ đúng một lần.</w:t>
+        <w:t>– Xe chỉ được đi tới khách thuộc tập tương thích của nó.</w:t>
       </w:r>
     </w:p>
     <w:p>
@@ -23954,7 +22112,7 @@
           <w:sz w:val="28"/>
           <w:szCs w:val="28"/>
         </w:rPr>
-        <w:t>– Xe chỉ được đi tới khách thuộc tập tương thích của nó.</w:t>
+        <w:t>– Loại bỏ các chu trình con không đi qua kho.</w:t>
       </w:r>
     </w:p>
     <w:p>
@@ -23972,12 +22130,11 @@
           <w:sz w:val="28"/>
           <w:szCs w:val="28"/>
         </w:rPr>
-        <w:t>– Loại bỏ các chu trình con không đi qua kho.</w:t>
+        <w:t>– Biến quyết định x^k_ij là biến nhị phân.</w:t>
       </w:r>
     </w:p>
     <w:p>
       <w:pPr>
-        <w:ind w:left="397" w:firstLine="567"/>
         <w:rPr>
           <w:color w:val="000000" w:themeColor="text1"/>
           <w:sz w:val="28"/>
@@ -23986,41 +22143,6 @@
       </w:pPr>
       <w:r>
         <w:rPr>
-          <w:color w:val="000000" w:themeColor="text1"/>
-          <w:sz w:val="28"/>
-          <w:szCs w:val="28"/>
-        </w:rPr>
-        <w:t xml:space="preserve">– Biến quyết định </w:t>
-      </w:r>
-      <w:proofErr w:type="spellStart"/>
-      <w:r>
-        <w:rPr>
-          <w:color w:val="000000" w:themeColor="text1"/>
-          <w:sz w:val="28"/>
-          <w:szCs w:val="28"/>
-        </w:rPr>
-        <w:t>x^k_ij</w:t>
-      </w:r>
-      <w:proofErr w:type="spellEnd"/>
-      <w:r>
-        <w:rPr>
-          <w:color w:val="000000" w:themeColor="text1"/>
-          <w:sz w:val="28"/>
-          <w:szCs w:val="28"/>
-        </w:rPr>
-        <w:t xml:space="preserve"> là biến nhị phân.</w:t>
-      </w:r>
-    </w:p>
-    <w:p>
-      <w:pPr>
-        <w:rPr>
-          <w:color w:val="000000" w:themeColor="text1"/>
-          <w:sz w:val="28"/>
-          <w:szCs w:val="28"/>
-        </w:rPr>
-      </w:pPr>
-      <w:r>
-        <w:rPr>
           <w:sz w:val="28"/>
           <w:szCs w:val="28"/>
         </w:rPr>
@@ -24112,56 +22234,24 @@
           <w:sz w:val="28"/>
           <w:szCs w:val="28"/>
         </w:rPr>
-        <w:t xml:space="preserve">Tại mỗi mức ngân sách B, bài toán con cần giải là: với các khách hàng chưa phục vụ, hãy chọn cho mỗi xe một tuyến có độ dài không vượt quá B sao cho số khách mới được phủ là lớn nhất. Đó chính là MCG-VRP. Việc chọn tuyến tốt nhất cho từng xe được giao cho </w:t>
-      </w:r>
-      <w:proofErr w:type="spellStart"/>
-      <w:r>
+        <w:t>Tại mỗi mức ngân sách B, bài toán con cần giải là: với các khách hàng chưa phục vụ, hãy chọn cho mỗi xe một tuyến có độ dài không vượt quá B sao cho số khách mới được phủ là lớn nhất. Đó chính là MCG-VRP. Việc chọn tuyến tốt nhất cho từng xe được giao cho oracle. Nhờ cách phân rã này, bài toán lớn được tách thành nhiều bước phủ dần tập khách hàng. [2].</w:t>
+      </w:r>
+    </w:p>
+    <w:p>
+      <w:pPr>
+        <w:ind w:firstLine="567"/>
+        <w:jc w:val="both"/>
         <w:rPr>
           <w:sz w:val="28"/>
           <w:szCs w:val="28"/>
         </w:rPr>
-        <w:t>oracle</w:t>
-      </w:r>
-      <w:proofErr w:type="spellEnd"/>
+      </w:pPr>
       <w:r>
         <w:rPr>
           <w:sz w:val="28"/>
           <w:szCs w:val="28"/>
         </w:rPr>
-        <w:t>. Nhờ cách phân rã này, bài toán lớn được tách thành nhiều bước phủ dần tập khách hàng. [2].</w:t>
-      </w:r>
-    </w:p>
-    <w:p>
-      <w:pPr>
-        <w:ind w:firstLine="567"/>
-        <w:jc w:val="both"/>
-        <w:rPr>
-          <w:sz w:val="28"/>
-          <w:szCs w:val="28"/>
-        </w:rPr>
-      </w:pPr>
-      <w:r>
-        <w:rPr>
-          <w:sz w:val="28"/>
-          <w:szCs w:val="28"/>
-        </w:rPr>
-        <w:t xml:space="preserve">Điểm then chốt trong phân tích là: nếu B lớn hơn hoặc bằng giá trị tối ưu B*, thì mỗi lần gọi thủ tục </w:t>
-      </w:r>
-      <w:proofErr w:type="spellStart"/>
-      <w:r>
-        <w:rPr>
-          <w:sz w:val="28"/>
-          <w:szCs w:val="28"/>
-        </w:rPr>
-        <w:t>greedy</w:t>
-      </w:r>
-      <w:proofErr w:type="spellEnd"/>
-      <w:r>
-        <w:rPr>
-          <w:sz w:val="28"/>
-          <w:szCs w:val="28"/>
-        </w:rPr>
-        <w:t xml:space="preserve"> sẽ phủ được ít nhất một nửa số khách còn lại. Do đó, sau nhiều nhất </w:t>
+        <w:t xml:space="preserve">Điểm then chốt trong phân tích là: nếu B lớn hơn hoặc bằng giá trị tối ưu B*, thì mỗi lần gọi thủ tục greedy sẽ phủ được ít nhất một nửa số khách còn lại. Do đó, sau nhiều nhất </w:t>
       </w:r>
       <w:r>
         <w:rPr>
@@ -24191,23 +22281,7 @@
           <w:sz w:val="28"/>
           <w:szCs w:val="28"/>
         </w:rPr>
-        <w:t xml:space="preserve"> vòng lặp, toàn bộ khách hàng sẽ được phục vụ. Kết quả này dẫn tới một thuật toán xấp xỉ bậc O(</w:t>
-      </w:r>
-      <w:proofErr w:type="spellStart"/>
-      <w:r>
-        <w:rPr>
-          <w:sz w:val="28"/>
-          <w:szCs w:val="28"/>
-        </w:rPr>
-        <w:t>log</w:t>
-      </w:r>
-      <w:proofErr w:type="spellEnd"/>
-      <w:r>
-        <w:rPr>
-          <w:sz w:val="28"/>
-          <w:szCs w:val="28"/>
-        </w:rPr>
-        <w:t xml:space="preserve"> n) cho VRPCC. [2].</w:t>
+        <w:t xml:space="preserve"> vòng lặp, toàn bộ khách hàng sẽ được phục vụ. Kết quả này dẫn tới một thuật toán xấp xỉ bậc O(log n) cho VRPCC. [2].</w:t>
       </w:r>
     </w:p>
     <w:p>
@@ -24315,15 +22389,7 @@
         <w:t>2</w:t>
       </w:r>
       <w:r>
-        <w:t xml:space="preserve">.1 Thuật toán </w:t>
-      </w:r>
-      <w:proofErr w:type="spellStart"/>
-      <w:r>
-        <w:t>greedy</w:t>
-      </w:r>
-      <w:proofErr w:type="spellEnd"/>
-      <w:r>
-        <w:t xml:space="preserve"> cho MCG-VRP</w:t>
+        <w:t>.1 Thuật toán greedy cho MCG-VRP</w:t>
       </w:r>
       <w:bookmarkEnd w:id="38"/>
     </w:p>
@@ -24334,13 +22400,8 @@
           <w:lang w:val="vi-VN"/>
         </w:rPr>
       </w:pPr>
-      <w:proofErr w:type="spellStart"/>
-      <w:r>
-        <w:t>Input</w:t>
-      </w:r>
-      <w:proofErr w:type="spellEnd"/>
-      <w:r>
-        <w:t xml:space="preserve">: Một tập con các nút X </w:t>
+      <w:r>
+        <w:t xml:space="preserve">Input: Một tập con các nút X </w:t>
       </w:r>
       <w:r>
         <w:rPr>
@@ -24359,13 +22420,8 @@
           <w:lang w:val="vi-VN"/>
         </w:rPr>
       </w:pPr>
-      <w:proofErr w:type="spellStart"/>
-      <w:r>
-        <w:t>Output</w:t>
-      </w:r>
-      <w:proofErr w:type="spellEnd"/>
-      <w:r>
-        <w:t xml:space="preserve">: Các tuyến đường {Ai </w:t>
+      <w:r>
+        <w:t xml:space="preserve">Output: Các tuyến đường {Ai </w:t>
       </w:r>
       <w:r>
         <w:rPr>
@@ -24394,15 +22450,7 @@
         </w:rPr>
       </w:pPr>
       <w:r>
-        <w:t xml:space="preserve">Mục tiêu:  </w:t>
-      </w:r>
-      <w:proofErr w:type="spellStart"/>
-      <w:r>
-        <w:t>maximize</w:t>
-      </w:r>
-      <w:proofErr w:type="spellEnd"/>
-      <w:r>
-        <w:t xml:space="preserve">| </w:t>
+        <w:t xml:space="preserve">Mục tiêu:  maximize| </w:t>
       </w:r>
       <w:r>
         <w:rPr>
@@ -24410,7 +22458,6 @@
         </w:rPr>
         <w:t>∪</w:t>
       </w:r>
-      <w:proofErr w:type="spellStart"/>
       <w:r>
         <w:t>i</w:t>
       </w:r>
@@ -24421,11 +22468,7 @@
         <w:t>∈</w:t>
       </w:r>
       <w:r>
-        <w:t>K</w:t>
-      </w:r>
-      <w:proofErr w:type="spellEnd"/>
-      <w:r>
-        <w:t xml:space="preserve"> Ai∩ X|, nghĩa là trong một tuyến đường H, với ngân , chọn tuyến cho các xe sao cho phủ được nhiều khách chưa phục vụ nhất.</w:t>
+        <w:t>K Ai∩ X|, nghĩa là trong một tuyến đường H, với ngân , chọn tuyến cho các xe sao cho phủ được nhiều khách chưa phục vụ nhất.</w:t>
       </w:r>
     </w:p>
     <w:p>
@@ -24523,15 +22566,7 @@
         </w:rPr>
       </w:pPr>
       <w:r>
-        <w:t>+</w:t>
-      </w:r>
-      <w:proofErr w:type="spellStart"/>
-      <w:r>
-        <w:t>Input</w:t>
-      </w:r>
-      <w:proofErr w:type="spellEnd"/>
-      <w:r>
-        <w:t xml:space="preserve">: Đầu vào: Một đồ thị G = (V,E), một đội xe K, trong đó V là tập các nút, E là tập các cạnh. </w:t>
+        <w:t xml:space="preserve">+Input: Đầu vào: Một đồ thị G = (V,E), một đội xe K, trong đó V là tập các nút, E là tập các cạnh. </w:t>
       </w:r>
     </w:p>
     <w:p>
@@ -24543,15 +22578,7 @@
       </w:pPr>
       <w:r>
         <w:lastRenderedPageBreak/>
-        <w:t>+</w:t>
-      </w:r>
-      <w:proofErr w:type="spellStart"/>
-      <w:r>
-        <w:t>Output</w:t>
-      </w:r>
-      <w:proofErr w:type="spellEnd"/>
-      <w:r>
-        <w:t xml:space="preserve">: Phân công tuyến đường cho mỗi xe trong i </w:t>
+        <w:t xml:space="preserve">+Output: Phân công tuyến đường cho mỗi xe trong i </w:t>
       </w:r>
       <w:r>
         <w:rPr>
@@ -24626,39 +22653,7 @@
           <w:sz w:val="28"/>
           <w:szCs w:val="28"/>
         </w:rPr>
-        <w:t xml:space="preserve">Có thể thấy Thuật toán 2.2 là sự kết hợp giữa tư duy tham lam và tìm kiếm nhị phân. Phần tham lam xử lý việc phủ dần khách hàng, còn nhị phân điều chỉnh ngân sách B để tiến dần tới </w:t>
-      </w:r>
-      <w:proofErr w:type="spellStart"/>
-      <w:r>
-        <w:rPr>
-          <w:sz w:val="28"/>
-          <w:szCs w:val="28"/>
-        </w:rPr>
-        <w:t>makespan</w:t>
-      </w:r>
-      <w:proofErr w:type="spellEnd"/>
-      <w:r>
-        <w:rPr>
-          <w:sz w:val="28"/>
-          <w:szCs w:val="28"/>
-        </w:rPr>
-        <w:t xml:space="preserve"> tối ưu. Cách làm này đặc biệt phù hợp với bài toán min-</w:t>
-      </w:r>
-      <w:proofErr w:type="spellStart"/>
-      <w:r>
-        <w:rPr>
-          <w:sz w:val="28"/>
-          <w:szCs w:val="28"/>
-        </w:rPr>
-        <w:t>max</w:t>
-      </w:r>
-      <w:proofErr w:type="spellEnd"/>
-      <w:r>
-        <w:rPr>
-          <w:sz w:val="28"/>
-          <w:szCs w:val="28"/>
-        </w:rPr>
-        <w:t>, vì chất lượng của nghiệm phụ thuộc trực tiếp vào giá trị B dùng để kiểm tra tính khả thi gần đúng. [2].</w:t>
+        <w:t>Có thể thấy Thuật toán 2.2 là sự kết hợp giữa tư duy tham lam và tìm kiếm nhị phân. Phần tham lam xử lý việc phủ dần khách hàng, còn nhị phân điều chỉnh ngân sách B để tiến dần tới makespan tối ưu. Cách làm này đặc biệt phù hợp với bài toán min-max, vì chất lượng của nghiệm phụ thuộc trực tiếp vào giá trị B dùng để kiểm tra tính khả thi gần đúng. [2].</w:t>
       </w:r>
     </w:p>
     <w:p>
@@ -24691,55 +22686,7 @@
           <w:sz w:val="28"/>
           <w:szCs w:val="28"/>
         </w:rPr>
-        <w:t xml:space="preserve">Bài báo chứng minh hai kết quả lý thuyết quan trọng. Thứ nhất, VRPCC khó xấp xỉ đến mức không thể có thuật toán xấp xỉ tốt hơn cỡ (1 − o(1)) </w:t>
-      </w:r>
-      <w:proofErr w:type="spellStart"/>
-      <w:r>
-        <w:rPr>
-          <w:sz w:val="28"/>
-          <w:szCs w:val="28"/>
-        </w:rPr>
-        <w:t>ln</w:t>
-      </w:r>
-      <w:proofErr w:type="spellEnd"/>
-      <w:r>
-        <w:rPr>
-          <w:sz w:val="28"/>
-          <w:szCs w:val="28"/>
-        </w:rPr>
-        <w:t xml:space="preserve"> n, trừ khi P = NP. Kết quả này cho thấy việc tìm một thuật toán hằng số cho bài toán tổng quát là không khả thi. Thứ hai, tác giả xây dựng được một thuật toán xấp xỉ bậc O(</w:t>
-      </w:r>
-      <w:proofErr w:type="spellStart"/>
-      <w:r>
-        <w:rPr>
-          <w:sz w:val="28"/>
-          <w:szCs w:val="28"/>
-        </w:rPr>
-        <w:t>log</w:t>
-      </w:r>
-      <w:proofErr w:type="spellEnd"/>
-      <w:r>
-        <w:rPr>
-          <w:sz w:val="28"/>
-          <w:szCs w:val="28"/>
-        </w:rPr>
-        <w:t xml:space="preserve"> n); với cách chọn </w:t>
-      </w:r>
-      <w:proofErr w:type="spellStart"/>
-      <w:r>
-        <w:rPr>
-          <w:sz w:val="28"/>
-          <w:szCs w:val="28"/>
-        </w:rPr>
-        <w:t>oracle</w:t>
-      </w:r>
-      <w:proofErr w:type="spellEnd"/>
-      <w:r>
-        <w:rPr>
-          <w:sz w:val="28"/>
-          <w:szCs w:val="28"/>
-        </w:rPr>
-        <w:t xml:space="preserve"> dựa trên k-TSP, bài báo nêu cận cụ thể 2</w:t>
+        <w:t>Bài báo chứng minh hai kết quả lý thuyết quan trọng. Thứ nhất, VRPCC khó xấp xỉ đến mức không thể có thuật toán xấp xỉ tốt hơn cỡ (1 − o(1)) ln n, trừ khi P = NP. Kết quả này cho thấy việc tìm một thuật toán hằng số cho bài toán tổng quát là không khả thi. Thứ hai, tác giả xây dựng được một thuật toán xấp xỉ bậc O(log n); với cách chọn oracle dựa trên k-TSP, bài báo nêu cận cụ thể 2</w:t>
       </w:r>
       <w:r>
         <w:rPr>
@@ -24786,127 +22733,15 @@
           <w:sz w:val="28"/>
           <w:szCs w:val="28"/>
         </w:rPr>
-        <w:t xml:space="preserve">Về độ phức tạp, giả sử thời gian của </w:t>
-      </w:r>
-      <w:proofErr w:type="spellStart"/>
+        <w:t xml:space="preserve">Về độ phức tạp, giả sử thời gian của oracle là T(n). Khi đó, một lần thực hiện Thuật toán 2.1 cần O(mT(n)) thời gian vì phải gọi oracle cho từng xe. Thuật toán 2.2 có tối đa O(log n) vòng phủ tập khách hàng và thêm một lớp tìm kiếm nhị </w:t>
+      </w:r>
       <w:r>
         <w:rPr>
           <w:sz w:val="28"/>
           <w:szCs w:val="28"/>
         </w:rPr>
-        <w:t>oracle</w:t>
-      </w:r>
-      <w:proofErr w:type="spellEnd"/>
-      <w:r>
-        <w:rPr>
-          <w:sz w:val="28"/>
-          <w:szCs w:val="28"/>
-        </w:rPr>
-        <w:t xml:space="preserve"> là T(n). Khi đó, một lần thực hiện Thuật toán 2.1 cần O(</w:t>
-      </w:r>
-      <w:proofErr w:type="spellStart"/>
-      <w:r>
-        <w:rPr>
-          <w:sz w:val="28"/>
-          <w:szCs w:val="28"/>
-        </w:rPr>
-        <w:t>mT</w:t>
-      </w:r>
-      <w:proofErr w:type="spellEnd"/>
-      <w:r>
-        <w:rPr>
-          <w:sz w:val="28"/>
-          <w:szCs w:val="28"/>
-        </w:rPr>
-        <w:t xml:space="preserve">(n)) thời gian vì phải gọi </w:t>
-      </w:r>
-      <w:proofErr w:type="spellStart"/>
-      <w:r>
-        <w:rPr>
-          <w:sz w:val="28"/>
-          <w:szCs w:val="28"/>
-        </w:rPr>
-        <w:t>oracle</w:t>
-      </w:r>
-      <w:proofErr w:type="spellEnd"/>
-      <w:r>
-        <w:rPr>
-          <w:sz w:val="28"/>
-          <w:szCs w:val="28"/>
-        </w:rPr>
-        <w:t xml:space="preserve"> cho từng xe. Thuật toán 2.2 có tối đa O(</w:t>
-      </w:r>
-      <w:proofErr w:type="spellStart"/>
-      <w:r>
-        <w:rPr>
-          <w:sz w:val="28"/>
-          <w:szCs w:val="28"/>
-        </w:rPr>
-        <w:t>log</w:t>
-      </w:r>
-      <w:proofErr w:type="spellEnd"/>
-      <w:r>
-        <w:rPr>
-          <w:sz w:val="28"/>
-          <w:szCs w:val="28"/>
-        </w:rPr>
-        <w:t xml:space="preserve"> n) vòng phủ tập khách hàng và thêm một lớp tìm kiếm nhị </w:t>
-      </w:r>
-      <w:r>
-        <w:rPr>
-          <w:sz w:val="28"/>
-          <w:szCs w:val="28"/>
-        </w:rPr>
         <w:lastRenderedPageBreak/>
-        <w:t>phân trên ngân sách B. Do vậy, độ phức tạp tổng thể có thể viết dưới dạng O(</w:t>
-      </w:r>
-      <w:proofErr w:type="spellStart"/>
-      <w:r>
-        <w:rPr>
-          <w:sz w:val="28"/>
-          <w:szCs w:val="28"/>
-        </w:rPr>
-        <w:t>mT</w:t>
-      </w:r>
-      <w:proofErr w:type="spellEnd"/>
-      <w:r>
-        <w:rPr>
-          <w:sz w:val="28"/>
-          <w:szCs w:val="28"/>
-        </w:rPr>
-        <w:t xml:space="preserve">(n) </w:t>
-      </w:r>
-      <w:proofErr w:type="spellStart"/>
-      <w:r>
-        <w:rPr>
-          <w:sz w:val="28"/>
-          <w:szCs w:val="28"/>
-        </w:rPr>
-        <w:t>log</w:t>
-      </w:r>
-      <w:proofErr w:type="spellEnd"/>
-      <w:r>
-        <w:rPr>
-          <w:sz w:val="28"/>
-          <w:szCs w:val="28"/>
-        </w:rPr>
-        <w:t xml:space="preserve"> n </w:t>
-      </w:r>
-      <w:proofErr w:type="spellStart"/>
-      <w:r>
-        <w:rPr>
-          <w:sz w:val="28"/>
-          <w:szCs w:val="28"/>
-        </w:rPr>
-        <w:t>log</w:t>
-      </w:r>
-      <w:proofErr w:type="spellEnd"/>
-      <w:r>
-        <w:rPr>
-          <w:sz w:val="28"/>
-          <w:szCs w:val="28"/>
-        </w:rPr>
-        <w:t xml:space="preserve"> C), với C là cận trên ban đầu của ngân sách. [2].</w:t>
+        <w:t>phân trên ngân sách B. Do vậy, độ phức tạp tổng thể có thể viết dưới dạng O(mT(n) log n log C), với C là cận trên ban đầu của ngân sách. [2].</w:t>
       </w:r>
     </w:p>
     <w:p>
@@ -24924,23 +22759,7 @@
           <w:sz w:val="28"/>
           <w:szCs w:val="28"/>
         </w:rPr>
-        <w:t xml:space="preserve">Từ góc độ thiết kế thuật toán, ưu điểm lớn nhất của cách tiếp cận này là có bảo đảm lý thuyết rõ ràng. Nhược điểm là hệ số xấp xỉ còn tương đối lớn và việc chất lượng nghiệm phụ thuộc nhiều vào thủ tục </w:t>
-      </w:r>
-      <w:proofErr w:type="spellStart"/>
-      <w:r>
-        <w:rPr>
-          <w:sz w:val="28"/>
-          <w:szCs w:val="28"/>
-        </w:rPr>
-        <w:t>oracle</w:t>
-      </w:r>
-      <w:proofErr w:type="spellEnd"/>
-      <w:r>
-        <w:rPr>
-          <w:sz w:val="28"/>
-          <w:szCs w:val="28"/>
-        </w:rPr>
-        <w:t xml:space="preserve">. Tuy vậy, phần thực nghiệm của bài báo cho thấy trong thực tế nghiệm thu được tốt hơn đáng kể so với cận lý thuyết. </w:t>
+        <w:t xml:space="preserve">Từ góc độ thiết kế thuật toán, ưu điểm lớn nhất của cách tiếp cận này là có bảo đảm lý thuyết rõ ràng. Nhược điểm là hệ số xấp xỉ còn tương đối lớn và việc chất lượng nghiệm phụ thuộc nhiều vào thủ tục oracle. Tuy vậy, phần thực nghiệm của bài báo cho thấy trong thực tế nghiệm thu được tốt hơn đáng kể so với cận lý thuyết. </w:t>
       </w:r>
     </w:p>
     <w:p>
@@ -25018,71 +22837,7 @@
           <w:sz w:val="28"/>
           <w:szCs w:val="28"/>
         </w:rPr>
-        <w:t xml:space="preserve">Thuật toán được cài đặt bằng </w:t>
-      </w:r>
-      <w:proofErr w:type="spellStart"/>
-      <w:r>
-        <w:rPr>
-          <w:sz w:val="28"/>
-          <w:szCs w:val="28"/>
-        </w:rPr>
-        <w:t>Python</w:t>
-      </w:r>
-      <w:proofErr w:type="spellEnd"/>
-      <w:r>
-        <w:rPr>
-          <w:sz w:val="28"/>
-          <w:szCs w:val="28"/>
-        </w:rPr>
-        <w:t xml:space="preserve"> và mô hình MIP được giải bằng </w:t>
-      </w:r>
-      <w:proofErr w:type="spellStart"/>
-      <w:r>
-        <w:rPr>
-          <w:sz w:val="28"/>
-          <w:szCs w:val="28"/>
-        </w:rPr>
-        <w:t>Gurobi</w:t>
-      </w:r>
-      <w:proofErr w:type="spellEnd"/>
-      <w:r>
-        <w:rPr>
-          <w:sz w:val="28"/>
-          <w:szCs w:val="28"/>
-        </w:rPr>
-        <w:t xml:space="preserve">. Các thí nghiệm được chạy trên máy tính sử dụng bộ xử lý </w:t>
-      </w:r>
-      <w:proofErr w:type="spellStart"/>
-      <w:r>
-        <w:rPr>
-          <w:sz w:val="28"/>
-          <w:szCs w:val="28"/>
-        </w:rPr>
-        <w:t>Intel</w:t>
-      </w:r>
-      <w:proofErr w:type="spellEnd"/>
-      <w:r>
-        <w:rPr>
-          <w:sz w:val="28"/>
-          <w:szCs w:val="28"/>
-        </w:rPr>
-        <w:t xml:space="preserve"> </w:t>
-      </w:r>
-      <w:proofErr w:type="spellStart"/>
-      <w:r>
-        <w:rPr>
-          <w:sz w:val="28"/>
-          <w:szCs w:val="28"/>
-        </w:rPr>
-        <w:t>Core</w:t>
-      </w:r>
-      <w:proofErr w:type="spellEnd"/>
-      <w:r>
-        <w:rPr>
-          <w:sz w:val="28"/>
-          <w:szCs w:val="28"/>
-        </w:rPr>
-        <w:t xml:space="preserve"> i5-14600 và 32 GB RAM. Đối với bộ giải MIP, sử dụng hai ngưỡng thời gian để so sánh: 10 phút và 2 giờ. Việc dùng hai mức thời gian này giúp quan sát rõ sự khác nhau giữa khả năng tìm cận nhanh và khả năng cải thiện nghiệm khi cho bộ giải nhiều thời gian hơn. </w:t>
+        <w:t xml:space="preserve">Thuật toán được cài đặt bằng Python và mô hình MIP được giải bằng Gurobi. Các thí nghiệm được chạy trên máy tính sử dụng bộ xử lý Intel Core i5-14600 và 32 GB RAM. Đối với bộ giải MIP, sử dụng hai ngưỡng thời gian để so sánh: 10 phút và 2 giờ. Việc dùng hai mức thời gian này giúp quan sát rõ sự khác nhau giữa khả năng tìm cận nhanh và khả năng cải thiện nghiệm khi cho bộ giải nhiều thời gian hơn. </w:t>
       </w:r>
     </w:p>
     <w:p>
@@ -25114,71 +22869,7 @@
           <w:sz w:val="28"/>
           <w:szCs w:val="28"/>
         </w:rPr>
-        <w:t xml:space="preserve">dùng thuật toán xấp xỉ 5 lần cho k-TSP làm </w:t>
-      </w:r>
-      <w:proofErr w:type="spellStart"/>
-      <w:r>
-        <w:rPr>
-          <w:sz w:val="28"/>
-          <w:szCs w:val="28"/>
-        </w:rPr>
-        <w:t>oracle</w:t>
-      </w:r>
-      <w:proofErr w:type="spellEnd"/>
-      <w:r>
-        <w:rPr>
-          <w:sz w:val="28"/>
-          <w:szCs w:val="28"/>
-        </w:rPr>
-        <w:t xml:space="preserve">. Sau khi xây dựng nghiệm bằng thủ tục </w:t>
-      </w:r>
-      <w:proofErr w:type="spellStart"/>
-      <w:r>
-        <w:rPr>
-          <w:sz w:val="28"/>
-          <w:szCs w:val="28"/>
-        </w:rPr>
-        <w:t>greedy</w:t>
-      </w:r>
-      <w:proofErr w:type="spellEnd"/>
-      <w:r>
-        <w:rPr>
-          <w:sz w:val="28"/>
-          <w:szCs w:val="28"/>
-        </w:rPr>
-        <w:t xml:space="preserve"> và tìm kiếm nhị phân, tiếp tục cải thiện nghiệm bằng </w:t>
-      </w:r>
-      <w:proofErr w:type="spellStart"/>
-      <w:r>
-        <w:rPr>
-          <w:sz w:val="28"/>
-          <w:szCs w:val="28"/>
-        </w:rPr>
-        <w:t>local</w:t>
-      </w:r>
-      <w:proofErr w:type="spellEnd"/>
-      <w:r>
-        <w:rPr>
-          <w:sz w:val="28"/>
-          <w:szCs w:val="28"/>
-        </w:rPr>
-        <w:t xml:space="preserve"> </w:t>
-      </w:r>
-      <w:proofErr w:type="spellStart"/>
-      <w:r>
-        <w:rPr>
-          <w:sz w:val="28"/>
-          <w:szCs w:val="28"/>
-        </w:rPr>
-        <w:t>search</w:t>
-      </w:r>
-      <w:proofErr w:type="spellEnd"/>
-      <w:r>
-        <w:rPr>
-          <w:sz w:val="28"/>
-          <w:szCs w:val="28"/>
-        </w:rPr>
-        <w:t xml:space="preserve">. Bước hậu xử lý này không làm thay đổi khung lý thuyết chính, nhưng giúp tăng đáng kể chất lượng nghiệm trong thực tế. </w:t>
+        <w:t xml:space="preserve">dùng thuật toán xấp xỉ 5 lần cho k-TSP làm oracle. Sau khi xây dựng nghiệm bằng thủ tục greedy và tìm kiếm nhị phân, tiếp tục cải thiện nghiệm bằng local search. Bước hậu xử lý này không làm thay đổi khung lý thuyết chính, nhưng giúp tăng đáng kể chất lượng nghiệm trong thực tế. </w:t>
       </w:r>
     </w:p>
     <w:p>
@@ -25205,23 +22896,7 @@
           <w:sz w:val="28"/>
           <w:szCs w:val="28"/>
         </w:rPr>
-        <w:t xml:space="preserve">Bộ dữ liệu được xây dựng từ </w:t>
-      </w:r>
-      <w:proofErr w:type="spellStart"/>
-      <w:r>
-        <w:rPr>
-          <w:sz w:val="28"/>
-          <w:szCs w:val="28"/>
-        </w:rPr>
-        <w:t>benchmark</w:t>
-      </w:r>
-      <w:proofErr w:type="spellEnd"/>
-      <w:r>
-        <w:rPr>
-          <w:sz w:val="28"/>
-          <w:szCs w:val="28"/>
-        </w:rPr>
-        <w:t xml:space="preserve"> Solomon cho VRP. </w:t>
+        <w:t xml:space="preserve">Bộ dữ liệu được xây dựng từ benchmark Solomon cho VRP. </w:t>
       </w:r>
       <w:r>
         <w:rPr>
@@ -25275,119 +22950,7 @@
           <w:sz w:val="28"/>
           <w:szCs w:val="28"/>
         </w:rPr>
-        <w:t xml:space="preserve">sinh ngẫu nhiên tập khách mà mỗi xe có thể phục vụ. Hai mức ràng buộc được xét là </w:t>
-      </w:r>
-      <w:proofErr w:type="spellStart"/>
-      <w:r>
-        <w:rPr>
-          <w:sz w:val="28"/>
-          <w:szCs w:val="28"/>
-        </w:rPr>
-        <w:t>tight</w:t>
-      </w:r>
-      <w:proofErr w:type="spellEnd"/>
-      <w:r>
-        <w:rPr>
-          <w:sz w:val="28"/>
-          <w:szCs w:val="28"/>
-        </w:rPr>
-        <w:t xml:space="preserve"> và </w:t>
-      </w:r>
-      <w:proofErr w:type="spellStart"/>
-      <w:r>
-        <w:rPr>
-          <w:sz w:val="28"/>
-          <w:szCs w:val="28"/>
-        </w:rPr>
-        <w:t>relaxed</w:t>
-      </w:r>
-      <w:proofErr w:type="spellEnd"/>
-      <w:r>
-        <w:rPr>
-          <w:sz w:val="28"/>
-          <w:szCs w:val="28"/>
-        </w:rPr>
-        <w:t xml:space="preserve">. Với </w:t>
-      </w:r>
-      <w:proofErr w:type="spellStart"/>
-      <w:r>
-        <w:rPr>
-          <w:sz w:val="28"/>
-          <w:szCs w:val="28"/>
-        </w:rPr>
-        <w:t>tight</w:t>
-      </w:r>
-      <w:proofErr w:type="spellEnd"/>
-      <w:r>
-        <w:rPr>
-          <w:sz w:val="28"/>
-          <w:szCs w:val="28"/>
-        </w:rPr>
-        <w:t xml:space="preserve"> </w:t>
-      </w:r>
-      <w:proofErr w:type="spellStart"/>
-      <w:r>
-        <w:rPr>
-          <w:sz w:val="28"/>
-          <w:szCs w:val="28"/>
-        </w:rPr>
-        <w:t>compatibility</w:t>
-      </w:r>
-      <w:proofErr w:type="spellEnd"/>
-      <w:r>
-        <w:rPr>
-          <w:sz w:val="28"/>
-          <w:szCs w:val="28"/>
-        </w:rPr>
-        <w:t xml:space="preserve">, xác suất một xe có thể phục vụ một khách là 30%; với </w:t>
-      </w:r>
-      <w:proofErr w:type="spellStart"/>
-      <w:r>
-        <w:rPr>
-          <w:sz w:val="28"/>
-          <w:szCs w:val="28"/>
-        </w:rPr>
-        <w:t>relaxed</w:t>
-      </w:r>
-      <w:proofErr w:type="spellEnd"/>
-      <w:r>
-        <w:rPr>
-          <w:sz w:val="28"/>
-          <w:szCs w:val="28"/>
-        </w:rPr>
-        <w:t xml:space="preserve"> </w:t>
-      </w:r>
-      <w:proofErr w:type="spellStart"/>
-      <w:r>
-        <w:rPr>
-          <w:sz w:val="28"/>
-          <w:szCs w:val="28"/>
-        </w:rPr>
-        <w:t>compatibility</w:t>
-      </w:r>
-      <w:proofErr w:type="spellEnd"/>
-      <w:r>
-        <w:rPr>
-          <w:sz w:val="28"/>
-          <w:szCs w:val="28"/>
-        </w:rPr>
-        <w:t xml:space="preserve">, xác suất này là 70%. Mỗi </w:t>
-      </w:r>
-      <w:proofErr w:type="spellStart"/>
-      <w:r>
-        <w:rPr>
-          <w:sz w:val="28"/>
-          <w:szCs w:val="28"/>
-        </w:rPr>
-        <w:t>instance</w:t>
-      </w:r>
-      <w:proofErr w:type="spellEnd"/>
-      <w:r>
-        <w:rPr>
-          <w:sz w:val="28"/>
-          <w:szCs w:val="28"/>
-        </w:rPr>
-        <w:t xml:space="preserve"> được ký hiệu bởi loại phân bố, số nút n và số xe k, chẳng hạn C-n21-k6 hoặc RC-n101-k22. </w:t>
+        <w:t xml:space="preserve">sinh ngẫu nhiên tập khách mà mỗi xe có thể phục vụ. Hai mức ràng buộc được xét là tight và relaxed. Với tight compatibility, xác suất một xe có thể phục vụ một khách là 30%; với relaxed compatibility, xác suất này là 70%. Mỗi instance được ký hiệu bởi loại phân bố, số nút n và số xe k, chẳng hạn C-n21-k6 hoặc RC-n101-k22. </w:t>
       </w:r>
     </w:p>
     <w:tbl>
@@ -25467,23 +23030,7 @@
                 <w:sz w:val="28"/>
                 <w:szCs w:val="28"/>
               </w:rPr>
-              <w:t xml:space="preserve">Lấy từ </w:t>
-            </w:r>
-            <w:proofErr w:type="spellStart"/>
-            <w:r>
-              <w:rPr>
-                <w:sz w:val="28"/>
-                <w:szCs w:val="28"/>
-              </w:rPr>
-              <w:t>benchmark</w:t>
-            </w:r>
-            <w:proofErr w:type="spellEnd"/>
-            <w:r>
-              <w:rPr>
-                <w:sz w:val="28"/>
-                <w:szCs w:val="28"/>
-              </w:rPr>
-              <w:t xml:space="preserve"> Solomon cho bài toán VRP có cửa sổ thời gian.</w:t>
+              <w:t>Lấy từ benchmark Solomon cho bài toán VRP có cửa sổ thời gian.</w:t>
             </w:r>
           </w:p>
         </w:tc>
@@ -25609,23 +23156,7 @@
                 <w:sz w:val="28"/>
                 <w:szCs w:val="28"/>
               </w:rPr>
-              <w:t xml:space="preserve">Các </w:t>
-            </w:r>
-            <w:proofErr w:type="spellStart"/>
-            <w:r>
-              <w:rPr>
-                <w:sz w:val="28"/>
-                <w:szCs w:val="28"/>
-              </w:rPr>
-              <w:t>instance</w:t>
-            </w:r>
-            <w:proofErr w:type="spellEnd"/>
-            <w:r>
-              <w:rPr>
-                <w:sz w:val="28"/>
-                <w:szCs w:val="28"/>
-              </w:rPr>
-              <w:t xml:space="preserve"> nhỏ có tới </w:t>
+              <w:t xml:space="preserve">Các instance nhỏ có tới </w:t>
             </w:r>
             <w:r>
               <w:rPr>
@@ -25639,23 +23170,7 @@
                 <w:sz w:val="28"/>
                 <w:szCs w:val="28"/>
               </w:rPr>
-              <w:t xml:space="preserve"> khách; các </w:t>
-            </w:r>
-            <w:proofErr w:type="spellStart"/>
-            <w:r>
-              <w:rPr>
-                <w:sz w:val="28"/>
-                <w:szCs w:val="28"/>
-              </w:rPr>
-              <w:t>instance</w:t>
-            </w:r>
-            <w:proofErr w:type="spellEnd"/>
-            <w:r>
-              <w:rPr>
-                <w:sz w:val="28"/>
-                <w:szCs w:val="28"/>
-              </w:rPr>
-              <w:t xml:space="preserve"> lớn có tới 100 khách.</w:t>
+              <w:t xml:space="preserve"> khách; các instance lớn có tới 100 khách.</w:t>
             </w:r>
           </w:p>
         </w:tc>
@@ -25684,31 +23199,13 @@
                 <w:szCs w:val="28"/>
               </w:rPr>
             </w:pPr>
-            <w:proofErr w:type="spellStart"/>
-            <w:r>
-              <w:rPr>
-                <w:sz w:val="28"/>
-                <w:szCs w:val="28"/>
-              </w:rPr>
-              <w:t>Tight</w:t>
-            </w:r>
-            <w:proofErr w:type="spellEnd"/>
-            <w:r>
-              <w:rPr>
-                <w:sz w:val="28"/>
-                <w:szCs w:val="28"/>
-              </w:rPr>
-              <w:t xml:space="preserve"> </w:t>
-            </w:r>
-            <w:proofErr w:type="spellStart"/>
-            <w:r>
-              <w:rPr>
-                <w:sz w:val="28"/>
-                <w:szCs w:val="28"/>
-              </w:rPr>
-              <w:t>compatibility</w:t>
-            </w:r>
-            <w:proofErr w:type="spellEnd"/>
+            <w:r>
+              <w:rPr>
+                <w:sz w:val="28"/>
+                <w:szCs w:val="28"/>
+              </w:rPr>
+              <w:t>Tight compatibility</w:t>
+            </w:r>
           </w:p>
         </w:tc>
         <w:tc>
@@ -25765,31 +23262,13 @@
                 <w:szCs w:val="28"/>
               </w:rPr>
             </w:pPr>
-            <w:proofErr w:type="spellStart"/>
-            <w:r>
-              <w:rPr>
-                <w:sz w:val="28"/>
-                <w:szCs w:val="28"/>
-              </w:rPr>
-              <w:t>Relaxed</w:t>
-            </w:r>
-            <w:proofErr w:type="spellEnd"/>
-            <w:r>
-              <w:rPr>
-                <w:sz w:val="28"/>
-                <w:szCs w:val="28"/>
-              </w:rPr>
-              <w:t xml:space="preserve"> </w:t>
-            </w:r>
-            <w:proofErr w:type="spellStart"/>
-            <w:r>
-              <w:rPr>
-                <w:sz w:val="28"/>
-                <w:szCs w:val="28"/>
-              </w:rPr>
-              <w:t>compatibility</w:t>
-            </w:r>
-            <w:proofErr w:type="spellEnd"/>
+            <w:r>
+              <w:rPr>
+                <w:sz w:val="28"/>
+                <w:szCs w:val="28"/>
+              </w:rPr>
+              <w:t>Relaxed compatibility</w:t>
+            </w:r>
           </w:p>
         </w:tc>
         <w:tc>
@@ -25899,21 +23378,7 @@
         <w:rPr>
           <w:szCs w:val="28"/>
         </w:rPr>
-        <w:t xml:space="preserve">Bảng 3.1. Cách xây dựng bộ dữ liệu và các nhóm </w:t>
-      </w:r>
-      <w:proofErr w:type="spellStart"/>
-      <w:r>
-        <w:rPr>
-          <w:szCs w:val="28"/>
-        </w:rPr>
-        <w:t>instance</w:t>
-      </w:r>
-      <w:proofErr w:type="spellEnd"/>
-      <w:r>
-        <w:rPr>
-          <w:szCs w:val="28"/>
-        </w:rPr>
-        <w:t xml:space="preserve"> dùng trong thực nghiệm</w:t>
+        <w:t>Bảng 3.1. Cách xây dựng bộ dữ liệu và các nhóm instance dùng trong thực nghiệm</w:t>
       </w:r>
       <w:bookmarkEnd w:id="45"/>
     </w:p>
@@ -25953,23 +23418,7 @@
           <w:sz w:val="28"/>
           <w:szCs w:val="28"/>
         </w:rPr>
-        <w:t xml:space="preserve">Quy trình đánh giá gồm bốn bước. Trước hết, xây dựng </w:t>
-      </w:r>
-      <w:proofErr w:type="spellStart"/>
-      <w:r>
-        <w:rPr>
-          <w:sz w:val="28"/>
-          <w:szCs w:val="28"/>
-        </w:rPr>
-        <w:t>instance</w:t>
-      </w:r>
-      <w:proofErr w:type="spellEnd"/>
-      <w:r>
-        <w:rPr>
-          <w:sz w:val="28"/>
-          <w:szCs w:val="28"/>
-        </w:rPr>
-        <w:t xml:space="preserve"> từ dữ liệu Solomon và tạo ma trận tương thích. Tiếp theo, chạy mô hình MIP với hai giới hạn thời gian 10 phút và 2 giờ để thu được cận dưới, cận trên và nghiệm khả thi tốt nhất. Sau đó, chạy thuật toán xấp xỉ để thu được giá trị mục tiêu và thời gian xử lý. Cuối cùng, so sánh các kết quả theo hai tỷ lệ: tỉ lệ giữa nghiệm xấp xỉ và cận dưới tốt nhất của MIP; tỉ lệ giữa nghiệm xấp xỉ và cận trên tốt nhất mà MIP tìm được. </w:t>
+        <w:t xml:space="preserve">Quy trình đánh giá gồm bốn bước. Trước hết, xây dựng instance từ dữ liệu Solomon và tạo ma trận tương thích. Tiếp theo, chạy mô hình MIP với hai giới hạn thời gian 10 phút và 2 giờ để thu được cận dưới, cận trên và nghiệm khả thi tốt nhất. Sau đó, chạy thuật toán xấp xỉ để thu được giá trị mục tiêu và thời gian xử lý. Cuối cùng, so sánh các kết quả theo hai tỷ lệ: tỉ lệ giữa nghiệm xấp xỉ và cận dưới tốt nhất của MIP; tỉ lệ giữa nghiệm xấp xỉ và cận trên tốt nhất mà MIP tìm được. </w:t>
       </w:r>
     </w:p>
     <w:p>
@@ -26048,87 +23497,7 @@
           <w:sz w:val="28"/>
           <w:szCs w:val="28"/>
         </w:rPr>
-        <w:t xml:space="preserve">Nguyên nhân thứ nhất là do khác biệt về cấu hình phần cứng và môi trường phần mềm. Trong bài báo, tác giả thực hiện thí nghiệm trên máy tính sử dụng bộ xử lý </w:t>
-      </w:r>
-      <w:proofErr w:type="spellStart"/>
-      <w:r>
-        <w:rPr>
-          <w:sz w:val="28"/>
-          <w:szCs w:val="28"/>
-        </w:rPr>
-        <w:t>Intel</w:t>
-      </w:r>
-      <w:proofErr w:type="spellEnd"/>
-      <w:r>
-        <w:rPr>
-          <w:sz w:val="28"/>
-          <w:szCs w:val="28"/>
-        </w:rPr>
-        <w:t xml:space="preserve"> </w:t>
-      </w:r>
-      <w:proofErr w:type="spellStart"/>
-      <w:r>
-        <w:rPr>
-          <w:sz w:val="28"/>
-          <w:szCs w:val="28"/>
-        </w:rPr>
-        <w:t>Core</w:t>
-      </w:r>
-      <w:proofErr w:type="spellEnd"/>
-      <w:r>
-        <w:rPr>
-          <w:sz w:val="28"/>
-          <w:szCs w:val="28"/>
-        </w:rPr>
-        <w:t xml:space="preserve"> i7-3770 tốc độ 3.4 </w:t>
-      </w:r>
-      <w:proofErr w:type="spellStart"/>
-      <w:r>
-        <w:rPr>
-          <w:sz w:val="28"/>
-          <w:szCs w:val="28"/>
-        </w:rPr>
-        <w:t>GHz</w:t>
-      </w:r>
-      <w:proofErr w:type="spellEnd"/>
-      <w:r>
-        <w:rPr>
-          <w:sz w:val="28"/>
-          <w:szCs w:val="28"/>
-        </w:rPr>
-        <w:t xml:space="preserve">, RAM 8 GB và </w:t>
-      </w:r>
-      <w:proofErr w:type="spellStart"/>
-      <w:r>
-        <w:rPr>
-          <w:sz w:val="28"/>
-          <w:szCs w:val="28"/>
-        </w:rPr>
-        <w:t>solver</w:t>
-      </w:r>
-      <w:proofErr w:type="spellEnd"/>
-      <w:r>
-        <w:rPr>
-          <w:sz w:val="28"/>
-          <w:szCs w:val="28"/>
-        </w:rPr>
-        <w:t xml:space="preserve"> </w:t>
-      </w:r>
-      <w:proofErr w:type="spellStart"/>
-      <w:r>
-        <w:rPr>
-          <w:sz w:val="28"/>
-          <w:szCs w:val="28"/>
-        </w:rPr>
-        <w:t>Gurobi</w:t>
-      </w:r>
-      <w:proofErr w:type="spellEnd"/>
-      <w:r>
-        <w:rPr>
-          <w:sz w:val="28"/>
-          <w:szCs w:val="28"/>
-        </w:rPr>
-        <w:t xml:space="preserve"> 7.5.1</w:t>
+        <w:t>Nguyên nhân thứ nhất là do khác biệt về cấu hình phần cứng và môi trường phần mềm. Trong bài báo, tác giả thực hiện thí nghiệm trên máy tính sử dụng bộ xử lý Intel Core i7-3770 tốc độ 3.4 GHz, RAM 8 GB và solver Gurobi 7.5.1</w:t>
       </w:r>
       <w:r>
         <w:rPr>
@@ -26143,39 +23512,7 @@
           <w:sz w:val="28"/>
           <w:szCs w:val="28"/>
         </w:rPr>
-        <w:t xml:space="preserve">. Trong khi đó, quá trình thực nghiệm của nhóm được tiến hành trên một cấu hình máy tính sử dụng bộ xử lý </w:t>
-      </w:r>
-      <w:proofErr w:type="spellStart"/>
-      <w:r>
-        <w:rPr>
-          <w:sz w:val="28"/>
-          <w:szCs w:val="28"/>
-        </w:rPr>
-        <w:t>Intel</w:t>
-      </w:r>
-      <w:proofErr w:type="spellEnd"/>
-      <w:r>
-        <w:rPr>
-          <w:sz w:val="28"/>
-          <w:szCs w:val="28"/>
-        </w:rPr>
-        <w:t xml:space="preserve"> </w:t>
-      </w:r>
-      <w:proofErr w:type="spellStart"/>
-      <w:r>
-        <w:rPr>
-          <w:sz w:val="28"/>
-          <w:szCs w:val="28"/>
-        </w:rPr>
-        <w:t>Core</w:t>
-      </w:r>
-      <w:proofErr w:type="spellEnd"/>
-      <w:r>
-        <w:rPr>
-          <w:sz w:val="28"/>
-          <w:szCs w:val="28"/>
-        </w:rPr>
-        <w:t xml:space="preserve"> i5-14600 và 32 GB RAM. Những yếu tố này ảnh hưởng trực tiếp đến thời gian chạy, tốc độ hội tụ của MIP, cũng như khả năng tìm được cận dưới, cận trên và nghiệm tốt trong một giới hạn thời gian nhất định. Vì vậy, dù cùng áp dụng một mô hình và một thuật toán, các chỉ số thực nghiệm vẫn có thể khác với bài báo.</w:t>
+        <w:t>. Trong khi đó, quá trình thực nghiệm của nhóm được tiến hành trên một cấu hình máy tính sử dụng bộ xử lý Intel Core i5-14600 và 32 GB RAM. Những yếu tố này ảnh hưởng trực tiếp đến thời gian chạy, tốc độ hội tụ của MIP, cũng như khả năng tìm được cận dưới, cận trên và nghiệm tốt trong một giới hạn thời gian nhất định. Vì vậy, dù cùng áp dụng một mô hình và một thuật toán, các chỉ số thực nghiệm vẫn có thể khác với bài báo.</w:t>
       </w:r>
     </w:p>
     <w:p>
@@ -26193,103 +23530,7 @@
           <w:sz w:val="28"/>
           <w:szCs w:val="28"/>
         </w:rPr>
-        <w:t xml:space="preserve">Nguyên nhân thứ hai là do dữ liệu thực nghiệm được sinh ra không hoàn toàn giống dữ liệu trong bài báo. Mặc dù bài báo sử dụng các bộ dữ liệu dựa trên </w:t>
-      </w:r>
-      <w:proofErr w:type="spellStart"/>
-      <w:r>
-        <w:rPr>
-          <w:sz w:val="28"/>
-          <w:szCs w:val="28"/>
-        </w:rPr>
-        <w:t>benchmark</w:t>
-      </w:r>
-      <w:proofErr w:type="spellEnd"/>
-      <w:r>
-        <w:rPr>
-          <w:sz w:val="28"/>
-          <w:szCs w:val="28"/>
-        </w:rPr>
-        <w:t xml:space="preserve"> Solomon, nhưng tác giả không dùng nguyên trạng toàn bộ dữ liệu gốc mà thực hiện lấy mẫu số nút mong muốn, sau đó sinh thêm các ràng buộc tương thích theo cơ chế ngẫu nhiên. Cụ thể, trong trường hợp </w:t>
-      </w:r>
-      <w:proofErr w:type="spellStart"/>
-      <w:r>
-        <w:rPr>
-          <w:sz w:val="28"/>
-          <w:szCs w:val="28"/>
-        </w:rPr>
-        <w:t>tight</w:t>
-      </w:r>
-      <w:proofErr w:type="spellEnd"/>
-      <w:r>
-        <w:rPr>
-          <w:sz w:val="28"/>
-          <w:szCs w:val="28"/>
-        </w:rPr>
-        <w:t xml:space="preserve"> </w:t>
-      </w:r>
-      <w:proofErr w:type="spellStart"/>
-      <w:r>
-        <w:rPr>
-          <w:sz w:val="28"/>
-          <w:szCs w:val="28"/>
-        </w:rPr>
-        <w:t>compatibility</w:t>
-      </w:r>
-      <w:proofErr w:type="spellEnd"/>
-      <w:r>
-        <w:rPr>
-          <w:sz w:val="28"/>
-          <w:szCs w:val="28"/>
-        </w:rPr>
-        <w:t xml:space="preserve">, xác suất một xe có thể phục vụ một khách là 30%, còn trong trường hợp </w:t>
-      </w:r>
-      <w:proofErr w:type="spellStart"/>
-      <w:r>
-        <w:rPr>
-          <w:sz w:val="28"/>
-          <w:szCs w:val="28"/>
-        </w:rPr>
-        <w:t>relaxed</w:t>
-      </w:r>
-      <w:proofErr w:type="spellEnd"/>
-      <w:r>
-        <w:rPr>
-          <w:sz w:val="28"/>
-          <w:szCs w:val="28"/>
-        </w:rPr>
-        <w:t xml:space="preserve"> </w:t>
-      </w:r>
-      <w:proofErr w:type="spellStart"/>
-      <w:r>
-        <w:rPr>
-          <w:sz w:val="28"/>
-          <w:szCs w:val="28"/>
-        </w:rPr>
-        <w:t>compatibility</w:t>
-      </w:r>
-      <w:proofErr w:type="spellEnd"/>
-      <w:r>
-        <w:rPr>
-          <w:sz w:val="28"/>
-          <w:szCs w:val="28"/>
-        </w:rPr>
-        <w:t xml:space="preserve">, xác suất này là 70%. Vì vậy, nếu khác </w:t>
-      </w:r>
-      <w:proofErr w:type="spellStart"/>
-      <w:r>
-        <w:rPr>
-          <w:sz w:val="28"/>
-          <w:szCs w:val="28"/>
-        </w:rPr>
-        <w:t>seed</w:t>
-      </w:r>
-      <w:proofErr w:type="spellEnd"/>
-      <w:r>
-        <w:rPr>
-          <w:sz w:val="28"/>
-          <w:szCs w:val="28"/>
-        </w:rPr>
-        <w:t xml:space="preserve"> ngẫu nhiên, khác cách chọn nút, khác cách sinh ma trận tương thích hoặc khác cách tiền xử lý dữ liệu, thì bộ dữ liệu đầu vào thu được sẽ không hoàn toàn </w:t>
+        <w:t xml:space="preserve">Nguyên nhân thứ hai là do dữ liệu thực nghiệm được sinh ra không hoàn toàn giống dữ liệu trong bài báo. Mặc dù bài báo sử dụng các bộ dữ liệu dựa trên benchmark Solomon, nhưng tác giả không dùng nguyên trạng toàn bộ dữ liệu gốc mà thực hiện lấy mẫu số nút mong muốn, sau đó sinh thêm các ràng buộc tương thích theo cơ chế ngẫu nhiên. Cụ thể, trong trường hợp tight compatibility, xác suất một xe có thể phục vụ một khách là 30%, còn trong trường hợp relaxed compatibility, xác suất này là 70%. Vì vậy, nếu khác seed ngẫu nhiên, khác cách chọn nút, khác cách sinh ma trận tương thích hoặc khác cách tiền xử lý dữ liệu, thì bộ dữ liệu đầu vào thu được sẽ không hoàn toàn </w:t>
       </w:r>
       <w:r>
         <w:rPr>
@@ -26310,1600 +23551,24 @@
           <w:lang w:val="en-US"/>
         </w:rPr>
       </w:pPr>
-      <w:proofErr w:type="spellStart"/>
       <w:r>
         <w:rPr>
           <w:sz w:val="28"/>
           <w:szCs w:val="28"/>
           <w:lang w:val="en-US"/>
         </w:rPr>
-        <w:t>Ngoài</w:t>
-      </w:r>
-      <w:proofErr w:type="spellEnd"/>
-      <w:r>
+        <w:t>Ngoài hai nguyên nhân chính nêu trên, một số yếu tố phụ khác cũng có thể làm sai lệch kết quả, chẳng hạn như tham số cài đặt của solver, số luồng xử lý, mức tải của máy trong lúc chạy chương trình, hoặc cách hiện thực các bước cải thiện nghiệm sau khi thuật toán gần đúng kết thúc. Tuy nhiên, các yếu tố này chỉ mang tính bổ sung, còn nguyên nhân chủ yếu vẫn là sự khác biệt về môi trường tính toán và dữ liệu thực nghiệm.</w:t>
+      </w:r>
+    </w:p>
+    <w:p>
+      <w:pPr>
+        <w:spacing w:before="240"/>
+        <w:ind w:firstLine="567"/>
         <w:rPr>
           <w:sz w:val="28"/>
           <w:szCs w:val="28"/>
           <w:lang w:val="en-US"/>
         </w:rPr>
-        <w:t xml:space="preserve"> </w:t>
-      </w:r>
-      <w:proofErr w:type="spellStart"/>
-      <w:r>
-        <w:rPr>
-          <w:sz w:val="28"/>
-          <w:szCs w:val="28"/>
-          <w:lang w:val="en-US"/>
-        </w:rPr>
-        <w:t>hai</w:t>
-      </w:r>
-      <w:proofErr w:type="spellEnd"/>
-      <w:r>
-        <w:rPr>
-          <w:sz w:val="28"/>
-          <w:szCs w:val="28"/>
-          <w:lang w:val="en-US"/>
-        </w:rPr>
-        <w:t xml:space="preserve"> </w:t>
-      </w:r>
-      <w:proofErr w:type="spellStart"/>
-      <w:r>
-        <w:rPr>
-          <w:sz w:val="28"/>
-          <w:szCs w:val="28"/>
-          <w:lang w:val="en-US"/>
-        </w:rPr>
-        <w:t>nguyên</w:t>
-      </w:r>
-      <w:proofErr w:type="spellEnd"/>
-      <w:r>
-        <w:rPr>
-          <w:sz w:val="28"/>
-          <w:szCs w:val="28"/>
-          <w:lang w:val="en-US"/>
-        </w:rPr>
-        <w:t xml:space="preserve"> </w:t>
-      </w:r>
-      <w:proofErr w:type="spellStart"/>
-      <w:r>
-        <w:rPr>
-          <w:sz w:val="28"/>
-          <w:szCs w:val="28"/>
-          <w:lang w:val="en-US"/>
-        </w:rPr>
-        <w:t>nhân</w:t>
-      </w:r>
-      <w:proofErr w:type="spellEnd"/>
-      <w:r>
-        <w:rPr>
-          <w:sz w:val="28"/>
-          <w:szCs w:val="28"/>
-          <w:lang w:val="en-US"/>
-        </w:rPr>
-        <w:t xml:space="preserve"> </w:t>
-      </w:r>
-      <w:proofErr w:type="spellStart"/>
-      <w:r>
-        <w:rPr>
-          <w:sz w:val="28"/>
-          <w:szCs w:val="28"/>
-          <w:lang w:val="en-US"/>
-        </w:rPr>
-        <w:t>chính</w:t>
-      </w:r>
-      <w:proofErr w:type="spellEnd"/>
-      <w:r>
-        <w:rPr>
-          <w:sz w:val="28"/>
-          <w:szCs w:val="28"/>
-          <w:lang w:val="en-US"/>
-        </w:rPr>
-        <w:t xml:space="preserve"> </w:t>
-      </w:r>
-      <w:proofErr w:type="spellStart"/>
-      <w:r>
-        <w:rPr>
-          <w:sz w:val="28"/>
-          <w:szCs w:val="28"/>
-          <w:lang w:val="en-US"/>
-        </w:rPr>
-        <w:t>nêu</w:t>
-      </w:r>
-      <w:proofErr w:type="spellEnd"/>
-      <w:r>
-        <w:rPr>
-          <w:sz w:val="28"/>
-          <w:szCs w:val="28"/>
-          <w:lang w:val="en-US"/>
-        </w:rPr>
-        <w:t xml:space="preserve"> </w:t>
-      </w:r>
-      <w:proofErr w:type="spellStart"/>
-      <w:r>
-        <w:rPr>
-          <w:sz w:val="28"/>
-          <w:szCs w:val="28"/>
-          <w:lang w:val="en-US"/>
-        </w:rPr>
-        <w:t>trên</w:t>
-      </w:r>
-      <w:proofErr w:type="spellEnd"/>
-      <w:r>
-        <w:rPr>
-          <w:sz w:val="28"/>
-          <w:szCs w:val="28"/>
-          <w:lang w:val="en-US"/>
-        </w:rPr>
-        <w:t xml:space="preserve">, </w:t>
-      </w:r>
-      <w:proofErr w:type="spellStart"/>
-      <w:r>
-        <w:rPr>
-          <w:sz w:val="28"/>
-          <w:szCs w:val="28"/>
-          <w:lang w:val="en-US"/>
-        </w:rPr>
-        <w:t>một</w:t>
-      </w:r>
-      <w:proofErr w:type="spellEnd"/>
-      <w:r>
-        <w:rPr>
-          <w:sz w:val="28"/>
-          <w:szCs w:val="28"/>
-          <w:lang w:val="en-US"/>
-        </w:rPr>
-        <w:t xml:space="preserve"> </w:t>
-      </w:r>
-      <w:proofErr w:type="spellStart"/>
-      <w:r>
-        <w:rPr>
-          <w:sz w:val="28"/>
-          <w:szCs w:val="28"/>
-          <w:lang w:val="en-US"/>
-        </w:rPr>
-        <w:t>số</w:t>
-      </w:r>
-      <w:proofErr w:type="spellEnd"/>
-      <w:r>
-        <w:rPr>
-          <w:sz w:val="28"/>
-          <w:szCs w:val="28"/>
-          <w:lang w:val="en-US"/>
-        </w:rPr>
-        <w:t xml:space="preserve"> </w:t>
-      </w:r>
-      <w:proofErr w:type="spellStart"/>
-      <w:r>
-        <w:rPr>
-          <w:sz w:val="28"/>
-          <w:szCs w:val="28"/>
-          <w:lang w:val="en-US"/>
-        </w:rPr>
-        <w:t>yếu</w:t>
-      </w:r>
-      <w:proofErr w:type="spellEnd"/>
-      <w:r>
-        <w:rPr>
-          <w:sz w:val="28"/>
-          <w:szCs w:val="28"/>
-          <w:lang w:val="en-US"/>
-        </w:rPr>
-        <w:t xml:space="preserve"> </w:t>
-      </w:r>
-      <w:proofErr w:type="spellStart"/>
-      <w:r>
-        <w:rPr>
-          <w:sz w:val="28"/>
-          <w:szCs w:val="28"/>
-          <w:lang w:val="en-US"/>
-        </w:rPr>
-        <w:t>tố</w:t>
-      </w:r>
-      <w:proofErr w:type="spellEnd"/>
-      <w:r>
-        <w:rPr>
-          <w:sz w:val="28"/>
-          <w:szCs w:val="28"/>
-          <w:lang w:val="en-US"/>
-        </w:rPr>
-        <w:t xml:space="preserve"> </w:t>
-      </w:r>
-      <w:proofErr w:type="spellStart"/>
-      <w:r>
-        <w:rPr>
-          <w:sz w:val="28"/>
-          <w:szCs w:val="28"/>
-          <w:lang w:val="en-US"/>
-        </w:rPr>
-        <w:t>phụ</w:t>
-      </w:r>
-      <w:proofErr w:type="spellEnd"/>
-      <w:r>
-        <w:rPr>
-          <w:sz w:val="28"/>
-          <w:szCs w:val="28"/>
-          <w:lang w:val="en-US"/>
-        </w:rPr>
-        <w:t xml:space="preserve"> </w:t>
-      </w:r>
-      <w:proofErr w:type="spellStart"/>
-      <w:r>
-        <w:rPr>
-          <w:sz w:val="28"/>
-          <w:szCs w:val="28"/>
-          <w:lang w:val="en-US"/>
-        </w:rPr>
-        <w:t>khác</w:t>
-      </w:r>
-      <w:proofErr w:type="spellEnd"/>
-      <w:r>
-        <w:rPr>
-          <w:sz w:val="28"/>
-          <w:szCs w:val="28"/>
-          <w:lang w:val="en-US"/>
-        </w:rPr>
-        <w:t xml:space="preserve"> </w:t>
-      </w:r>
-      <w:proofErr w:type="spellStart"/>
-      <w:r>
-        <w:rPr>
-          <w:sz w:val="28"/>
-          <w:szCs w:val="28"/>
-          <w:lang w:val="en-US"/>
-        </w:rPr>
-        <w:t>cũng</w:t>
-      </w:r>
-      <w:proofErr w:type="spellEnd"/>
-      <w:r>
-        <w:rPr>
-          <w:sz w:val="28"/>
-          <w:szCs w:val="28"/>
-          <w:lang w:val="en-US"/>
-        </w:rPr>
-        <w:t xml:space="preserve"> </w:t>
-      </w:r>
-      <w:proofErr w:type="spellStart"/>
-      <w:r>
-        <w:rPr>
-          <w:sz w:val="28"/>
-          <w:szCs w:val="28"/>
-          <w:lang w:val="en-US"/>
-        </w:rPr>
-        <w:t>có</w:t>
-      </w:r>
-      <w:proofErr w:type="spellEnd"/>
-      <w:r>
-        <w:rPr>
-          <w:sz w:val="28"/>
-          <w:szCs w:val="28"/>
-          <w:lang w:val="en-US"/>
-        </w:rPr>
-        <w:t xml:space="preserve"> </w:t>
-      </w:r>
-      <w:proofErr w:type="spellStart"/>
-      <w:r>
-        <w:rPr>
-          <w:sz w:val="28"/>
-          <w:szCs w:val="28"/>
-          <w:lang w:val="en-US"/>
-        </w:rPr>
-        <w:t>thể</w:t>
-      </w:r>
-      <w:proofErr w:type="spellEnd"/>
-      <w:r>
-        <w:rPr>
-          <w:sz w:val="28"/>
-          <w:szCs w:val="28"/>
-          <w:lang w:val="en-US"/>
-        </w:rPr>
-        <w:t xml:space="preserve"> </w:t>
-      </w:r>
-      <w:proofErr w:type="spellStart"/>
-      <w:r>
-        <w:rPr>
-          <w:sz w:val="28"/>
-          <w:szCs w:val="28"/>
-          <w:lang w:val="en-US"/>
-        </w:rPr>
-        <w:t>làm</w:t>
-      </w:r>
-      <w:proofErr w:type="spellEnd"/>
-      <w:r>
-        <w:rPr>
-          <w:sz w:val="28"/>
-          <w:szCs w:val="28"/>
-          <w:lang w:val="en-US"/>
-        </w:rPr>
-        <w:t xml:space="preserve"> </w:t>
-      </w:r>
-      <w:proofErr w:type="spellStart"/>
-      <w:r>
-        <w:rPr>
-          <w:sz w:val="28"/>
-          <w:szCs w:val="28"/>
-          <w:lang w:val="en-US"/>
-        </w:rPr>
-        <w:t>sai</w:t>
-      </w:r>
-      <w:proofErr w:type="spellEnd"/>
-      <w:r>
-        <w:rPr>
-          <w:sz w:val="28"/>
-          <w:szCs w:val="28"/>
-          <w:lang w:val="en-US"/>
-        </w:rPr>
-        <w:t xml:space="preserve"> </w:t>
-      </w:r>
-      <w:proofErr w:type="spellStart"/>
-      <w:r>
-        <w:rPr>
-          <w:sz w:val="28"/>
-          <w:szCs w:val="28"/>
-          <w:lang w:val="en-US"/>
-        </w:rPr>
-        <w:t>lệch</w:t>
-      </w:r>
-      <w:proofErr w:type="spellEnd"/>
-      <w:r>
-        <w:rPr>
-          <w:sz w:val="28"/>
-          <w:szCs w:val="28"/>
-          <w:lang w:val="en-US"/>
-        </w:rPr>
-        <w:t xml:space="preserve"> </w:t>
-      </w:r>
-      <w:proofErr w:type="spellStart"/>
-      <w:r>
-        <w:rPr>
-          <w:sz w:val="28"/>
-          <w:szCs w:val="28"/>
-          <w:lang w:val="en-US"/>
-        </w:rPr>
-        <w:t>kết</w:t>
-      </w:r>
-      <w:proofErr w:type="spellEnd"/>
-      <w:r>
-        <w:rPr>
-          <w:sz w:val="28"/>
-          <w:szCs w:val="28"/>
-          <w:lang w:val="en-US"/>
-        </w:rPr>
-        <w:t xml:space="preserve"> </w:t>
-      </w:r>
-      <w:proofErr w:type="spellStart"/>
-      <w:r>
-        <w:rPr>
-          <w:sz w:val="28"/>
-          <w:szCs w:val="28"/>
-          <w:lang w:val="en-US"/>
-        </w:rPr>
-        <w:t>quả</w:t>
-      </w:r>
-      <w:proofErr w:type="spellEnd"/>
-      <w:r>
-        <w:rPr>
-          <w:sz w:val="28"/>
-          <w:szCs w:val="28"/>
-          <w:lang w:val="en-US"/>
-        </w:rPr>
-        <w:t xml:space="preserve">, </w:t>
-      </w:r>
-      <w:proofErr w:type="spellStart"/>
-      <w:r>
-        <w:rPr>
-          <w:sz w:val="28"/>
-          <w:szCs w:val="28"/>
-          <w:lang w:val="en-US"/>
-        </w:rPr>
-        <w:t>chẳng</w:t>
-      </w:r>
-      <w:proofErr w:type="spellEnd"/>
-      <w:r>
-        <w:rPr>
-          <w:sz w:val="28"/>
-          <w:szCs w:val="28"/>
-          <w:lang w:val="en-US"/>
-        </w:rPr>
-        <w:t xml:space="preserve"> </w:t>
-      </w:r>
-      <w:proofErr w:type="spellStart"/>
-      <w:r>
-        <w:rPr>
-          <w:sz w:val="28"/>
-          <w:szCs w:val="28"/>
-          <w:lang w:val="en-US"/>
-        </w:rPr>
-        <w:t>hạn</w:t>
-      </w:r>
-      <w:proofErr w:type="spellEnd"/>
-      <w:r>
-        <w:rPr>
-          <w:sz w:val="28"/>
-          <w:szCs w:val="28"/>
-          <w:lang w:val="en-US"/>
-        </w:rPr>
-        <w:t xml:space="preserve"> </w:t>
-      </w:r>
-      <w:proofErr w:type="spellStart"/>
-      <w:r>
-        <w:rPr>
-          <w:sz w:val="28"/>
-          <w:szCs w:val="28"/>
-          <w:lang w:val="en-US"/>
-        </w:rPr>
-        <w:t>như</w:t>
-      </w:r>
-      <w:proofErr w:type="spellEnd"/>
-      <w:r>
-        <w:rPr>
-          <w:sz w:val="28"/>
-          <w:szCs w:val="28"/>
-          <w:lang w:val="en-US"/>
-        </w:rPr>
-        <w:t xml:space="preserve"> </w:t>
-      </w:r>
-      <w:proofErr w:type="spellStart"/>
-      <w:r>
-        <w:rPr>
-          <w:sz w:val="28"/>
-          <w:szCs w:val="28"/>
-          <w:lang w:val="en-US"/>
-        </w:rPr>
-        <w:t>tham</w:t>
-      </w:r>
-      <w:proofErr w:type="spellEnd"/>
-      <w:r>
-        <w:rPr>
-          <w:sz w:val="28"/>
-          <w:szCs w:val="28"/>
-          <w:lang w:val="en-US"/>
-        </w:rPr>
-        <w:t xml:space="preserve"> </w:t>
-      </w:r>
-      <w:proofErr w:type="spellStart"/>
-      <w:r>
-        <w:rPr>
-          <w:sz w:val="28"/>
-          <w:szCs w:val="28"/>
-          <w:lang w:val="en-US"/>
-        </w:rPr>
-        <w:t>số</w:t>
-      </w:r>
-      <w:proofErr w:type="spellEnd"/>
-      <w:r>
-        <w:rPr>
-          <w:sz w:val="28"/>
-          <w:szCs w:val="28"/>
-          <w:lang w:val="en-US"/>
-        </w:rPr>
-        <w:t xml:space="preserve"> </w:t>
-      </w:r>
-      <w:proofErr w:type="spellStart"/>
-      <w:r>
-        <w:rPr>
-          <w:sz w:val="28"/>
-          <w:szCs w:val="28"/>
-          <w:lang w:val="en-US"/>
-        </w:rPr>
-        <w:t>cài</w:t>
-      </w:r>
-      <w:proofErr w:type="spellEnd"/>
-      <w:r>
-        <w:rPr>
-          <w:sz w:val="28"/>
-          <w:szCs w:val="28"/>
-          <w:lang w:val="en-US"/>
-        </w:rPr>
-        <w:t xml:space="preserve"> </w:t>
-      </w:r>
-      <w:proofErr w:type="spellStart"/>
-      <w:r>
-        <w:rPr>
-          <w:sz w:val="28"/>
-          <w:szCs w:val="28"/>
-          <w:lang w:val="en-US"/>
-        </w:rPr>
-        <w:t>đặt</w:t>
-      </w:r>
-      <w:proofErr w:type="spellEnd"/>
-      <w:r>
-        <w:rPr>
-          <w:sz w:val="28"/>
-          <w:szCs w:val="28"/>
-          <w:lang w:val="en-US"/>
-        </w:rPr>
-        <w:t xml:space="preserve"> </w:t>
-      </w:r>
-      <w:proofErr w:type="spellStart"/>
-      <w:r>
-        <w:rPr>
-          <w:sz w:val="28"/>
-          <w:szCs w:val="28"/>
-          <w:lang w:val="en-US"/>
-        </w:rPr>
-        <w:t>của</w:t>
-      </w:r>
-      <w:proofErr w:type="spellEnd"/>
-      <w:r>
-        <w:rPr>
-          <w:sz w:val="28"/>
-          <w:szCs w:val="28"/>
-          <w:lang w:val="en-US"/>
-        </w:rPr>
-        <w:t xml:space="preserve"> solver, </w:t>
-      </w:r>
-      <w:proofErr w:type="spellStart"/>
-      <w:r>
-        <w:rPr>
-          <w:sz w:val="28"/>
-          <w:szCs w:val="28"/>
-          <w:lang w:val="en-US"/>
-        </w:rPr>
-        <w:t>số</w:t>
-      </w:r>
-      <w:proofErr w:type="spellEnd"/>
-      <w:r>
-        <w:rPr>
-          <w:sz w:val="28"/>
-          <w:szCs w:val="28"/>
-          <w:lang w:val="en-US"/>
-        </w:rPr>
-        <w:t xml:space="preserve"> </w:t>
-      </w:r>
-      <w:proofErr w:type="spellStart"/>
-      <w:r>
-        <w:rPr>
-          <w:sz w:val="28"/>
-          <w:szCs w:val="28"/>
-          <w:lang w:val="en-US"/>
-        </w:rPr>
-        <w:t>luồng</w:t>
-      </w:r>
-      <w:proofErr w:type="spellEnd"/>
-      <w:r>
-        <w:rPr>
-          <w:sz w:val="28"/>
-          <w:szCs w:val="28"/>
-          <w:lang w:val="en-US"/>
-        </w:rPr>
-        <w:t xml:space="preserve"> </w:t>
-      </w:r>
-      <w:proofErr w:type="spellStart"/>
-      <w:r>
-        <w:rPr>
-          <w:sz w:val="28"/>
-          <w:szCs w:val="28"/>
-          <w:lang w:val="en-US"/>
-        </w:rPr>
-        <w:t>xử</w:t>
-      </w:r>
-      <w:proofErr w:type="spellEnd"/>
-      <w:r>
-        <w:rPr>
-          <w:sz w:val="28"/>
-          <w:szCs w:val="28"/>
-          <w:lang w:val="en-US"/>
-        </w:rPr>
-        <w:t xml:space="preserve"> </w:t>
-      </w:r>
-      <w:proofErr w:type="spellStart"/>
-      <w:r>
-        <w:rPr>
-          <w:sz w:val="28"/>
-          <w:szCs w:val="28"/>
-          <w:lang w:val="en-US"/>
-        </w:rPr>
-        <w:t>lý</w:t>
-      </w:r>
-      <w:proofErr w:type="spellEnd"/>
-      <w:r>
-        <w:rPr>
-          <w:sz w:val="28"/>
-          <w:szCs w:val="28"/>
-          <w:lang w:val="en-US"/>
-        </w:rPr>
-        <w:t xml:space="preserve">, </w:t>
-      </w:r>
-      <w:proofErr w:type="spellStart"/>
-      <w:r>
-        <w:rPr>
-          <w:sz w:val="28"/>
-          <w:szCs w:val="28"/>
-          <w:lang w:val="en-US"/>
-        </w:rPr>
-        <w:t>mức</w:t>
-      </w:r>
-      <w:proofErr w:type="spellEnd"/>
-      <w:r>
-        <w:rPr>
-          <w:sz w:val="28"/>
-          <w:szCs w:val="28"/>
-          <w:lang w:val="en-US"/>
-        </w:rPr>
-        <w:t xml:space="preserve"> </w:t>
-      </w:r>
-      <w:proofErr w:type="spellStart"/>
-      <w:r>
-        <w:rPr>
-          <w:sz w:val="28"/>
-          <w:szCs w:val="28"/>
-          <w:lang w:val="en-US"/>
-        </w:rPr>
-        <w:t>tải</w:t>
-      </w:r>
-      <w:proofErr w:type="spellEnd"/>
-      <w:r>
-        <w:rPr>
-          <w:sz w:val="28"/>
-          <w:szCs w:val="28"/>
-          <w:lang w:val="en-US"/>
-        </w:rPr>
-        <w:t xml:space="preserve"> </w:t>
-      </w:r>
-      <w:proofErr w:type="spellStart"/>
-      <w:r>
-        <w:rPr>
-          <w:sz w:val="28"/>
-          <w:szCs w:val="28"/>
-          <w:lang w:val="en-US"/>
-        </w:rPr>
-        <w:t>của</w:t>
-      </w:r>
-      <w:proofErr w:type="spellEnd"/>
-      <w:r>
-        <w:rPr>
-          <w:sz w:val="28"/>
-          <w:szCs w:val="28"/>
-          <w:lang w:val="en-US"/>
-        </w:rPr>
-        <w:t xml:space="preserve"> </w:t>
-      </w:r>
-      <w:proofErr w:type="spellStart"/>
-      <w:r>
-        <w:rPr>
-          <w:sz w:val="28"/>
-          <w:szCs w:val="28"/>
-          <w:lang w:val="en-US"/>
-        </w:rPr>
-        <w:t>máy</w:t>
-      </w:r>
-      <w:proofErr w:type="spellEnd"/>
-      <w:r>
-        <w:rPr>
-          <w:sz w:val="28"/>
-          <w:szCs w:val="28"/>
-          <w:lang w:val="en-US"/>
-        </w:rPr>
-        <w:t xml:space="preserve"> </w:t>
-      </w:r>
-      <w:proofErr w:type="spellStart"/>
-      <w:r>
-        <w:rPr>
-          <w:sz w:val="28"/>
-          <w:szCs w:val="28"/>
-          <w:lang w:val="en-US"/>
-        </w:rPr>
-        <w:t>trong</w:t>
-      </w:r>
-      <w:proofErr w:type="spellEnd"/>
-      <w:r>
-        <w:rPr>
-          <w:sz w:val="28"/>
-          <w:szCs w:val="28"/>
-          <w:lang w:val="en-US"/>
-        </w:rPr>
-        <w:t xml:space="preserve"> </w:t>
-      </w:r>
-      <w:proofErr w:type="spellStart"/>
-      <w:r>
-        <w:rPr>
-          <w:sz w:val="28"/>
-          <w:szCs w:val="28"/>
-          <w:lang w:val="en-US"/>
-        </w:rPr>
-        <w:t>lúc</w:t>
-      </w:r>
-      <w:proofErr w:type="spellEnd"/>
-      <w:r>
-        <w:rPr>
-          <w:sz w:val="28"/>
-          <w:szCs w:val="28"/>
-          <w:lang w:val="en-US"/>
-        </w:rPr>
-        <w:t xml:space="preserve"> </w:t>
-      </w:r>
-      <w:proofErr w:type="spellStart"/>
-      <w:r>
-        <w:rPr>
-          <w:sz w:val="28"/>
-          <w:szCs w:val="28"/>
-          <w:lang w:val="en-US"/>
-        </w:rPr>
-        <w:t>chạy</w:t>
-      </w:r>
-      <w:proofErr w:type="spellEnd"/>
-      <w:r>
-        <w:rPr>
-          <w:sz w:val="28"/>
-          <w:szCs w:val="28"/>
-          <w:lang w:val="en-US"/>
-        </w:rPr>
-        <w:t xml:space="preserve"> </w:t>
-      </w:r>
-      <w:proofErr w:type="spellStart"/>
-      <w:r>
-        <w:rPr>
-          <w:sz w:val="28"/>
-          <w:szCs w:val="28"/>
-          <w:lang w:val="en-US"/>
-        </w:rPr>
-        <w:t>chương</w:t>
-      </w:r>
-      <w:proofErr w:type="spellEnd"/>
-      <w:r>
-        <w:rPr>
-          <w:sz w:val="28"/>
-          <w:szCs w:val="28"/>
-          <w:lang w:val="en-US"/>
-        </w:rPr>
-        <w:t xml:space="preserve"> </w:t>
-      </w:r>
-      <w:proofErr w:type="spellStart"/>
-      <w:r>
-        <w:rPr>
-          <w:sz w:val="28"/>
-          <w:szCs w:val="28"/>
-          <w:lang w:val="en-US"/>
-        </w:rPr>
-        <w:t>trình</w:t>
-      </w:r>
-      <w:proofErr w:type="spellEnd"/>
-      <w:r>
-        <w:rPr>
-          <w:sz w:val="28"/>
-          <w:szCs w:val="28"/>
-          <w:lang w:val="en-US"/>
-        </w:rPr>
-        <w:t xml:space="preserve">, </w:t>
-      </w:r>
-      <w:proofErr w:type="spellStart"/>
-      <w:r>
-        <w:rPr>
-          <w:sz w:val="28"/>
-          <w:szCs w:val="28"/>
-          <w:lang w:val="en-US"/>
-        </w:rPr>
-        <w:t>hoặc</w:t>
-      </w:r>
-      <w:proofErr w:type="spellEnd"/>
-      <w:r>
-        <w:rPr>
-          <w:sz w:val="28"/>
-          <w:szCs w:val="28"/>
-          <w:lang w:val="en-US"/>
-        </w:rPr>
-        <w:t xml:space="preserve"> </w:t>
-      </w:r>
-      <w:proofErr w:type="spellStart"/>
-      <w:r>
-        <w:rPr>
-          <w:sz w:val="28"/>
-          <w:szCs w:val="28"/>
-          <w:lang w:val="en-US"/>
-        </w:rPr>
-        <w:t>cách</w:t>
-      </w:r>
-      <w:proofErr w:type="spellEnd"/>
-      <w:r>
-        <w:rPr>
-          <w:sz w:val="28"/>
-          <w:szCs w:val="28"/>
-          <w:lang w:val="en-US"/>
-        </w:rPr>
-        <w:t xml:space="preserve"> </w:t>
-      </w:r>
-      <w:proofErr w:type="spellStart"/>
-      <w:r>
-        <w:rPr>
-          <w:sz w:val="28"/>
-          <w:szCs w:val="28"/>
-          <w:lang w:val="en-US"/>
-        </w:rPr>
-        <w:t>hiện</w:t>
-      </w:r>
-      <w:proofErr w:type="spellEnd"/>
-      <w:r>
-        <w:rPr>
-          <w:sz w:val="28"/>
-          <w:szCs w:val="28"/>
-          <w:lang w:val="en-US"/>
-        </w:rPr>
-        <w:t xml:space="preserve"> </w:t>
-      </w:r>
-      <w:proofErr w:type="spellStart"/>
-      <w:r>
-        <w:rPr>
-          <w:sz w:val="28"/>
-          <w:szCs w:val="28"/>
-          <w:lang w:val="en-US"/>
-        </w:rPr>
-        <w:t>thực</w:t>
-      </w:r>
-      <w:proofErr w:type="spellEnd"/>
-      <w:r>
-        <w:rPr>
-          <w:sz w:val="28"/>
-          <w:szCs w:val="28"/>
-          <w:lang w:val="en-US"/>
-        </w:rPr>
-        <w:t xml:space="preserve"> </w:t>
-      </w:r>
-      <w:proofErr w:type="spellStart"/>
-      <w:r>
-        <w:rPr>
-          <w:sz w:val="28"/>
-          <w:szCs w:val="28"/>
-          <w:lang w:val="en-US"/>
-        </w:rPr>
-        <w:t>các</w:t>
-      </w:r>
-      <w:proofErr w:type="spellEnd"/>
-      <w:r>
-        <w:rPr>
-          <w:sz w:val="28"/>
-          <w:szCs w:val="28"/>
-          <w:lang w:val="en-US"/>
-        </w:rPr>
-        <w:t xml:space="preserve"> </w:t>
-      </w:r>
-      <w:proofErr w:type="spellStart"/>
-      <w:r>
-        <w:rPr>
-          <w:sz w:val="28"/>
-          <w:szCs w:val="28"/>
-          <w:lang w:val="en-US"/>
-        </w:rPr>
-        <w:t>bước</w:t>
-      </w:r>
-      <w:proofErr w:type="spellEnd"/>
-      <w:r>
-        <w:rPr>
-          <w:sz w:val="28"/>
-          <w:szCs w:val="28"/>
-          <w:lang w:val="en-US"/>
-        </w:rPr>
-        <w:t xml:space="preserve"> </w:t>
-      </w:r>
-      <w:proofErr w:type="spellStart"/>
-      <w:r>
-        <w:rPr>
-          <w:sz w:val="28"/>
-          <w:szCs w:val="28"/>
-          <w:lang w:val="en-US"/>
-        </w:rPr>
-        <w:t>cải</w:t>
-      </w:r>
-      <w:proofErr w:type="spellEnd"/>
-      <w:r>
-        <w:rPr>
-          <w:sz w:val="28"/>
-          <w:szCs w:val="28"/>
-          <w:lang w:val="en-US"/>
-        </w:rPr>
-        <w:t xml:space="preserve"> </w:t>
-      </w:r>
-      <w:proofErr w:type="spellStart"/>
-      <w:r>
-        <w:rPr>
-          <w:sz w:val="28"/>
-          <w:szCs w:val="28"/>
-          <w:lang w:val="en-US"/>
-        </w:rPr>
-        <w:t>thiện</w:t>
-      </w:r>
-      <w:proofErr w:type="spellEnd"/>
-      <w:r>
-        <w:rPr>
-          <w:sz w:val="28"/>
-          <w:szCs w:val="28"/>
-          <w:lang w:val="en-US"/>
-        </w:rPr>
-        <w:t xml:space="preserve"> </w:t>
-      </w:r>
-      <w:proofErr w:type="spellStart"/>
-      <w:r>
-        <w:rPr>
-          <w:sz w:val="28"/>
-          <w:szCs w:val="28"/>
-          <w:lang w:val="en-US"/>
-        </w:rPr>
-        <w:t>nghiệm</w:t>
-      </w:r>
-      <w:proofErr w:type="spellEnd"/>
-      <w:r>
-        <w:rPr>
-          <w:sz w:val="28"/>
-          <w:szCs w:val="28"/>
-          <w:lang w:val="en-US"/>
-        </w:rPr>
-        <w:t xml:space="preserve"> </w:t>
-      </w:r>
-      <w:proofErr w:type="spellStart"/>
-      <w:r>
-        <w:rPr>
-          <w:sz w:val="28"/>
-          <w:szCs w:val="28"/>
-          <w:lang w:val="en-US"/>
-        </w:rPr>
-        <w:t>sau</w:t>
-      </w:r>
-      <w:proofErr w:type="spellEnd"/>
-      <w:r>
-        <w:rPr>
-          <w:sz w:val="28"/>
-          <w:szCs w:val="28"/>
-          <w:lang w:val="en-US"/>
-        </w:rPr>
-        <w:t xml:space="preserve"> </w:t>
-      </w:r>
-      <w:proofErr w:type="spellStart"/>
-      <w:r>
-        <w:rPr>
-          <w:sz w:val="28"/>
-          <w:szCs w:val="28"/>
-          <w:lang w:val="en-US"/>
-        </w:rPr>
-        <w:t>khi</w:t>
-      </w:r>
-      <w:proofErr w:type="spellEnd"/>
-      <w:r>
-        <w:rPr>
-          <w:sz w:val="28"/>
-          <w:szCs w:val="28"/>
-          <w:lang w:val="en-US"/>
-        </w:rPr>
-        <w:t xml:space="preserve"> </w:t>
-      </w:r>
-      <w:proofErr w:type="spellStart"/>
-      <w:r>
-        <w:rPr>
-          <w:sz w:val="28"/>
-          <w:szCs w:val="28"/>
-          <w:lang w:val="en-US"/>
-        </w:rPr>
-        <w:t>thuật</w:t>
-      </w:r>
-      <w:proofErr w:type="spellEnd"/>
-      <w:r>
-        <w:rPr>
-          <w:sz w:val="28"/>
-          <w:szCs w:val="28"/>
-          <w:lang w:val="en-US"/>
-        </w:rPr>
-        <w:t xml:space="preserve"> </w:t>
-      </w:r>
-      <w:proofErr w:type="spellStart"/>
-      <w:r>
-        <w:rPr>
-          <w:sz w:val="28"/>
-          <w:szCs w:val="28"/>
-          <w:lang w:val="en-US"/>
-        </w:rPr>
-        <w:t>toán</w:t>
-      </w:r>
-      <w:proofErr w:type="spellEnd"/>
-      <w:r>
-        <w:rPr>
-          <w:sz w:val="28"/>
-          <w:szCs w:val="28"/>
-          <w:lang w:val="en-US"/>
-        </w:rPr>
-        <w:t xml:space="preserve"> </w:t>
-      </w:r>
-      <w:proofErr w:type="spellStart"/>
-      <w:r>
-        <w:rPr>
-          <w:sz w:val="28"/>
-          <w:szCs w:val="28"/>
-          <w:lang w:val="en-US"/>
-        </w:rPr>
-        <w:t>gần</w:t>
-      </w:r>
-      <w:proofErr w:type="spellEnd"/>
-      <w:r>
-        <w:rPr>
-          <w:sz w:val="28"/>
-          <w:szCs w:val="28"/>
-          <w:lang w:val="en-US"/>
-        </w:rPr>
-        <w:t xml:space="preserve"> </w:t>
-      </w:r>
-      <w:proofErr w:type="spellStart"/>
-      <w:r>
-        <w:rPr>
-          <w:sz w:val="28"/>
-          <w:szCs w:val="28"/>
-          <w:lang w:val="en-US"/>
-        </w:rPr>
-        <w:t>đúng</w:t>
-      </w:r>
-      <w:proofErr w:type="spellEnd"/>
-      <w:r>
-        <w:rPr>
-          <w:sz w:val="28"/>
-          <w:szCs w:val="28"/>
-          <w:lang w:val="en-US"/>
-        </w:rPr>
-        <w:t xml:space="preserve"> </w:t>
-      </w:r>
-      <w:proofErr w:type="spellStart"/>
-      <w:r>
-        <w:rPr>
-          <w:sz w:val="28"/>
-          <w:szCs w:val="28"/>
-          <w:lang w:val="en-US"/>
-        </w:rPr>
-        <w:t>kết</w:t>
-      </w:r>
-      <w:proofErr w:type="spellEnd"/>
-      <w:r>
-        <w:rPr>
-          <w:sz w:val="28"/>
-          <w:szCs w:val="28"/>
-          <w:lang w:val="en-US"/>
-        </w:rPr>
-        <w:t xml:space="preserve"> </w:t>
-      </w:r>
-      <w:proofErr w:type="spellStart"/>
-      <w:r>
-        <w:rPr>
-          <w:sz w:val="28"/>
-          <w:szCs w:val="28"/>
-          <w:lang w:val="en-US"/>
-        </w:rPr>
-        <w:t>thúc</w:t>
-      </w:r>
-      <w:proofErr w:type="spellEnd"/>
-      <w:r>
-        <w:rPr>
-          <w:sz w:val="28"/>
-          <w:szCs w:val="28"/>
-          <w:lang w:val="en-US"/>
-        </w:rPr>
-        <w:t xml:space="preserve">. Tuy </w:t>
-      </w:r>
-      <w:proofErr w:type="spellStart"/>
-      <w:r>
-        <w:rPr>
-          <w:sz w:val="28"/>
-          <w:szCs w:val="28"/>
-          <w:lang w:val="en-US"/>
-        </w:rPr>
-        <w:t>nhiên</w:t>
-      </w:r>
-      <w:proofErr w:type="spellEnd"/>
-      <w:r>
-        <w:rPr>
-          <w:sz w:val="28"/>
-          <w:szCs w:val="28"/>
-          <w:lang w:val="en-US"/>
-        </w:rPr>
-        <w:t xml:space="preserve">, </w:t>
-      </w:r>
-      <w:proofErr w:type="spellStart"/>
-      <w:r>
-        <w:rPr>
-          <w:sz w:val="28"/>
-          <w:szCs w:val="28"/>
-          <w:lang w:val="en-US"/>
-        </w:rPr>
-        <w:t>các</w:t>
-      </w:r>
-      <w:proofErr w:type="spellEnd"/>
-      <w:r>
-        <w:rPr>
-          <w:sz w:val="28"/>
-          <w:szCs w:val="28"/>
-          <w:lang w:val="en-US"/>
-        </w:rPr>
-        <w:t xml:space="preserve"> </w:t>
-      </w:r>
-      <w:proofErr w:type="spellStart"/>
-      <w:r>
-        <w:rPr>
-          <w:sz w:val="28"/>
-          <w:szCs w:val="28"/>
-          <w:lang w:val="en-US"/>
-        </w:rPr>
-        <w:t>yếu</w:t>
-      </w:r>
-      <w:proofErr w:type="spellEnd"/>
-      <w:r>
-        <w:rPr>
-          <w:sz w:val="28"/>
-          <w:szCs w:val="28"/>
-          <w:lang w:val="en-US"/>
-        </w:rPr>
-        <w:t xml:space="preserve"> </w:t>
-      </w:r>
-      <w:proofErr w:type="spellStart"/>
-      <w:r>
-        <w:rPr>
-          <w:sz w:val="28"/>
-          <w:szCs w:val="28"/>
-          <w:lang w:val="en-US"/>
-        </w:rPr>
-        <w:t>tố</w:t>
-      </w:r>
-      <w:proofErr w:type="spellEnd"/>
-      <w:r>
-        <w:rPr>
-          <w:sz w:val="28"/>
-          <w:szCs w:val="28"/>
-          <w:lang w:val="en-US"/>
-        </w:rPr>
-        <w:t xml:space="preserve"> </w:t>
-      </w:r>
-      <w:proofErr w:type="spellStart"/>
-      <w:r>
-        <w:rPr>
-          <w:sz w:val="28"/>
-          <w:szCs w:val="28"/>
-          <w:lang w:val="en-US"/>
-        </w:rPr>
-        <w:t>này</w:t>
-      </w:r>
-      <w:proofErr w:type="spellEnd"/>
-      <w:r>
-        <w:rPr>
-          <w:sz w:val="28"/>
-          <w:szCs w:val="28"/>
-          <w:lang w:val="en-US"/>
-        </w:rPr>
-        <w:t xml:space="preserve"> </w:t>
-      </w:r>
-      <w:proofErr w:type="spellStart"/>
-      <w:r>
-        <w:rPr>
-          <w:sz w:val="28"/>
-          <w:szCs w:val="28"/>
-          <w:lang w:val="en-US"/>
-        </w:rPr>
-        <w:t>chỉ</w:t>
-      </w:r>
-      <w:proofErr w:type="spellEnd"/>
-      <w:r>
-        <w:rPr>
-          <w:sz w:val="28"/>
-          <w:szCs w:val="28"/>
-          <w:lang w:val="en-US"/>
-        </w:rPr>
-        <w:t xml:space="preserve"> </w:t>
-      </w:r>
-      <w:proofErr w:type="spellStart"/>
-      <w:r>
-        <w:rPr>
-          <w:sz w:val="28"/>
-          <w:szCs w:val="28"/>
-          <w:lang w:val="en-US"/>
-        </w:rPr>
-        <w:t>mang</w:t>
-      </w:r>
-      <w:proofErr w:type="spellEnd"/>
-      <w:r>
-        <w:rPr>
-          <w:sz w:val="28"/>
-          <w:szCs w:val="28"/>
-          <w:lang w:val="en-US"/>
-        </w:rPr>
-        <w:t xml:space="preserve"> </w:t>
-      </w:r>
-      <w:proofErr w:type="spellStart"/>
-      <w:r>
-        <w:rPr>
-          <w:sz w:val="28"/>
-          <w:szCs w:val="28"/>
-          <w:lang w:val="en-US"/>
-        </w:rPr>
-        <w:t>tính</w:t>
-      </w:r>
-      <w:proofErr w:type="spellEnd"/>
-      <w:r>
-        <w:rPr>
-          <w:sz w:val="28"/>
-          <w:szCs w:val="28"/>
-          <w:lang w:val="en-US"/>
-        </w:rPr>
-        <w:t xml:space="preserve"> </w:t>
-      </w:r>
-      <w:proofErr w:type="spellStart"/>
-      <w:r>
-        <w:rPr>
-          <w:sz w:val="28"/>
-          <w:szCs w:val="28"/>
-          <w:lang w:val="en-US"/>
-        </w:rPr>
-        <w:t>bổ</w:t>
-      </w:r>
-      <w:proofErr w:type="spellEnd"/>
-      <w:r>
-        <w:rPr>
-          <w:sz w:val="28"/>
-          <w:szCs w:val="28"/>
-          <w:lang w:val="en-US"/>
-        </w:rPr>
-        <w:t xml:space="preserve"> sung, </w:t>
-      </w:r>
-      <w:proofErr w:type="spellStart"/>
-      <w:r>
-        <w:rPr>
-          <w:sz w:val="28"/>
-          <w:szCs w:val="28"/>
-          <w:lang w:val="en-US"/>
-        </w:rPr>
-        <w:t>còn</w:t>
-      </w:r>
-      <w:proofErr w:type="spellEnd"/>
-      <w:r>
-        <w:rPr>
-          <w:sz w:val="28"/>
-          <w:szCs w:val="28"/>
-          <w:lang w:val="en-US"/>
-        </w:rPr>
-        <w:t xml:space="preserve"> </w:t>
-      </w:r>
-      <w:proofErr w:type="spellStart"/>
-      <w:r>
-        <w:rPr>
-          <w:sz w:val="28"/>
-          <w:szCs w:val="28"/>
-          <w:lang w:val="en-US"/>
-        </w:rPr>
-        <w:t>nguyên</w:t>
-      </w:r>
-      <w:proofErr w:type="spellEnd"/>
-      <w:r>
-        <w:rPr>
-          <w:sz w:val="28"/>
-          <w:szCs w:val="28"/>
-          <w:lang w:val="en-US"/>
-        </w:rPr>
-        <w:t xml:space="preserve"> </w:t>
-      </w:r>
-      <w:proofErr w:type="spellStart"/>
-      <w:r>
-        <w:rPr>
-          <w:sz w:val="28"/>
-          <w:szCs w:val="28"/>
-          <w:lang w:val="en-US"/>
-        </w:rPr>
-        <w:t>nhân</w:t>
-      </w:r>
-      <w:proofErr w:type="spellEnd"/>
-      <w:r>
-        <w:rPr>
-          <w:sz w:val="28"/>
-          <w:szCs w:val="28"/>
-          <w:lang w:val="en-US"/>
-        </w:rPr>
-        <w:t xml:space="preserve"> </w:t>
-      </w:r>
-      <w:proofErr w:type="spellStart"/>
-      <w:r>
-        <w:rPr>
-          <w:sz w:val="28"/>
-          <w:szCs w:val="28"/>
-          <w:lang w:val="en-US"/>
-        </w:rPr>
-        <w:t>chủ</w:t>
-      </w:r>
-      <w:proofErr w:type="spellEnd"/>
-      <w:r>
-        <w:rPr>
-          <w:sz w:val="28"/>
-          <w:szCs w:val="28"/>
-          <w:lang w:val="en-US"/>
-        </w:rPr>
-        <w:t xml:space="preserve"> </w:t>
-      </w:r>
-      <w:proofErr w:type="spellStart"/>
-      <w:r>
-        <w:rPr>
-          <w:sz w:val="28"/>
-          <w:szCs w:val="28"/>
-          <w:lang w:val="en-US"/>
-        </w:rPr>
-        <w:t>yếu</w:t>
-      </w:r>
-      <w:proofErr w:type="spellEnd"/>
-      <w:r>
-        <w:rPr>
-          <w:sz w:val="28"/>
-          <w:szCs w:val="28"/>
-          <w:lang w:val="en-US"/>
-        </w:rPr>
-        <w:t xml:space="preserve"> </w:t>
-      </w:r>
-      <w:proofErr w:type="spellStart"/>
-      <w:r>
-        <w:rPr>
-          <w:sz w:val="28"/>
-          <w:szCs w:val="28"/>
-          <w:lang w:val="en-US"/>
-        </w:rPr>
-        <w:t>vẫn</w:t>
-      </w:r>
-      <w:proofErr w:type="spellEnd"/>
-      <w:r>
-        <w:rPr>
-          <w:sz w:val="28"/>
-          <w:szCs w:val="28"/>
-          <w:lang w:val="en-US"/>
-        </w:rPr>
-        <w:t xml:space="preserve"> </w:t>
-      </w:r>
-      <w:proofErr w:type="spellStart"/>
-      <w:r>
-        <w:rPr>
-          <w:sz w:val="28"/>
-          <w:szCs w:val="28"/>
-          <w:lang w:val="en-US"/>
-        </w:rPr>
-        <w:t>là</w:t>
-      </w:r>
-      <w:proofErr w:type="spellEnd"/>
-      <w:r>
-        <w:rPr>
-          <w:sz w:val="28"/>
-          <w:szCs w:val="28"/>
-          <w:lang w:val="en-US"/>
-        </w:rPr>
-        <w:t xml:space="preserve"> </w:t>
-      </w:r>
-      <w:proofErr w:type="spellStart"/>
-      <w:r>
-        <w:rPr>
-          <w:sz w:val="28"/>
-          <w:szCs w:val="28"/>
-          <w:lang w:val="en-US"/>
-        </w:rPr>
-        <w:t>sự</w:t>
-      </w:r>
-      <w:proofErr w:type="spellEnd"/>
-      <w:r>
-        <w:rPr>
-          <w:sz w:val="28"/>
-          <w:szCs w:val="28"/>
-          <w:lang w:val="en-US"/>
-        </w:rPr>
-        <w:t xml:space="preserve"> </w:t>
-      </w:r>
-      <w:proofErr w:type="spellStart"/>
-      <w:r>
-        <w:rPr>
-          <w:sz w:val="28"/>
-          <w:szCs w:val="28"/>
-          <w:lang w:val="en-US"/>
-        </w:rPr>
-        <w:t>khác</w:t>
-      </w:r>
-      <w:proofErr w:type="spellEnd"/>
-      <w:r>
-        <w:rPr>
-          <w:sz w:val="28"/>
-          <w:szCs w:val="28"/>
-          <w:lang w:val="en-US"/>
-        </w:rPr>
-        <w:t xml:space="preserve"> </w:t>
-      </w:r>
-      <w:proofErr w:type="spellStart"/>
-      <w:r>
-        <w:rPr>
-          <w:sz w:val="28"/>
-          <w:szCs w:val="28"/>
-          <w:lang w:val="en-US"/>
-        </w:rPr>
-        <w:t>biệt</w:t>
-      </w:r>
-      <w:proofErr w:type="spellEnd"/>
-      <w:r>
-        <w:rPr>
-          <w:sz w:val="28"/>
-          <w:szCs w:val="28"/>
-          <w:lang w:val="en-US"/>
-        </w:rPr>
-        <w:t xml:space="preserve"> </w:t>
-      </w:r>
-      <w:proofErr w:type="spellStart"/>
-      <w:r>
-        <w:rPr>
-          <w:sz w:val="28"/>
-          <w:szCs w:val="28"/>
-          <w:lang w:val="en-US"/>
-        </w:rPr>
-        <w:t>về</w:t>
-      </w:r>
-      <w:proofErr w:type="spellEnd"/>
-      <w:r>
-        <w:rPr>
-          <w:sz w:val="28"/>
-          <w:szCs w:val="28"/>
-          <w:lang w:val="en-US"/>
-        </w:rPr>
-        <w:t xml:space="preserve"> </w:t>
-      </w:r>
-      <w:proofErr w:type="spellStart"/>
-      <w:r>
-        <w:rPr>
-          <w:sz w:val="28"/>
-          <w:szCs w:val="28"/>
-          <w:lang w:val="en-US"/>
-        </w:rPr>
-        <w:t>môi</w:t>
-      </w:r>
-      <w:proofErr w:type="spellEnd"/>
-      <w:r>
-        <w:rPr>
-          <w:sz w:val="28"/>
-          <w:szCs w:val="28"/>
-          <w:lang w:val="en-US"/>
-        </w:rPr>
-        <w:t xml:space="preserve"> </w:t>
-      </w:r>
-      <w:proofErr w:type="spellStart"/>
-      <w:r>
-        <w:rPr>
-          <w:sz w:val="28"/>
-          <w:szCs w:val="28"/>
-          <w:lang w:val="en-US"/>
-        </w:rPr>
-        <w:t>trường</w:t>
-      </w:r>
-      <w:proofErr w:type="spellEnd"/>
-      <w:r>
-        <w:rPr>
-          <w:sz w:val="28"/>
-          <w:szCs w:val="28"/>
-          <w:lang w:val="en-US"/>
-        </w:rPr>
-        <w:t xml:space="preserve"> </w:t>
-      </w:r>
-      <w:proofErr w:type="spellStart"/>
-      <w:r>
-        <w:rPr>
-          <w:sz w:val="28"/>
-          <w:szCs w:val="28"/>
-          <w:lang w:val="en-US"/>
-        </w:rPr>
-        <w:t>tính</w:t>
-      </w:r>
-      <w:proofErr w:type="spellEnd"/>
-      <w:r>
-        <w:rPr>
-          <w:sz w:val="28"/>
-          <w:szCs w:val="28"/>
-          <w:lang w:val="en-US"/>
-        </w:rPr>
-        <w:t xml:space="preserve"> </w:t>
-      </w:r>
-      <w:proofErr w:type="spellStart"/>
-      <w:r>
-        <w:rPr>
-          <w:sz w:val="28"/>
-          <w:szCs w:val="28"/>
-          <w:lang w:val="en-US"/>
-        </w:rPr>
-        <w:t>toán</w:t>
-      </w:r>
-      <w:proofErr w:type="spellEnd"/>
-      <w:r>
-        <w:rPr>
-          <w:sz w:val="28"/>
-          <w:szCs w:val="28"/>
-          <w:lang w:val="en-US"/>
-        </w:rPr>
-        <w:t xml:space="preserve"> </w:t>
-      </w:r>
-      <w:proofErr w:type="spellStart"/>
-      <w:r>
-        <w:rPr>
-          <w:sz w:val="28"/>
-          <w:szCs w:val="28"/>
-          <w:lang w:val="en-US"/>
-        </w:rPr>
-        <w:t>và</w:t>
-      </w:r>
-      <w:proofErr w:type="spellEnd"/>
-      <w:r>
-        <w:rPr>
-          <w:sz w:val="28"/>
-          <w:szCs w:val="28"/>
-          <w:lang w:val="en-US"/>
-        </w:rPr>
-        <w:t xml:space="preserve"> </w:t>
-      </w:r>
-      <w:proofErr w:type="spellStart"/>
-      <w:r>
-        <w:rPr>
-          <w:sz w:val="28"/>
-          <w:szCs w:val="28"/>
-          <w:lang w:val="en-US"/>
-        </w:rPr>
-        <w:t>dữ</w:t>
-      </w:r>
-      <w:proofErr w:type="spellEnd"/>
-      <w:r>
-        <w:rPr>
-          <w:sz w:val="28"/>
-          <w:szCs w:val="28"/>
-          <w:lang w:val="en-US"/>
-        </w:rPr>
-        <w:t xml:space="preserve"> </w:t>
-      </w:r>
-      <w:proofErr w:type="spellStart"/>
-      <w:r>
-        <w:rPr>
-          <w:sz w:val="28"/>
-          <w:szCs w:val="28"/>
-          <w:lang w:val="en-US"/>
-        </w:rPr>
-        <w:t>liệu</w:t>
-      </w:r>
-      <w:proofErr w:type="spellEnd"/>
-      <w:r>
-        <w:rPr>
-          <w:sz w:val="28"/>
-          <w:szCs w:val="28"/>
-          <w:lang w:val="en-US"/>
-        </w:rPr>
-        <w:t xml:space="preserve"> </w:t>
-      </w:r>
-      <w:proofErr w:type="spellStart"/>
-      <w:r>
-        <w:rPr>
-          <w:sz w:val="28"/>
-          <w:szCs w:val="28"/>
-          <w:lang w:val="en-US"/>
-        </w:rPr>
-        <w:t>thực</w:t>
-      </w:r>
-      <w:proofErr w:type="spellEnd"/>
-      <w:r>
-        <w:rPr>
-          <w:sz w:val="28"/>
-          <w:szCs w:val="28"/>
-          <w:lang w:val="en-US"/>
-        </w:rPr>
-        <w:t xml:space="preserve"> </w:t>
-      </w:r>
-      <w:proofErr w:type="spellStart"/>
-      <w:r>
-        <w:rPr>
-          <w:sz w:val="28"/>
-          <w:szCs w:val="28"/>
-          <w:lang w:val="en-US"/>
-        </w:rPr>
-        <w:t>nghiệm</w:t>
-      </w:r>
-      <w:proofErr w:type="spellEnd"/>
-      <w:r>
-        <w:rPr>
-          <w:sz w:val="28"/>
-          <w:szCs w:val="28"/>
-          <w:lang w:val="en-US"/>
-        </w:rPr>
-        <w:t>.</w:t>
-      </w:r>
-    </w:p>
-    <w:p>
-      <w:pPr>
-        <w:spacing w:before="240"/>
-        <w:ind w:firstLine="567"/>
-        <w:rPr>
-          <w:sz w:val="28"/>
-          <w:szCs w:val="28"/>
-          <w:lang w:val="en-US"/>
-        </w:rPr>
       </w:pPr>
       <w:r>
         <w:rPr>
@@ -27928,71 +23593,7 @@
           <w:sz w:val="28"/>
           <w:szCs w:val="28"/>
         </w:rPr>
-        <w:t xml:space="preserve">Bảng 3.2 trình bày một số </w:t>
-      </w:r>
-      <w:proofErr w:type="spellStart"/>
-      <w:r>
-        <w:rPr>
-          <w:sz w:val="28"/>
-          <w:szCs w:val="28"/>
-        </w:rPr>
-        <w:t>instance</w:t>
-      </w:r>
-      <w:proofErr w:type="spellEnd"/>
-      <w:r>
-        <w:rPr>
-          <w:sz w:val="28"/>
-          <w:szCs w:val="28"/>
-        </w:rPr>
-        <w:t xml:space="preserve"> đại diện được trích từ kết quả của bài báo. Các giá trị LB2 và UB2 là cận dưới, cận trên tốt nhất của MIP sau 2 giờ; </w:t>
-      </w:r>
-      <w:proofErr w:type="spellStart"/>
-      <w:r>
-        <w:rPr>
-          <w:sz w:val="28"/>
-          <w:szCs w:val="28"/>
-        </w:rPr>
-        <w:t>Obj</w:t>
-      </w:r>
-      <w:proofErr w:type="spellEnd"/>
-      <w:r>
-        <w:rPr>
-          <w:sz w:val="28"/>
-          <w:szCs w:val="28"/>
-        </w:rPr>
-        <w:t xml:space="preserve"> là nghiệm của thuật toán xấp xỉ; LBObj2 = </w:t>
-      </w:r>
-      <w:proofErr w:type="spellStart"/>
-      <w:r>
-        <w:rPr>
-          <w:sz w:val="28"/>
-          <w:szCs w:val="28"/>
-        </w:rPr>
-        <w:t>Obj</w:t>
-      </w:r>
-      <w:proofErr w:type="spellEnd"/>
-      <w:r>
-        <w:rPr>
-          <w:sz w:val="28"/>
-          <w:szCs w:val="28"/>
-        </w:rPr>
-        <w:t xml:space="preserve">/LB2; UBObj2 = </w:t>
-      </w:r>
-      <w:proofErr w:type="spellStart"/>
-      <w:r>
-        <w:rPr>
-          <w:sz w:val="28"/>
-          <w:szCs w:val="28"/>
-        </w:rPr>
-        <w:t>Obj</w:t>
-      </w:r>
-      <w:proofErr w:type="spellEnd"/>
-      <w:r>
-        <w:rPr>
-          <w:sz w:val="28"/>
-          <w:szCs w:val="28"/>
-        </w:rPr>
-        <w:t>/UB2.</w:t>
+        <w:t>Bảng 3.2 trình bày một số instance đại diện được trích từ kết quả của bài báo. Các giá trị LB2 và UB2 là cận dưới, cận trên tốt nhất của MIP sau 2 giờ; Obj là nghiệm của thuật toán xấp xỉ; LBObj2 = Obj/LB2; UBObj2 = Obj/UB2.</w:t>
       </w:r>
     </w:p>
     <w:p>
@@ -28218,104 +23819,24 @@
           <w:szCs w:val="28"/>
         </w:rPr>
         <w:lastRenderedPageBreak/>
-        <w:t xml:space="preserve">Từ các kết quả trên có thể rút ra ba nhận xét chính. Thứ nhất, thuật toán xấp xỉ chạy rất nhanh ở các </w:t>
-      </w:r>
-      <w:proofErr w:type="spellStart"/>
-      <w:r>
+        <w:t xml:space="preserve">Từ các kết quả trên có thể rút ra ba nhận xét chính. Thứ nhất, thuật toán xấp xỉ chạy rất nhanh ở các instance nhỏ và vẫn giữ thời gian hợp lý khi kích thước tăng lên, trong khi MIP trở nên khó giải hơn nhiều khi số nút tăng. Điều này cho thấy phương pháp của bài báo có giá trị thực tiễn rõ rệt trong các bài toán quy mô vừa và lớn. </w:t>
+      </w:r>
+    </w:p>
+    <w:p>
+      <w:pPr>
+        <w:ind w:firstLine="567"/>
+        <w:jc w:val="both"/>
         <w:rPr>
           <w:sz w:val="28"/>
           <w:szCs w:val="28"/>
         </w:rPr>
-        <w:t>instance</w:t>
-      </w:r>
-      <w:proofErr w:type="spellEnd"/>
+      </w:pPr>
       <w:r>
         <w:rPr>
           <w:sz w:val="28"/>
           <w:szCs w:val="28"/>
         </w:rPr>
-        <w:t xml:space="preserve"> nhỏ và vẫn giữ thời gian hợp lý khi kích thước tăng lên, trong khi MIP trở nên khó giải hơn nhiều khi số nút tăng. Điều này cho thấy phương pháp của bài báo có giá trị thực tiễn rõ rệt trong các bài toán quy mô vừa và lớn. </w:t>
-      </w:r>
-    </w:p>
-    <w:p>
-      <w:pPr>
-        <w:ind w:firstLine="567"/>
-        <w:jc w:val="both"/>
-        <w:rPr>
-          <w:sz w:val="28"/>
-          <w:szCs w:val="28"/>
-        </w:rPr>
-      </w:pPr>
-      <w:r>
-        <w:rPr>
-          <w:sz w:val="28"/>
-          <w:szCs w:val="28"/>
-        </w:rPr>
-        <w:t xml:space="preserve">Thứ hai, chất lượng nghiệm trong thực nghiệm tốt hơn đáng kể so với cận lý thuyết. Ở nhiều </w:t>
-      </w:r>
-      <w:proofErr w:type="spellStart"/>
-      <w:r>
-        <w:rPr>
-          <w:sz w:val="28"/>
-          <w:szCs w:val="28"/>
-        </w:rPr>
-        <w:t>instance</w:t>
-      </w:r>
-      <w:proofErr w:type="spellEnd"/>
-      <w:r>
-        <w:rPr>
-          <w:sz w:val="28"/>
-          <w:szCs w:val="28"/>
-        </w:rPr>
-        <w:t xml:space="preserve"> </w:t>
-      </w:r>
-      <w:proofErr w:type="spellStart"/>
-      <w:r>
-        <w:rPr>
-          <w:sz w:val="28"/>
-          <w:szCs w:val="28"/>
-        </w:rPr>
-        <w:t>tight</w:t>
-      </w:r>
-      <w:proofErr w:type="spellEnd"/>
-      <w:r>
-        <w:rPr>
-          <w:sz w:val="28"/>
-          <w:szCs w:val="28"/>
-        </w:rPr>
-        <w:t xml:space="preserve">, nghiệm xấp xỉ trùng với nghiệm tối ưu hoặc gần tối ưu. Ngay cả với các </w:t>
-      </w:r>
-      <w:proofErr w:type="spellStart"/>
-      <w:r>
-        <w:rPr>
-          <w:sz w:val="28"/>
-          <w:szCs w:val="28"/>
-        </w:rPr>
-        <w:t>instance</w:t>
-      </w:r>
-      <w:proofErr w:type="spellEnd"/>
-      <w:r>
-        <w:rPr>
-          <w:sz w:val="28"/>
-          <w:szCs w:val="28"/>
-        </w:rPr>
-        <w:t xml:space="preserve"> </w:t>
-      </w:r>
-      <w:proofErr w:type="spellStart"/>
-      <w:r>
-        <w:rPr>
-          <w:sz w:val="28"/>
-          <w:szCs w:val="28"/>
-        </w:rPr>
-        <w:t>relaxed</w:t>
-      </w:r>
-      <w:proofErr w:type="spellEnd"/>
-      <w:r>
-        <w:rPr>
-          <w:sz w:val="28"/>
-          <w:szCs w:val="28"/>
-        </w:rPr>
-        <w:t xml:space="preserve"> vốn khó hơn, nghiệm xấp xỉ vẫn rất gần cận trên tốt nhất của MIP. Một số trường hợp UBObj2 nhỏ hơn hoặc xấp xỉ 1 cho thấy nghiệm xấp xỉ cạnh tranh trực tiếp với nghiệm của bộ giải nguyên. </w:t>
+        <w:t xml:space="preserve">Thứ hai, chất lượng nghiệm trong thực nghiệm tốt hơn đáng kể so với cận lý thuyết. Ở nhiều instance tight, nghiệm xấp xỉ trùng với nghiệm tối ưu hoặc gần tối ưu. Ngay cả với các instance relaxed vốn khó hơn, nghiệm xấp xỉ vẫn rất gần cận trên tốt nhất của MIP. Một số trường hợp UBObj2 nhỏ hơn hoặc xấp xỉ 1 cho thấy nghiệm xấp xỉ cạnh tranh trực tiếp với nghiệm của bộ giải nguyên. </w:t>
       </w:r>
     </w:p>
     <w:p>
@@ -28359,23 +23880,7 @@
           <w:sz w:val="28"/>
           <w:szCs w:val="28"/>
         </w:rPr>
-        <w:t xml:space="preserve">Nhìn chung, phần thực nghiệm củng cố kết luận rằng thuật toán của bài báo là một hướng tiếp cận cân bằng tốt giữa cơ sở lý thuyết và khả năng áp dụng. Mặc dù cận xấp xỉ về mặt lý thuyết còn khá lớn, nghiệm thực tế lại có chất lượng cao và thời gian chạy thấp hơn nhiều so với việc giải MIP trực tiếp trên các </w:t>
-      </w:r>
-      <w:proofErr w:type="spellStart"/>
-      <w:r>
-        <w:rPr>
-          <w:sz w:val="28"/>
-          <w:szCs w:val="28"/>
-        </w:rPr>
-        <w:t>instance</w:t>
-      </w:r>
-      <w:proofErr w:type="spellEnd"/>
-      <w:r>
-        <w:rPr>
-          <w:sz w:val="28"/>
-          <w:szCs w:val="28"/>
-        </w:rPr>
-        <w:t xml:space="preserve"> lớn. </w:t>
+        <w:t xml:space="preserve">Nhìn chung, phần thực nghiệm củng cố kết luận rằng thuật toán của bài báo là một hướng tiếp cận cân bằng tốt giữa cơ sở lý thuyết và khả năng áp dụng. Mặc dù cận xấp xỉ về mặt lý thuyết còn khá lớn, nghiệm thực tế lại có chất lượng cao và thời gian chạy thấp hơn nhiều so với việc giải MIP trực tiếp trên các instance lớn. </w:t>
       </w:r>
     </w:p>
     <w:p>
@@ -28433,23 +23938,7 @@
           <w:sz w:val="28"/>
           <w:szCs w:val="28"/>
         </w:rPr>
-        <w:t>thể thấy VRPCC là một bài toán định tuyến nhiều phương tiện khó cả về mặt mô hình hóa lẫn tính toán. Điểm khác biệt quan trọng của bài toán là mục tiêu min-</w:t>
-      </w:r>
-      <w:proofErr w:type="spellStart"/>
-      <w:r>
-        <w:rPr>
-          <w:sz w:val="28"/>
-          <w:szCs w:val="28"/>
-        </w:rPr>
-        <w:t>max</w:t>
-      </w:r>
-      <w:proofErr w:type="spellEnd"/>
-      <w:r>
-        <w:rPr>
-          <w:sz w:val="28"/>
-          <w:szCs w:val="28"/>
-        </w:rPr>
-        <w:t xml:space="preserve"> và ràng buộc tương thích giữa xe và khách, khiến các kỹ thuật tối ưu tổng chi phí thông thường không còn phù hợp. </w:t>
+        <w:t xml:space="preserve">thể thấy VRPCC là một bài toán định tuyến nhiều phương tiện khó cả về mặt mô hình hóa lẫn tính toán. Điểm khác biệt quan trọng của bài toán là mục tiêu min-max và ràng buộc tương thích giữa xe và khách, khiến các kỹ thuật tối ưu tổng chi phí thông thường không còn phù hợp. </w:t>
       </w:r>
     </w:p>
     <w:p>
@@ -28489,55 +23978,7 @@
           <w:sz w:val="28"/>
           <w:szCs w:val="28"/>
         </w:rPr>
-        <w:t xml:space="preserve"> mô hình toán học, các khái niệm nền như </w:t>
-      </w:r>
-      <w:proofErr w:type="spellStart"/>
-      <w:r>
-        <w:rPr>
-          <w:sz w:val="28"/>
-          <w:szCs w:val="28"/>
-        </w:rPr>
-        <w:t>makespan</w:t>
-      </w:r>
-      <w:proofErr w:type="spellEnd"/>
-      <w:r>
-        <w:rPr>
-          <w:sz w:val="28"/>
-          <w:szCs w:val="28"/>
-        </w:rPr>
-        <w:t xml:space="preserve">, MCG, </w:t>
-      </w:r>
-      <w:proofErr w:type="spellStart"/>
-      <w:r>
-        <w:rPr>
-          <w:sz w:val="28"/>
-          <w:szCs w:val="28"/>
-        </w:rPr>
-        <w:t>oracle</w:t>
-      </w:r>
-      <w:proofErr w:type="spellEnd"/>
-      <w:r>
-        <w:rPr>
-          <w:sz w:val="28"/>
-          <w:szCs w:val="28"/>
-        </w:rPr>
-        <w:t xml:space="preserve">, </w:t>
-      </w:r>
-      <w:proofErr w:type="spellStart"/>
-      <w:r>
-        <w:rPr>
-          <w:sz w:val="28"/>
-          <w:szCs w:val="28"/>
-        </w:rPr>
-        <w:t>Orienteering</w:t>
-      </w:r>
-      <w:proofErr w:type="spellEnd"/>
-      <w:r>
-        <w:rPr>
-          <w:sz w:val="28"/>
-          <w:szCs w:val="28"/>
-        </w:rPr>
-        <w:t xml:space="preserve"> và k-TSP, đồng thời trình bày lại cấu trúc của thuật toán xấp xỉ theo đúng tinh thần bài báo. </w:t>
+        <w:t xml:space="preserve"> mô hình toán học, các khái niệm nền như makespan, MCG, oracle, Orienteering và k-TSP, đồng thời trình bày lại cấu trúc của thuật toán xấp xỉ theo đúng tinh thần bài báo. </w:t>
       </w:r>
       <w:r>
         <w:rPr>
@@ -28624,167 +24065,158 @@
           <w:sz w:val="28"/>
           <w:szCs w:val="28"/>
         </w:rPr>
-        <w:t xml:space="preserve">[1] G. B. </w:t>
-      </w:r>
-      <w:proofErr w:type="spellStart"/>
-      <w:r>
+        <w:t>[1] G. B. Dantzig and J. H. Ramser, “The Truck Dispatching Problem,” Management Science, vol. 6, no. 1, pp. 80–91, 1959.</w:t>
+      </w:r>
+    </w:p>
+    <w:p>
+      <w:pPr>
         <w:rPr>
           <w:sz w:val="28"/>
           <w:szCs w:val="28"/>
         </w:rPr>
-        <w:t>Dantzig</w:t>
-      </w:r>
-      <w:proofErr w:type="spellEnd"/>
+      </w:pPr>
       <w:r>
         <w:rPr>
           <w:sz w:val="28"/>
           <w:szCs w:val="28"/>
         </w:rPr>
-        <w:t xml:space="preserve"> </w:t>
-      </w:r>
-      <w:proofErr w:type="spellStart"/>
-      <w:r>
+        <w:t>[2] M. Yu, V. Nagarajan, and S. Shen, “An Approximation Algorithm for Vehicle Routing with Compatibility Constraints,” Discrete Applied Mathematics, vol. 252, pp. 172–187, 2019.</w:t>
+      </w:r>
+    </w:p>
+    <w:p>
+      <w:pPr>
         <w:rPr>
           <w:sz w:val="28"/>
           <w:szCs w:val="28"/>
         </w:rPr>
-        <w:t>and</w:t>
-      </w:r>
-      <w:proofErr w:type="spellEnd"/>
+      </w:pPr>
       <w:r>
         <w:rPr>
           <w:sz w:val="28"/>
           <w:szCs w:val="28"/>
         </w:rPr>
-        <w:t xml:space="preserve"> J. H. </w:t>
-      </w:r>
-      <w:proofErr w:type="spellStart"/>
-      <w:r>
+        <w:t>[3] M. M. Solomon, “Algorithms for the Vehicle Routing and Scheduling Problems with Time Window Constraints,” Operations Research, vol. 35, no. 2, pp. 254–265, 1987.</w:t>
+      </w:r>
+    </w:p>
+    <w:p>
+      <w:pPr>
         <w:rPr>
           <w:sz w:val="28"/>
           <w:szCs w:val="28"/>
         </w:rPr>
-        <w:t>Ramser</w:t>
-      </w:r>
-      <w:proofErr w:type="spellEnd"/>
+      </w:pPr>
       <w:r>
         <w:rPr>
           <w:sz w:val="28"/>
           <w:szCs w:val="28"/>
         </w:rPr>
-        <w:t xml:space="preserve">, “The </w:t>
-      </w:r>
-      <w:proofErr w:type="spellStart"/>
-      <w:r>
+        <w:t>[4] P. Toth and D. Vigo, Vehicle Routing: Problems, Methods, and Applications, 2nd ed. Philadelphia, PA: SIAM, 2014.</w:t>
+      </w:r>
+    </w:p>
+    <w:p>
+      <w:pPr>
         <w:rPr>
           <w:sz w:val="28"/>
           <w:szCs w:val="28"/>
         </w:rPr>
-        <w:t>Truck</w:t>
-      </w:r>
-      <w:proofErr w:type="spellEnd"/>
+      </w:pPr>
       <w:r>
         <w:rPr>
           <w:sz w:val="28"/>
           <w:szCs w:val="28"/>
         </w:rPr>
-        <w:t xml:space="preserve"> </w:t>
-      </w:r>
-      <w:proofErr w:type="spellStart"/>
-      <w:r>
+        <w:t>[5] V. Chvátal, “A Greedy Heuristic for the Set-Covering Problem,” Mathematics of Operations Research, vol. 4, no. 3, pp. 233–235, 1979.</w:t>
+      </w:r>
+    </w:p>
+    <w:p>
+      <w:pPr>
         <w:rPr>
           <w:sz w:val="28"/>
           <w:szCs w:val="28"/>
         </w:rPr>
-        <w:t>Dispatching</w:t>
-      </w:r>
-      <w:proofErr w:type="spellEnd"/>
+      </w:pPr>
       <w:r>
         <w:rPr>
           <w:sz w:val="28"/>
           <w:szCs w:val="28"/>
         </w:rPr>
-        <w:t xml:space="preserve"> </w:t>
-      </w:r>
-      <w:proofErr w:type="spellStart"/>
-      <w:r>
+        <w:t>[6] C. Chekuri and A. Kumar, “Maximum Coverage Problem with Group Budget Constraints and Applications,” in Approximation, Randomization, and Combinatorial Optimization. Algorithms and Techniques, Berlin: Springer, 2004, pp. 72–83.</w:t>
+      </w:r>
+    </w:p>
+    <w:p>
+      <w:pPr>
         <w:rPr>
           <w:sz w:val="28"/>
           <w:szCs w:val="28"/>
         </w:rPr>
-        <w:t>Problem</w:t>
-      </w:r>
-      <w:proofErr w:type="spellEnd"/>
+      </w:pPr>
       <w:r>
         <w:rPr>
           <w:sz w:val="28"/>
           <w:szCs w:val="28"/>
         </w:rPr>
-        <w:t xml:space="preserve">,” </w:t>
-      </w:r>
-      <w:proofErr w:type="spellStart"/>
-      <w:r>
+        <w:t>[7] C. Chekuri, N. Korula, and M. Pál, “Improved Algorithms for Orienteering and Related Problems,” ACM Transactions on Algorithms, vol. 8, no. 3, Art. 23, 2012.</w:t>
+      </w:r>
+    </w:p>
+    <w:p>
+      <w:pPr>
         <w:rPr>
           <w:sz w:val="28"/>
           <w:szCs w:val="28"/>
         </w:rPr>
-        <w:t>Management</w:t>
-      </w:r>
-      <w:proofErr w:type="spellEnd"/>
+      </w:pPr>
       <w:r>
         <w:rPr>
           <w:sz w:val="28"/>
           <w:szCs w:val="28"/>
         </w:rPr>
-        <w:t xml:space="preserve"> </w:t>
-      </w:r>
-      <w:proofErr w:type="spellStart"/>
-      <w:r>
+        <w:t>[8] N. Garg, “Saving an Epsilon: A 2-Approximation for the k-MST Problem in Graphs,” in Proceedings of the Thirty-Seventh Annual ACM Symposium on Theory of Computing, 2005, pp. 396–402.</w:t>
+      </w:r>
+    </w:p>
+    <w:p>
+      <w:pPr>
         <w:rPr>
           <w:sz w:val="28"/>
           <w:szCs w:val="28"/>
         </w:rPr>
-        <w:t>Science</w:t>
-      </w:r>
-      <w:proofErr w:type="spellEnd"/>
+      </w:pPr>
       <w:r>
         <w:rPr>
           <w:sz w:val="28"/>
           <w:szCs w:val="28"/>
         </w:rPr>
-        <w:t xml:space="preserve">, </w:t>
-      </w:r>
-      <w:proofErr w:type="spellStart"/>
-      <w:r>
+        <w:t>[9] I. Dinur and D. Steurer, “Analytical Approach to Parallel Repetition,” in Proceedings of the Forty-Sixth Annual ACM Symposium on Theory of Computing, 2014, pp. 624–633.</w:t>
+      </w:r>
+    </w:p>
+    <w:p>
+      <w:pPr>
         <w:rPr>
           <w:sz w:val="28"/>
           <w:szCs w:val="28"/>
         </w:rPr>
-        <w:t>vol</w:t>
-      </w:r>
-      <w:proofErr w:type="spellEnd"/>
+      </w:pPr>
       <w:r>
         <w:rPr>
           <w:sz w:val="28"/>
           <w:szCs w:val="28"/>
         </w:rPr>
-        <w:t xml:space="preserve">. 6, no. 1, </w:t>
-      </w:r>
-      <w:proofErr w:type="spellStart"/>
-      <w:r>
+        <w:lastRenderedPageBreak/>
+        <w:t>[10] B. L. Golden, L. Levy, and R. Vohra, “The Orienteering Problem,” Naval Research Logistics, vol. 34, no. 3, pp. 307–318, 1987.</w:t>
+      </w:r>
+    </w:p>
+    <w:p>
+      <w:pPr>
         <w:rPr>
           <w:sz w:val="28"/>
           <w:szCs w:val="28"/>
         </w:rPr>
-        <w:t>pp</w:t>
-      </w:r>
-      <w:proofErr w:type="spellEnd"/>
+      </w:pPr>
       <w:r>
         <w:rPr>
           <w:sz w:val="28"/>
           <w:szCs w:val="28"/>
         </w:rPr>
-        <w:t>. 80–91, 1959.</w:t>
+        <w:t>[11] E. M. Arkin, R. Hassin, and A. Levin, “Approximations for Minimum and Min-Max Vehicle Routing Problems,” Journal of Algorithms, vol. 59, no. 1, pp. 1–18, 2006.</w:t>
       </w:r>
     </w:p>
     <w:p>
@@ -28799,2878 +24231,7 @@
           <w:sz w:val="28"/>
           <w:szCs w:val="28"/>
         </w:rPr>
-        <w:t xml:space="preserve">[2] M. </w:t>
-      </w:r>
-      <w:proofErr w:type="spellStart"/>
-      <w:r>
-        <w:rPr>
-          <w:sz w:val="28"/>
-          <w:szCs w:val="28"/>
-        </w:rPr>
-        <w:t>Yu</w:t>
-      </w:r>
-      <w:proofErr w:type="spellEnd"/>
-      <w:r>
-        <w:rPr>
-          <w:sz w:val="28"/>
-          <w:szCs w:val="28"/>
-        </w:rPr>
-        <w:t xml:space="preserve">, V. </w:t>
-      </w:r>
-      <w:proofErr w:type="spellStart"/>
-      <w:r>
-        <w:rPr>
-          <w:sz w:val="28"/>
-          <w:szCs w:val="28"/>
-        </w:rPr>
-        <w:t>Nagarajan</w:t>
-      </w:r>
-      <w:proofErr w:type="spellEnd"/>
-      <w:r>
-        <w:rPr>
-          <w:sz w:val="28"/>
-          <w:szCs w:val="28"/>
-        </w:rPr>
-        <w:t xml:space="preserve">, </w:t>
-      </w:r>
-      <w:proofErr w:type="spellStart"/>
-      <w:r>
-        <w:rPr>
-          <w:sz w:val="28"/>
-          <w:szCs w:val="28"/>
-        </w:rPr>
-        <w:t>and</w:t>
-      </w:r>
-      <w:proofErr w:type="spellEnd"/>
-      <w:r>
-        <w:rPr>
-          <w:sz w:val="28"/>
-          <w:szCs w:val="28"/>
-        </w:rPr>
-        <w:t xml:space="preserve"> S. </w:t>
-      </w:r>
-      <w:proofErr w:type="spellStart"/>
-      <w:r>
-        <w:rPr>
-          <w:sz w:val="28"/>
-          <w:szCs w:val="28"/>
-        </w:rPr>
-        <w:t>Shen</w:t>
-      </w:r>
-      <w:proofErr w:type="spellEnd"/>
-      <w:r>
-        <w:rPr>
-          <w:sz w:val="28"/>
-          <w:szCs w:val="28"/>
-        </w:rPr>
-        <w:t xml:space="preserve">, “An </w:t>
-      </w:r>
-      <w:proofErr w:type="spellStart"/>
-      <w:r>
-        <w:rPr>
-          <w:sz w:val="28"/>
-          <w:szCs w:val="28"/>
-        </w:rPr>
-        <w:t>Approximation</w:t>
-      </w:r>
-      <w:proofErr w:type="spellEnd"/>
-      <w:r>
-        <w:rPr>
-          <w:sz w:val="28"/>
-          <w:szCs w:val="28"/>
-        </w:rPr>
-        <w:t xml:space="preserve"> </w:t>
-      </w:r>
-      <w:proofErr w:type="spellStart"/>
-      <w:r>
-        <w:rPr>
-          <w:sz w:val="28"/>
-          <w:szCs w:val="28"/>
-        </w:rPr>
-        <w:t>Algorithm</w:t>
-      </w:r>
-      <w:proofErr w:type="spellEnd"/>
-      <w:r>
-        <w:rPr>
-          <w:sz w:val="28"/>
-          <w:szCs w:val="28"/>
-        </w:rPr>
-        <w:t xml:space="preserve"> </w:t>
-      </w:r>
-      <w:proofErr w:type="spellStart"/>
-      <w:r>
-        <w:rPr>
-          <w:sz w:val="28"/>
-          <w:szCs w:val="28"/>
-        </w:rPr>
-        <w:t>for</w:t>
-      </w:r>
-      <w:proofErr w:type="spellEnd"/>
-      <w:r>
-        <w:rPr>
-          <w:sz w:val="28"/>
-          <w:szCs w:val="28"/>
-        </w:rPr>
-        <w:t xml:space="preserve"> </w:t>
-      </w:r>
-      <w:proofErr w:type="spellStart"/>
-      <w:r>
-        <w:rPr>
-          <w:sz w:val="28"/>
-          <w:szCs w:val="28"/>
-        </w:rPr>
-        <w:t>Vehicle</w:t>
-      </w:r>
-      <w:proofErr w:type="spellEnd"/>
-      <w:r>
-        <w:rPr>
-          <w:sz w:val="28"/>
-          <w:szCs w:val="28"/>
-        </w:rPr>
-        <w:t xml:space="preserve"> </w:t>
-      </w:r>
-      <w:proofErr w:type="spellStart"/>
-      <w:r>
-        <w:rPr>
-          <w:sz w:val="28"/>
-          <w:szCs w:val="28"/>
-        </w:rPr>
-        <w:t>Routing</w:t>
-      </w:r>
-      <w:proofErr w:type="spellEnd"/>
-      <w:r>
-        <w:rPr>
-          <w:sz w:val="28"/>
-          <w:szCs w:val="28"/>
-        </w:rPr>
-        <w:t xml:space="preserve"> </w:t>
-      </w:r>
-      <w:proofErr w:type="spellStart"/>
-      <w:r>
-        <w:rPr>
-          <w:sz w:val="28"/>
-          <w:szCs w:val="28"/>
-        </w:rPr>
-        <w:t>with</w:t>
-      </w:r>
-      <w:proofErr w:type="spellEnd"/>
-      <w:r>
-        <w:rPr>
-          <w:sz w:val="28"/>
-          <w:szCs w:val="28"/>
-        </w:rPr>
-        <w:t xml:space="preserve"> </w:t>
-      </w:r>
-      <w:proofErr w:type="spellStart"/>
-      <w:r>
-        <w:rPr>
-          <w:sz w:val="28"/>
-          <w:szCs w:val="28"/>
-        </w:rPr>
-        <w:t>Compatibility</w:t>
-      </w:r>
-      <w:proofErr w:type="spellEnd"/>
-      <w:r>
-        <w:rPr>
-          <w:sz w:val="28"/>
-          <w:szCs w:val="28"/>
-        </w:rPr>
-        <w:t xml:space="preserve"> </w:t>
-      </w:r>
-      <w:proofErr w:type="spellStart"/>
-      <w:r>
-        <w:rPr>
-          <w:sz w:val="28"/>
-          <w:szCs w:val="28"/>
-        </w:rPr>
-        <w:t>Constraints</w:t>
-      </w:r>
-      <w:proofErr w:type="spellEnd"/>
-      <w:r>
-        <w:rPr>
-          <w:sz w:val="28"/>
-          <w:szCs w:val="28"/>
-        </w:rPr>
-        <w:t xml:space="preserve">,” </w:t>
-      </w:r>
-      <w:proofErr w:type="spellStart"/>
-      <w:r>
-        <w:rPr>
-          <w:sz w:val="28"/>
-          <w:szCs w:val="28"/>
-        </w:rPr>
-        <w:t>Discrete</w:t>
-      </w:r>
-      <w:proofErr w:type="spellEnd"/>
-      <w:r>
-        <w:rPr>
-          <w:sz w:val="28"/>
-          <w:szCs w:val="28"/>
-        </w:rPr>
-        <w:t xml:space="preserve"> </w:t>
-      </w:r>
-      <w:proofErr w:type="spellStart"/>
-      <w:r>
-        <w:rPr>
-          <w:sz w:val="28"/>
-          <w:szCs w:val="28"/>
-        </w:rPr>
-        <w:t>Applied</w:t>
-      </w:r>
-      <w:proofErr w:type="spellEnd"/>
-      <w:r>
-        <w:rPr>
-          <w:sz w:val="28"/>
-          <w:szCs w:val="28"/>
-        </w:rPr>
-        <w:t xml:space="preserve"> </w:t>
-      </w:r>
-      <w:proofErr w:type="spellStart"/>
-      <w:r>
-        <w:rPr>
-          <w:sz w:val="28"/>
-          <w:szCs w:val="28"/>
-        </w:rPr>
-        <w:t>Mathematics</w:t>
-      </w:r>
-      <w:proofErr w:type="spellEnd"/>
-      <w:r>
-        <w:rPr>
-          <w:sz w:val="28"/>
-          <w:szCs w:val="28"/>
-        </w:rPr>
-        <w:t xml:space="preserve">, </w:t>
-      </w:r>
-      <w:proofErr w:type="spellStart"/>
-      <w:r>
-        <w:rPr>
-          <w:sz w:val="28"/>
-          <w:szCs w:val="28"/>
-        </w:rPr>
-        <w:t>vol</w:t>
-      </w:r>
-      <w:proofErr w:type="spellEnd"/>
-      <w:r>
-        <w:rPr>
-          <w:sz w:val="28"/>
-          <w:szCs w:val="28"/>
-        </w:rPr>
-        <w:t xml:space="preserve">. 252, </w:t>
-      </w:r>
-      <w:proofErr w:type="spellStart"/>
-      <w:r>
-        <w:rPr>
-          <w:sz w:val="28"/>
-          <w:szCs w:val="28"/>
-        </w:rPr>
-        <w:t>pp</w:t>
-      </w:r>
-      <w:proofErr w:type="spellEnd"/>
-      <w:r>
-        <w:rPr>
-          <w:sz w:val="28"/>
-          <w:szCs w:val="28"/>
-        </w:rPr>
-        <w:t>. 172–187, 2019.</w:t>
-      </w:r>
-    </w:p>
-    <w:p>
-      <w:pPr>
-        <w:rPr>
-          <w:sz w:val="28"/>
-          <w:szCs w:val="28"/>
-        </w:rPr>
-      </w:pPr>
-      <w:r>
-        <w:rPr>
-          <w:sz w:val="28"/>
-          <w:szCs w:val="28"/>
-        </w:rPr>
-        <w:t>[3] M. M. Solomon, “</w:t>
-      </w:r>
-      <w:proofErr w:type="spellStart"/>
-      <w:r>
-        <w:rPr>
-          <w:sz w:val="28"/>
-          <w:szCs w:val="28"/>
-        </w:rPr>
-        <w:t>Algorithms</w:t>
-      </w:r>
-      <w:proofErr w:type="spellEnd"/>
-      <w:r>
-        <w:rPr>
-          <w:sz w:val="28"/>
-          <w:szCs w:val="28"/>
-        </w:rPr>
-        <w:t xml:space="preserve"> </w:t>
-      </w:r>
-      <w:proofErr w:type="spellStart"/>
-      <w:r>
-        <w:rPr>
-          <w:sz w:val="28"/>
-          <w:szCs w:val="28"/>
-        </w:rPr>
-        <w:t>for</w:t>
-      </w:r>
-      <w:proofErr w:type="spellEnd"/>
-      <w:r>
-        <w:rPr>
-          <w:sz w:val="28"/>
-          <w:szCs w:val="28"/>
-        </w:rPr>
-        <w:t xml:space="preserve"> the </w:t>
-      </w:r>
-      <w:proofErr w:type="spellStart"/>
-      <w:r>
-        <w:rPr>
-          <w:sz w:val="28"/>
-          <w:szCs w:val="28"/>
-        </w:rPr>
-        <w:t>Vehicle</w:t>
-      </w:r>
-      <w:proofErr w:type="spellEnd"/>
-      <w:r>
-        <w:rPr>
-          <w:sz w:val="28"/>
-          <w:szCs w:val="28"/>
-        </w:rPr>
-        <w:t xml:space="preserve"> </w:t>
-      </w:r>
-      <w:proofErr w:type="spellStart"/>
-      <w:r>
-        <w:rPr>
-          <w:sz w:val="28"/>
-          <w:szCs w:val="28"/>
-        </w:rPr>
-        <w:t>Routing</w:t>
-      </w:r>
-      <w:proofErr w:type="spellEnd"/>
-      <w:r>
-        <w:rPr>
-          <w:sz w:val="28"/>
-          <w:szCs w:val="28"/>
-        </w:rPr>
-        <w:t xml:space="preserve"> </w:t>
-      </w:r>
-      <w:proofErr w:type="spellStart"/>
-      <w:r>
-        <w:rPr>
-          <w:sz w:val="28"/>
-          <w:szCs w:val="28"/>
-        </w:rPr>
-        <w:t>and</w:t>
-      </w:r>
-      <w:proofErr w:type="spellEnd"/>
-      <w:r>
-        <w:rPr>
-          <w:sz w:val="28"/>
-          <w:szCs w:val="28"/>
-        </w:rPr>
-        <w:t xml:space="preserve"> </w:t>
-      </w:r>
-      <w:proofErr w:type="spellStart"/>
-      <w:r>
-        <w:rPr>
-          <w:sz w:val="28"/>
-          <w:szCs w:val="28"/>
-        </w:rPr>
-        <w:t>Scheduling</w:t>
-      </w:r>
-      <w:proofErr w:type="spellEnd"/>
-      <w:r>
-        <w:rPr>
-          <w:sz w:val="28"/>
-          <w:szCs w:val="28"/>
-        </w:rPr>
-        <w:t xml:space="preserve"> </w:t>
-      </w:r>
-      <w:proofErr w:type="spellStart"/>
-      <w:r>
-        <w:rPr>
-          <w:sz w:val="28"/>
-          <w:szCs w:val="28"/>
-        </w:rPr>
-        <w:t>Problems</w:t>
-      </w:r>
-      <w:proofErr w:type="spellEnd"/>
-      <w:r>
-        <w:rPr>
-          <w:sz w:val="28"/>
-          <w:szCs w:val="28"/>
-        </w:rPr>
-        <w:t xml:space="preserve"> </w:t>
-      </w:r>
-      <w:proofErr w:type="spellStart"/>
-      <w:r>
-        <w:rPr>
-          <w:sz w:val="28"/>
-          <w:szCs w:val="28"/>
-        </w:rPr>
-        <w:t>with</w:t>
-      </w:r>
-      <w:proofErr w:type="spellEnd"/>
-      <w:r>
-        <w:rPr>
-          <w:sz w:val="28"/>
-          <w:szCs w:val="28"/>
-        </w:rPr>
-        <w:t xml:space="preserve"> </w:t>
-      </w:r>
-      <w:proofErr w:type="spellStart"/>
-      <w:r>
-        <w:rPr>
-          <w:sz w:val="28"/>
-          <w:szCs w:val="28"/>
-        </w:rPr>
-        <w:t>Time</w:t>
-      </w:r>
-      <w:proofErr w:type="spellEnd"/>
-      <w:r>
-        <w:rPr>
-          <w:sz w:val="28"/>
-          <w:szCs w:val="28"/>
-        </w:rPr>
-        <w:t xml:space="preserve"> </w:t>
-      </w:r>
-      <w:proofErr w:type="spellStart"/>
-      <w:r>
-        <w:rPr>
-          <w:sz w:val="28"/>
-          <w:szCs w:val="28"/>
-        </w:rPr>
-        <w:t>Window</w:t>
-      </w:r>
-      <w:proofErr w:type="spellEnd"/>
-      <w:r>
-        <w:rPr>
-          <w:sz w:val="28"/>
-          <w:szCs w:val="28"/>
-        </w:rPr>
-        <w:t xml:space="preserve"> </w:t>
-      </w:r>
-      <w:proofErr w:type="spellStart"/>
-      <w:r>
-        <w:rPr>
-          <w:sz w:val="28"/>
-          <w:szCs w:val="28"/>
-        </w:rPr>
-        <w:t>Constraints</w:t>
-      </w:r>
-      <w:proofErr w:type="spellEnd"/>
-      <w:r>
-        <w:rPr>
-          <w:sz w:val="28"/>
-          <w:szCs w:val="28"/>
-        </w:rPr>
-        <w:t xml:space="preserve">,” </w:t>
-      </w:r>
-      <w:proofErr w:type="spellStart"/>
-      <w:r>
-        <w:rPr>
-          <w:sz w:val="28"/>
-          <w:szCs w:val="28"/>
-        </w:rPr>
-        <w:t>Operations</w:t>
-      </w:r>
-      <w:proofErr w:type="spellEnd"/>
-      <w:r>
-        <w:rPr>
-          <w:sz w:val="28"/>
-          <w:szCs w:val="28"/>
-        </w:rPr>
-        <w:t xml:space="preserve"> </w:t>
-      </w:r>
-      <w:proofErr w:type="spellStart"/>
-      <w:r>
-        <w:rPr>
-          <w:sz w:val="28"/>
-          <w:szCs w:val="28"/>
-        </w:rPr>
-        <w:t>Research</w:t>
-      </w:r>
-      <w:proofErr w:type="spellEnd"/>
-      <w:r>
-        <w:rPr>
-          <w:sz w:val="28"/>
-          <w:szCs w:val="28"/>
-        </w:rPr>
-        <w:t xml:space="preserve">, </w:t>
-      </w:r>
-      <w:proofErr w:type="spellStart"/>
-      <w:r>
-        <w:rPr>
-          <w:sz w:val="28"/>
-          <w:szCs w:val="28"/>
-        </w:rPr>
-        <w:t>vol</w:t>
-      </w:r>
-      <w:proofErr w:type="spellEnd"/>
-      <w:r>
-        <w:rPr>
-          <w:sz w:val="28"/>
-          <w:szCs w:val="28"/>
-        </w:rPr>
-        <w:t xml:space="preserve">. 35, no. 2, </w:t>
-      </w:r>
-      <w:proofErr w:type="spellStart"/>
-      <w:r>
-        <w:rPr>
-          <w:sz w:val="28"/>
-          <w:szCs w:val="28"/>
-        </w:rPr>
-        <w:t>pp</w:t>
-      </w:r>
-      <w:proofErr w:type="spellEnd"/>
-      <w:r>
-        <w:rPr>
-          <w:sz w:val="28"/>
-          <w:szCs w:val="28"/>
-        </w:rPr>
-        <w:t>. 254–265, 1987.</w:t>
-      </w:r>
-    </w:p>
-    <w:p>
-      <w:pPr>
-        <w:rPr>
-          <w:sz w:val="28"/>
-          <w:szCs w:val="28"/>
-        </w:rPr>
-      </w:pPr>
-      <w:r>
-        <w:rPr>
-          <w:sz w:val="28"/>
-          <w:szCs w:val="28"/>
-        </w:rPr>
-        <w:t xml:space="preserve">[4] P. </w:t>
-      </w:r>
-      <w:proofErr w:type="spellStart"/>
-      <w:r>
-        <w:rPr>
-          <w:sz w:val="28"/>
-          <w:szCs w:val="28"/>
-        </w:rPr>
-        <w:t>Toth</w:t>
-      </w:r>
-      <w:proofErr w:type="spellEnd"/>
-      <w:r>
-        <w:rPr>
-          <w:sz w:val="28"/>
-          <w:szCs w:val="28"/>
-        </w:rPr>
-        <w:t xml:space="preserve"> </w:t>
-      </w:r>
-      <w:proofErr w:type="spellStart"/>
-      <w:r>
-        <w:rPr>
-          <w:sz w:val="28"/>
-          <w:szCs w:val="28"/>
-        </w:rPr>
-        <w:t>and</w:t>
-      </w:r>
-      <w:proofErr w:type="spellEnd"/>
-      <w:r>
-        <w:rPr>
-          <w:sz w:val="28"/>
-          <w:szCs w:val="28"/>
-        </w:rPr>
-        <w:t xml:space="preserve"> D. </w:t>
-      </w:r>
-      <w:proofErr w:type="spellStart"/>
-      <w:r>
-        <w:rPr>
-          <w:sz w:val="28"/>
-          <w:szCs w:val="28"/>
-        </w:rPr>
-        <w:t>Vigo</w:t>
-      </w:r>
-      <w:proofErr w:type="spellEnd"/>
-      <w:r>
-        <w:rPr>
-          <w:sz w:val="28"/>
-          <w:szCs w:val="28"/>
-        </w:rPr>
-        <w:t xml:space="preserve">, </w:t>
-      </w:r>
-      <w:proofErr w:type="spellStart"/>
-      <w:r>
-        <w:rPr>
-          <w:sz w:val="28"/>
-          <w:szCs w:val="28"/>
-        </w:rPr>
-        <w:t>Vehicle</w:t>
-      </w:r>
-      <w:proofErr w:type="spellEnd"/>
-      <w:r>
-        <w:rPr>
-          <w:sz w:val="28"/>
-          <w:szCs w:val="28"/>
-        </w:rPr>
-        <w:t xml:space="preserve"> </w:t>
-      </w:r>
-      <w:proofErr w:type="spellStart"/>
-      <w:r>
-        <w:rPr>
-          <w:sz w:val="28"/>
-          <w:szCs w:val="28"/>
-        </w:rPr>
-        <w:t>Routing</w:t>
-      </w:r>
-      <w:proofErr w:type="spellEnd"/>
-      <w:r>
-        <w:rPr>
-          <w:sz w:val="28"/>
-          <w:szCs w:val="28"/>
-        </w:rPr>
-        <w:t xml:space="preserve">: </w:t>
-      </w:r>
-      <w:proofErr w:type="spellStart"/>
-      <w:r>
-        <w:rPr>
-          <w:sz w:val="28"/>
-          <w:szCs w:val="28"/>
-        </w:rPr>
-        <w:t>Problems</w:t>
-      </w:r>
-      <w:proofErr w:type="spellEnd"/>
-      <w:r>
-        <w:rPr>
-          <w:sz w:val="28"/>
-          <w:szCs w:val="28"/>
-        </w:rPr>
-        <w:t xml:space="preserve">, </w:t>
-      </w:r>
-      <w:proofErr w:type="spellStart"/>
-      <w:r>
-        <w:rPr>
-          <w:sz w:val="28"/>
-          <w:szCs w:val="28"/>
-        </w:rPr>
-        <w:t>Methods</w:t>
-      </w:r>
-      <w:proofErr w:type="spellEnd"/>
-      <w:r>
-        <w:rPr>
-          <w:sz w:val="28"/>
-          <w:szCs w:val="28"/>
-        </w:rPr>
-        <w:t xml:space="preserve">, </w:t>
-      </w:r>
-      <w:proofErr w:type="spellStart"/>
-      <w:r>
-        <w:rPr>
-          <w:sz w:val="28"/>
-          <w:szCs w:val="28"/>
-        </w:rPr>
-        <w:t>and</w:t>
-      </w:r>
-      <w:proofErr w:type="spellEnd"/>
-      <w:r>
-        <w:rPr>
-          <w:sz w:val="28"/>
-          <w:szCs w:val="28"/>
-        </w:rPr>
-        <w:t xml:space="preserve"> </w:t>
-      </w:r>
-      <w:proofErr w:type="spellStart"/>
-      <w:r>
-        <w:rPr>
-          <w:sz w:val="28"/>
-          <w:szCs w:val="28"/>
-        </w:rPr>
-        <w:t>Applications</w:t>
-      </w:r>
-      <w:proofErr w:type="spellEnd"/>
-      <w:r>
-        <w:rPr>
-          <w:sz w:val="28"/>
-          <w:szCs w:val="28"/>
-        </w:rPr>
-        <w:t xml:space="preserve">, 2nd </w:t>
-      </w:r>
-      <w:proofErr w:type="spellStart"/>
-      <w:r>
-        <w:rPr>
-          <w:sz w:val="28"/>
-          <w:szCs w:val="28"/>
-        </w:rPr>
-        <w:t>ed</w:t>
-      </w:r>
-      <w:proofErr w:type="spellEnd"/>
-      <w:r>
-        <w:rPr>
-          <w:sz w:val="28"/>
-          <w:szCs w:val="28"/>
-        </w:rPr>
-        <w:t xml:space="preserve">. </w:t>
-      </w:r>
-      <w:proofErr w:type="spellStart"/>
-      <w:r>
-        <w:rPr>
-          <w:sz w:val="28"/>
-          <w:szCs w:val="28"/>
-        </w:rPr>
-        <w:t>Philadelphia</w:t>
-      </w:r>
-      <w:proofErr w:type="spellEnd"/>
-      <w:r>
-        <w:rPr>
-          <w:sz w:val="28"/>
-          <w:szCs w:val="28"/>
-        </w:rPr>
-        <w:t>, PA: SIAM, 2014.</w:t>
-      </w:r>
-    </w:p>
-    <w:p>
-      <w:pPr>
-        <w:rPr>
-          <w:sz w:val="28"/>
-          <w:szCs w:val="28"/>
-        </w:rPr>
-      </w:pPr>
-      <w:r>
-        <w:rPr>
-          <w:sz w:val="28"/>
-          <w:szCs w:val="28"/>
-        </w:rPr>
-        <w:t xml:space="preserve">[5] V. </w:t>
-      </w:r>
-      <w:proofErr w:type="spellStart"/>
-      <w:r>
-        <w:rPr>
-          <w:sz w:val="28"/>
-          <w:szCs w:val="28"/>
-        </w:rPr>
-        <w:t>Chvátal</w:t>
-      </w:r>
-      <w:proofErr w:type="spellEnd"/>
-      <w:r>
-        <w:rPr>
-          <w:sz w:val="28"/>
-          <w:szCs w:val="28"/>
-        </w:rPr>
-        <w:t xml:space="preserve">, “A </w:t>
-      </w:r>
-      <w:proofErr w:type="spellStart"/>
-      <w:r>
-        <w:rPr>
-          <w:sz w:val="28"/>
-          <w:szCs w:val="28"/>
-        </w:rPr>
-        <w:t>Greedy</w:t>
-      </w:r>
-      <w:proofErr w:type="spellEnd"/>
-      <w:r>
-        <w:rPr>
-          <w:sz w:val="28"/>
-          <w:szCs w:val="28"/>
-        </w:rPr>
-        <w:t xml:space="preserve"> </w:t>
-      </w:r>
-      <w:proofErr w:type="spellStart"/>
-      <w:r>
-        <w:rPr>
-          <w:sz w:val="28"/>
-          <w:szCs w:val="28"/>
-        </w:rPr>
-        <w:t>Heuristic</w:t>
-      </w:r>
-      <w:proofErr w:type="spellEnd"/>
-      <w:r>
-        <w:rPr>
-          <w:sz w:val="28"/>
-          <w:szCs w:val="28"/>
-        </w:rPr>
-        <w:t xml:space="preserve"> </w:t>
-      </w:r>
-      <w:proofErr w:type="spellStart"/>
-      <w:r>
-        <w:rPr>
-          <w:sz w:val="28"/>
-          <w:szCs w:val="28"/>
-        </w:rPr>
-        <w:t>for</w:t>
-      </w:r>
-      <w:proofErr w:type="spellEnd"/>
-      <w:r>
-        <w:rPr>
-          <w:sz w:val="28"/>
-          <w:szCs w:val="28"/>
-        </w:rPr>
-        <w:t xml:space="preserve"> the </w:t>
-      </w:r>
-      <w:proofErr w:type="spellStart"/>
-      <w:r>
-        <w:rPr>
-          <w:sz w:val="28"/>
-          <w:szCs w:val="28"/>
-        </w:rPr>
-        <w:t>Set-Covering</w:t>
-      </w:r>
-      <w:proofErr w:type="spellEnd"/>
-      <w:r>
-        <w:rPr>
-          <w:sz w:val="28"/>
-          <w:szCs w:val="28"/>
-        </w:rPr>
-        <w:t xml:space="preserve"> </w:t>
-      </w:r>
-      <w:proofErr w:type="spellStart"/>
-      <w:r>
-        <w:rPr>
-          <w:sz w:val="28"/>
-          <w:szCs w:val="28"/>
-        </w:rPr>
-        <w:t>Problem</w:t>
-      </w:r>
-      <w:proofErr w:type="spellEnd"/>
-      <w:r>
-        <w:rPr>
-          <w:sz w:val="28"/>
-          <w:szCs w:val="28"/>
-        </w:rPr>
-        <w:t xml:space="preserve">,” </w:t>
-      </w:r>
-      <w:proofErr w:type="spellStart"/>
-      <w:r>
-        <w:rPr>
-          <w:sz w:val="28"/>
-          <w:szCs w:val="28"/>
-        </w:rPr>
-        <w:t>Mathematics</w:t>
-      </w:r>
-      <w:proofErr w:type="spellEnd"/>
-      <w:r>
-        <w:rPr>
-          <w:sz w:val="28"/>
-          <w:szCs w:val="28"/>
-        </w:rPr>
-        <w:t xml:space="preserve"> </w:t>
-      </w:r>
-      <w:proofErr w:type="spellStart"/>
-      <w:r>
-        <w:rPr>
-          <w:sz w:val="28"/>
-          <w:szCs w:val="28"/>
-        </w:rPr>
-        <w:t>of</w:t>
-      </w:r>
-      <w:proofErr w:type="spellEnd"/>
-      <w:r>
-        <w:rPr>
-          <w:sz w:val="28"/>
-          <w:szCs w:val="28"/>
-        </w:rPr>
-        <w:t xml:space="preserve"> </w:t>
-      </w:r>
-      <w:proofErr w:type="spellStart"/>
-      <w:r>
-        <w:rPr>
-          <w:sz w:val="28"/>
-          <w:szCs w:val="28"/>
-        </w:rPr>
-        <w:t>Operations</w:t>
-      </w:r>
-      <w:proofErr w:type="spellEnd"/>
-      <w:r>
-        <w:rPr>
-          <w:sz w:val="28"/>
-          <w:szCs w:val="28"/>
-        </w:rPr>
-        <w:t xml:space="preserve"> </w:t>
-      </w:r>
-      <w:proofErr w:type="spellStart"/>
-      <w:r>
-        <w:rPr>
-          <w:sz w:val="28"/>
-          <w:szCs w:val="28"/>
-        </w:rPr>
-        <w:t>Research</w:t>
-      </w:r>
-      <w:proofErr w:type="spellEnd"/>
-      <w:r>
-        <w:rPr>
-          <w:sz w:val="28"/>
-          <w:szCs w:val="28"/>
-        </w:rPr>
-        <w:t xml:space="preserve">, </w:t>
-      </w:r>
-      <w:proofErr w:type="spellStart"/>
-      <w:r>
-        <w:rPr>
-          <w:sz w:val="28"/>
-          <w:szCs w:val="28"/>
-        </w:rPr>
-        <w:t>vol</w:t>
-      </w:r>
-      <w:proofErr w:type="spellEnd"/>
-      <w:r>
-        <w:rPr>
-          <w:sz w:val="28"/>
-          <w:szCs w:val="28"/>
-        </w:rPr>
-        <w:t xml:space="preserve">. 4, no. 3, </w:t>
-      </w:r>
-      <w:proofErr w:type="spellStart"/>
-      <w:r>
-        <w:rPr>
-          <w:sz w:val="28"/>
-          <w:szCs w:val="28"/>
-        </w:rPr>
-        <w:t>pp</w:t>
-      </w:r>
-      <w:proofErr w:type="spellEnd"/>
-      <w:r>
-        <w:rPr>
-          <w:sz w:val="28"/>
-          <w:szCs w:val="28"/>
-        </w:rPr>
-        <w:t>. 233–235, 1979.</w:t>
-      </w:r>
-    </w:p>
-    <w:p>
-      <w:pPr>
-        <w:rPr>
-          <w:sz w:val="28"/>
-          <w:szCs w:val="28"/>
-        </w:rPr>
-      </w:pPr>
-      <w:r>
-        <w:rPr>
-          <w:sz w:val="28"/>
-          <w:szCs w:val="28"/>
-        </w:rPr>
-        <w:t xml:space="preserve">[6] C. </w:t>
-      </w:r>
-      <w:proofErr w:type="spellStart"/>
-      <w:r>
-        <w:rPr>
-          <w:sz w:val="28"/>
-          <w:szCs w:val="28"/>
-        </w:rPr>
-        <w:t>Chekuri</w:t>
-      </w:r>
-      <w:proofErr w:type="spellEnd"/>
-      <w:r>
-        <w:rPr>
-          <w:sz w:val="28"/>
-          <w:szCs w:val="28"/>
-        </w:rPr>
-        <w:t xml:space="preserve"> </w:t>
-      </w:r>
-      <w:proofErr w:type="spellStart"/>
-      <w:r>
-        <w:rPr>
-          <w:sz w:val="28"/>
-          <w:szCs w:val="28"/>
-        </w:rPr>
-        <w:t>and</w:t>
-      </w:r>
-      <w:proofErr w:type="spellEnd"/>
-      <w:r>
-        <w:rPr>
-          <w:sz w:val="28"/>
-          <w:szCs w:val="28"/>
-        </w:rPr>
-        <w:t xml:space="preserve"> A. </w:t>
-      </w:r>
-      <w:proofErr w:type="spellStart"/>
-      <w:r>
-        <w:rPr>
-          <w:sz w:val="28"/>
-          <w:szCs w:val="28"/>
-        </w:rPr>
-        <w:t>Kumar</w:t>
-      </w:r>
-      <w:proofErr w:type="spellEnd"/>
-      <w:r>
-        <w:rPr>
-          <w:sz w:val="28"/>
-          <w:szCs w:val="28"/>
-        </w:rPr>
-        <w:t>, “</w:t>
-      </w:r>
-      <w:proofErr w:type="spellStart"/>
-      <w:r>
-        <w:rPr>
-          <w:sz w:val="28"/>
-          <w:szCs w:val="28"/>
-        </w:rPr>
-        <w:t>Maximum</w:t>
-      </w:r>
-      <w:proofErr w:type="spellEnd"/>
-      <w:r>
-        <w:rPr>
-          <w:sz w:val="28"/>
-          <w:szCs w:val="28"/>
-        </w:rPr>
-        <w:t xml:space="preserve"> </w:t>
-      </w:r>
-      <w:proofErr w:type="spellStart"/>
-      <w:r>
-        <w:rPr>
-          <w:sz w:val="28"/>
-          <w:szCs w:val="28"/>
-        </w:rPr>
-        <w:t>Coverage</w:t>
-      </w:r>
-      <w:proofErr w:type="spellEnd"/>
-      <w:r>
-        <w:rPr>
-          <w:sz w:val="28"/>
-          <w:szCs w:val="28"/>
-        </w:rPr>
-        <w:t xml:space="preserve"> </w:t>
-      </w:r>
-      <w:proofErr w:type="spellStart"/>
-      <w:r>
-        <w:rPr>
-          <w:sz w:val="28"/>
-          <w:szCs w:val="28"/>
-        </w:rPr>
-        <w:t>Problem</w:t>
-      </w:r>
-      <w:proofErr w:type="spellEnd"/>
-      <w:r>
-        <w:rPr>
-          <w:sz w:val="28"/>
-          <w:szCs w:val="28"/>
-        </w:rPr>
-        <w:t xml:space="preserve"> </w:t>
-      </w:r>
-      <w:proofErr w:type="spellStart"/>
-      <w:r>
-        <w:rPr>
-          <w:sz w:val="28"/>
-          <w:szCs w:val="28"/>
-        </w:rPr>
-        <w:t>with</w:t>
-      </w:r>
-      <w:proofErr w:type="spellEnd"/>
-      <w:r>
-        <w:rPr>
-          <w:sz w:val="28"/>
-          <w:szCs w:val="28"/>
-        </w:rPr>
-        <w:t xml:space="preserve"> </w:t>
-      </w:r>
-      <w:proofErr w:type="spellStart"/>
-      <w:r>
-        <w:rPr>
-          <w:sz w:val="28"/>
-          <w:szCs w:val="28"/>
-        </w:rPr>
-        <w:t>Group</w:t>
-      </w:r>
-      <w:proofErr w:type="spellEnd"/>
-      <w:r>
-        <w:rPr>
-          <w:sz w:val="28"/>
-          <w:szCs w:val="28"/>
-        </w:rPr>
-        <w:t xml:space="preserve"> </w:t>
-      </w:r>
-      <w:proofErr w:type="spellStart"/>
-      <w:r>
-        <w:rPr>
-          <w:sz w:val="28"/>
-          <w:szCs w:val="28"/>
-        </w:rPr>
-        <w:t>Budget</w:t>
-      </w:r>
-      <w:proofErr w:type="spellEnd"/>
-      <w:r>
-        <w:rPr>
-          <w:sz w:val="28"/>
-          <w:szCs w:val="28"/>
-        </w:rPr>
-        <w:t xml:space="preserve"> </w:t>
-      </w:r>
-      <w:proofErr w:type="spellStart"/>
-      <w:r>
-        <w:rPr>
-          <w:sz w:val="28"/>
-          <w:szCs w:val="28"/>
-        </w:rPr>
-        <w:t>Constraints</w:t>
-      </w:r>
-      <w:proofErr w:type="spellEnd"/>
-      <w:r>
-        <w:rPr>
-          <w:sz w:val="28"/>
-          <w:szCs w:val="28"/>
-        </w:rPr>
-        <w:t xml:space="preserve"> </w:t>
-      </w:r>
-      <w:proofErr w:type="spellStart"/>
-      <w:r>
-        <w:rPr>
-          <w:sz w:val="28"/>
-          <w:szCs w:val="28"/>
-        </w:rPr>
-        <w:t>and</w:t>
-      </w:r>
-      <w:proofErr w:type="spellEnd"/>
-      <w:r>
-        <w:rPr>
-          <w:sz w:val="28"/>
-          <w:szCs w:val="28"/>
-        </w:rPr>
-        <w:t xml:space="preserve"> </w:t>
-      </w:r>
-      <w:proofErr w:type="spellStart"/>
-      <w:r>
-        <w:rPr>
-          <w:sz w:val="28"/>
-          <w:szCs w:val="28"/>
-        </w:rPr>
-        <w:t>Applications</w:t>
-      </w:r>
-      <w:proofErr w:type="spellEnd"/>
-      <w:r>
-        <w:rPr>
-          <w:sz w:val="28"/>
-          <w:szCs w:val="28"/>
-        </w:rPr>
-        <w:t xml:space="preserve">,” in </w:t>
-      </w:r>
-      <w:proofErr w:type="spellStart"/>
-      <w:r>
-        <w:rPr>
-          <w:sz w:val="28"/>
-          <w:szCs w:val="28"/>
-        </w:rPr>
-        <w:t>Approximation</w:t>
-      </w:r>
-      <w:proofErr w:type="spellEnd"/>
-      <w:r>
-        <w:rPr>
-          <w:sz w:val="28"/>
-          <w:szCs w:val="28"/>
-        </w:rPr>
-        <w:t xml:space="preserve">, </w:t>
-      </w:r>
-      <w:proofErr w:type="spellStart"/>
-      <w:r>
-        <w:rPr>
-          <w:sz w:val="28"/>
-          <w:szCs w:val="28"/>
-        </w:rPr>
-        <w:t>Randomization</w:t>
-      </w:r>
-      <w:proofErr w:type="spellEnd"/>
-      <w:r>
-        <w:rPr>
-          <w:sz w:val="28"/>
-          <w:szCs w:val="28"/>
-        </w:rPr>
-        <w:t xml:space="preserve">, </w:t>
-      </w:r>
-      <w:proofErr w:type="spellStart"/>
-      <w:r>
-        <w:rPr>
-          <w:sz w:val="28"/>
-          <w:szCs w:val="28"/>
-        </w:rPr>
-        <w:t>and</w:t>
-      </w:r>
-      <w:proofErr w:type="spellEnd"/>
-      <w:r>
-        <w:rPr>
-          <w:sz w:val="28"/>
-          <w:szCs w:val="28"/>
-        </w:rPr>
-        <w:t xml:space="preserve"> </w:t>
-      </w:r>
-      <w:proofErr w:type="spellStart"/>
-      <w:r>
-        <w:rPr>
-          <w:sz w:val="28"/>
-          <w:szCs w:val="28"/>
-        </w:rPr>
-        <w:t>Combinatorial</w:t>
-      </w:r>
-      <w:proofErr w:type="spellEnd"/>
-      <w:r>
-        <w:rPr>
-          <w:sz w:val="28"/>
-          <w:szCs w:val="28"/>
-        </w:rPr>
-        <w:t xml:space="preserve"> </w:t>
-      </w:r>
-      <w:proofErr w:type="spellStart"/>
-      <w:r>
-        <w:rPr>
-          <w:sz w:val="28"/>
-          <w:szCs w:val="28"/>
-        </w:rPr>
-        <w:t>Optimization</w:t>
-      </w:r>
-      <w:proofErr w:type="spellEnd"/>
-      <w:r>
-        <w:rPr>
-          <w:sz w:val="28"/>
-          <w:szCs w:val="28"/>
-        </w:rPr>
-        <w:t xml:space="preserve">. </w:t>
-      </w:r>
-      <w:proofErr w:type="spellStart"/>
-      <w:r>
-        <w:rPr>
-          <w:sz w:val="28"/>
-          <w:szCs w:val="28"/>
-        </w:rPr>
-        <w:t>Algorithms</w:t>
-      </w:r>
-      <w:proofErr w:type="spellEnd"/>
-      <w:r>
-        <w:rPr>
-          <w:sz w:val="28"/>
-          <w:szCs w:val="28"/>
-        </w:rPr>
-        <w:t xml:space="preserve"> </w:t>
-      </w:r>
-      <w:proofErr w:type="spellStart"/>
-      <w:r>
-        <w:rPr>
-          <w:sz w:val="28"/>
-          <w:szCs w:val="28"/>
-        </w:rPr>
-        <w:t>and</w:t>
-      </w:r>
-      <w:proofErr w:type="spellEnd"/>
-      <w:r>
-        <w:rPr>
-          <w:sz w:val="28"/>
-          <w:szCs w:val="28"/>
-        </w:rPr>
-        <w:t xml:space="preserve"> </w:t>
-      </w:r>
-      <w:proofErr w:type="spellStart"/>
-      <w:r>
-        <w:rPr>
-          <w:sz w:val="28"/>
-          <w:szCs w:val="28"/>
-        </w:rPr>
-        <w:t>Techniques</w:t>
-      </w:r>
-      <w:proofErr w:type="spellEnd"/>
-      <w:r>
-        <w:rPr>
-          <w:sz w:val="28"/>
-          <w:szCs w:val="28"/>
-        </w:rPr>
-        <w:t xml:space="preserve">, </w:t>
-      </w:r>
-      <w:proofErr w:type="spellStart"/>
-      <w:r>
-        <w:rPr>
-          <w:sz w:val="28"/>
-          <w:szCs w:val="28"/>
-        </w:rPr>
-        <w:t>Berlin</w:t>
-      </w:r>
-      <w:proofErr w:type="spellEnd"/>
-      <w:r>
-        <w:rPr>
-          <w:sz w:val="28"/>
-          <w:szCs w:val="28"/>
-        </w:rPr>
-        <w:t xml:space="preserve">: </w:t>
-      </w:r>
-      <w:proofErr w:type="spellStart"/>
-      <w:r>
-        <w:rPr>
-          <w:sz w:val="28"/>
-          <w:szCs w:val="28"/>
-        </w:rPr>
-        <w:t>Springer</w:t>
-      </w:r>
-      <w:proofErr w:type="spellEnd"/>
-      <w:r>
-        <w:rPr>
-          <w:sz w:val="28"/>
-          <w:szCs w:val="28"/>
-        </w:rPr>
-        <w:t xml:space="preserve">, 2004, </w:t>
-      </w:r>
-      <w:proofErr w:type="spellStart"/>
-      <w:r>
-        <w:rPr>
-          <w:sz w:val="28"/>
-          <w:szCs w:val="28"/>
-        </w:rPr>
-        <w:t>pp</w:t>
-      </w:r>
-      <w:proofErr w:type="spellEnd"/>
-      <w:r>
-        <w:rPr>
-          <w:sz w:val="28"/>
-          <w:szCs w:val="28"/>
-        </w:rPr>
-        <w:t>. 72–83.</w:t>
-      </w:r>
-    </w:p>
-    <w:p>
-      <w:pPr>
-        <w:rPr>
-          <w:sz w:val="28"/>
-          <w:szCs w:val="28"/>
-        </w:rPr>
-      </w:pPr>
-      <w:r>
-        <w:rPr>
-          <w:sz w:val="28"/>
-          <w:szCs w:val="28"/>
-        </w:rPr>
-        <w:t xml:space="preserve">[7] C. </w:t>
-      </w:r>
-      <w:proofErr w:type="spellStart"/>
-      <w:r>
-        <w:rPr>
-          <w:sz w:val="28"/>
-          <w:szCs w:val="28"/>
-        </w:rPr>
-        <w:t>Chekuri</w:t>
-      </w:r>
-      <w:proofErr w:type="spellEnd"/>
-      <w:r>
-        <w:rPr>
-          <w:sz w:val="28"/>
-          <w:szCs w:val="28"/>
-        </w:rPr>
-        <w:t xml:space="preserve">, N. </w:t>
-      </w:r>
-      <w:proofErr w:type="spellStart"/>
-      <w:r>
-        <w:rPr>
-          <w:sz w:val="28"/>
-          <w:szCs w:val="28"/>
-        </w:rPr>
-        <w:t>Korula</w:t>
-      </w:r>
-      <w:proofErr w:type="spellEnd"/>
-      <w:r>
-        <w:rPr>
-          <w:sz w:val="28"/>
-          <w:szCs w:val="28"/>
-        </w:rPr>
-        <w:t xml:space="preserve">, </w:t>
-      </w:r>
-      <w:proofErr w:type="spellStart"/>
-      <w:r>
-        <w:rPr>
-          <w:sz w:val="28"/>
-          <w:szCs w:val="28"/>
-        </w:rPr>
-        <w:t>and</w:t>
-      </w:r>
-      <w:proofErr w:type="spellEnd"/>
-      <w:r>
-        <w:rPr>
-          <w:sz w:val="28"/>
-          <w:szCs w:val="28"/>
-        </w:rPr>
-        <w:t xml:space="preserve"> M. </w:t>
-      </w:r>
-      <w:proofErr w:type="spellStart"/>
-      <w:r>
-        <w:rPr>
-          <w:sz w:val="28"/>
-          <w:szCs w:val="28"/>
-        </w:rPr>
-        <w:t>Pál</w:t>
-      </w:r>
-      <w:proofErr w:type="spellEnd"/>
-      <w:r>
-        <w:rPr>
-          <w:sz w:val="28"/>
-          <w:szCs w:val="28"/>
-        </w:rPr>
-        <w:t>, “</w:t>
-      </w:r>
-      <w:proofErr w:type="spellStart"/>
-      <w:r>
-        <w:rPr>
-          <w:sz w:val="28"/>
-          <w:szCs w:val="28"/>
-        </w:rPr>
-        <w:t>Improved</w:t>
-      </w:r>
-      <w:proofErr w:type="spellEnd"/>
-      <w:r>
-        <w:rPr>
-          <w:sz w:val="28"/>
-          <w:szCs w:val="28"/>
-        </w:rPr>
-        <w:t xml:space="preserve"> </w:t>
-      </w:r>
-      <w:proofErr w:type="spellStart"/>
-      <w:r>
-        <w:rPr>
-          <w:sz w:val="28"/>
-          <w:szCs w:val="28"/>
-        </w:rPr>
-        <w:t>Algorithms</w:t>
-      </w:r>
-      <w:proofErr w:type="spellEnd"/>
-      <w:r>
-        <w:rPr>
-          <w:sz w:val="28"/>
-          <w:szCs w:val="28"/>
-        </w:rPr>
-        <w:t xml:space="preserve"> </w:t>
-      </w:r>
-      <w:proofErr w:type="spellStart"/>
-      <w:r>
-        <w:rPr>
-          <w:sz w:val="28"/>
-          <w:szCs w:val="28"/>
-        </w:rPr>
-        <w:t>for</w:t>
-      </w:r>
-      <w:proofErr w:type="spellEnd"/>
-      <w:r>
-        <w:rPr>
-          <w:sz w:val="28"/>
-          <w:szCs w:val="28"/>
-        </w:rPr>
-        <w:t xml:space="preserve"> </w:t>
-      </w:r>
-      <w:proofErr w:type="spellStart"/>
-      <w:r>
-        <w:rPr>
-          <w:sz w:val="28"/>
-          <w:szCs w:val="28"/>
-        </w:rPr>
-        <w:t>Orienteering</w:t>
-      </w:r>
-      <w:proofErr w:type="spellEnd"/>
-      <w:r>
-        <w:rPr>
-          <w:sz w:val="28"/>
-          <w:szCs w:val="28"/>
-        </w:rPr>
-        <w:t xml:space="preserve"> </w:t>
-      </w:r>
-      <w:proofErr w:type="spellStart"/>
-      <w:r>
-        <w:rPr>
-          <w:sz w:val="28"/>
-          <w:szCs w:val="28"/>
-        </w:rPr>
-        <w:t>and</w:t>
-      </w:r>
-      <w:proofErr w:type="spellEnd"/>
-      <w:r>
-        <w:rPr>
-          <w:sz w:val="28"/>
-          <w:szCs w:val="28"/>
-        </w:rPr>
-        <w:t xml:space="preserve"> </w:t>
-      </w:r>
-      <w:proofErr w:type="spellStart"/>
-      <w:r>
-        <w:rPr>
-          <w:sz w:val="28"/>
-          <w:szCs w:val="28"/>
-        </w:rPr>
-        <w:t>Related</w:t>
-      </w:r>
-      <w:proofErr w:type="spellEnd"/>
-      <w:r>
-        <w:rPr>
-          <w:sz w:val="28"/>
-          <w:szCs w:val="28"/>
-        </w:rPr>
-        <w:t xml:space="preserve"> </w:t>
-      </w:r>
-      <w:proofErr w:type="spellStart"/>
-      <w:r>
-        <w:rPr>
-          <w:sz w:val="28"/>
-          <w:szCs w:val="28"/>
-        </w:rPr>
-        <w:t>Problems</w:t>
-      </w:r>
-      <w:proofErr w:type="spellEnd"/>
-      <w:r>
-        <w:rPr>
-          <w:sz w:val="28"/>
-          <w:szCs w:val="28"/>
-        </w:rPr>
-        <w:t xml:space="preserve">,” ACM </w:t>
-      </w:r>
-      <w:proofErr w:type="spellStart"/>
-      <w:r>
-        <w:rPr>
-          <w:sz w:val="28"/>
-          <w:szCs w:val="28"/>
-        </w:rPr>
-        <w:t>Transactions</w:t>
-      </w:r>
-      <w:proofErr w:type="spellEnd"/>
-      <w:r>
-        <w:rPr>
-          <w:sz w:val="28"/>
-          <w:szCs w:val="28"/>
-        </w:rPr>
-        <w:t xml:space="preserve"> </w:t>
-      </w:r>
-      <w:proofErr w:type="spellStart"/>
-      <w:r>
-        <w:rPr>
-          <w:sz w:val="28"/>
-          <w:szCs w:val="28"/>
-        </w:rPr>
-        <w:t>on</w:t>
-      </w:r>
-      <w:proofErr w:type="spellEnd"/>
-      <w:r>
-        <w:rPr>
-          <w:sz w:val="28"/>
-          <w:szCs w:val="28"/>
-        </w:rPr>
-        <w:t xml:space="preserve"> </w:t>
-      </w:r>
-      <w:proofErr w:type="spellStart"/>
-      <w:r>
-        <w:rPr>
-          <w:sz w:val="28"/>
-          <w:szCs w:val="28"/>
-        </w:rPr>
-        <w:t>Algorithms</w:t>
-      </w:r>
-      <w:proofErr w:type="spellEnd"/>
-      <w:r>
-        <w:rPr>
-          <w:sz w:val="28"/>
-          <w:szCs w:val="28"/>
-        </w:rPr>
-        <w:t xml:space="preserve">, </w:t>
-      </w:r>
-      <w:proofErr w:type="spellStart"/>
-      <w:r>
-        <w:rPr>
-          <w:sz w:val="28"/>
-          <w:szCs w:val="28"/>
-        </w:rPr>
-        <w:t>vol</w:t>
-      </w:r>
-      <w:proofErr w:type="spellEnd"/>
-      <w:r>
-        <w:rPr>
-          <w:sz w:val="28"/>
-          <w:szCs w:val="28"/>
-        </w:rPr>
-        <w:t xml:space="preserve">. 8, no. 3, </w:t>
-      </w:r>
-      <w:proofErr w:type="spellStart"/>
-      <w:r>
-        <w:rPr>
-          <w:sz w:val="28"/>
-          <w:szCs w:val="28"/>
-        </w:rPr>
-        <w:t>Art</w:t>
-      </w:r>
-      <w:proofErr w:type="spellEnd"/>
-      <w:r>
-        <w:rPr>
-          <w:sz w:val="28"/>
-          <w:szCs w:val="28"/>
-        </w:rPr>
-        <w:t>. 23, 2012.</w:t>
-      </w:r>
-    </w:p>
-    <w:p>
-      <w:pPr>
-        <w:rPr>
-          <w:sz w:val="28"/>
-          <w:szCs w:val="28"/>
-        </w:rPr>
-      </w:pPr>
-      <w:r>
-        <w:rPr>
-          <w:sz w:val="28"/>
-          <w:szCs w:val="28"/>
-        </w:rPr>
-        <w:t xml:space="preserve">[8] N. </w:t>
-      </w:r>
-      <w:proofErr w:type="spellStart"/>
-      <w:r>
-        <w:rPr>
-          <w:sz w:val="28"/>
-          <w:szCs w:val="28"/>
-        </w:rPr>
-        <w:t>Garg</w:t>
-      </w:r>
-      <w:proofErr w:type="spellEnd"/>
-      <w:r>
-        <w:rPr>
-          <w:sz w:val="28"/>
-          <w:szCs w:val="28"/>
-        </w:rPr>
-        <w:t>, “</w:t>
-      </w:r>
-      <w:proofErr w:type="spellStart"/>
-      <w:r>
-        <w:rPr>
-          <w:sz w:val="28"/>
-          <w:szCs w:val="28"/>
-        </w:rPr>
-        <w:t>Saving</w:t>
-      </w:r>
-      <w:proofErr w:type="spellEnd"/>
-      <w:r>
-        <w:rPr>
-          <w:sz w:val="28"/>
-          <w:szCs w:val="28"/>
-        </w:rPr>
-        <w:t xml:space="preserve"> an </w:t>
-      </w:r>
-      <w:proofErr w:type="spellStart"/>
-      <w:r>
-        <w:rPr>
-          <w:sz w:val="28"/>
-          <w:szCs w:val="28"/>
-        </w:rPr>
-        <w:t>Epsilon</w:t>
-      </w:r>
-      <w:proofErr w:type="spellEnd"/>
-      <w:r>
-        <w:rPr>
-          <w:sz w:val="28"/>
-          <w:szCs w:val="28"/>
-        </w:rPr>
-        <w:t xml:space="preserve">: A 2-Approximation </w:t>
-      </w:r>
-      <w:proofErr w:type="spellStart"/>
-      <w:r>
-        <w:rPr>
-          <w:sz w:val="28"/>
-          <w:szCs w:val="28"/>
-        </w:rPr>
-        <w:t>for</w:t>
-      </w:r>
-      <w:proofErr w:type="spellEnd"/>
-      <w:r>
-        <w:rPr>
-          <w:sz w:val="28"/>
-          <w:szCs w:val="28"/>
-        </w:rPr>
-        <w:t xml:space="preserve"> the k-MST </w:t>
-      </w:r>
-      <w:proofErr w:type="spellStart"/>
-      <w:r>
-        <w:rPr>
-          <w:sz w:val="28"/>
-          <w:szCs w:val="28"/>
-        </w:rPr>
-        <w:t>Problem</w:t>
-      </w:r>
-      <w:proofErr w:type="spellEnd"/>
-      <w:r>
-        <w:rPr>
-          <w:sz w:val="28"/>
-          <w:szCs w:val="28"/>
-        </w:rPr>
-        <w:t xml:space="preserve"> in </w:t>
-      </w:r>
-      <w:proofErr w:type="spellStart"/>
-      <w:r>
-        <w:rPr>
-          <w:sz w:val="28"/>
-          <w:szCs w:val="28"/>
-        </w:rPr>
-        <w:t>Graphs</w:t>
-      </w:r>
-      <w:proofErr w:type="spellEnd"/>
-      <w:r>
-        <w:rPr>
-          <w:sz w:val="28"/>
-          <w:szCs w:val="28"/>
-        </w:rPr>
-        <w:t xml:space="preserve">,” in </w:t>
-      </w:r>
-      <w:proofErr w:type="spellStart"/>
-      <w:r>
-        <w:rPr>
-          <w:sz w:val="28"/>
-          <w:szCs w:val="28"/>
-        </w:rPr>
-        <w:t>Proceedings</w:t>
-      </w:r>
-      <w:proofErr w:type="spellEnd"/>
-      <w:r>
-        <w:rPr>
-          <w:sz w:val="28"/>
-          <w:szCs w:val="28"/>
-        </w:rPr>
-        <w:t xml:space="preserve"> </w:t>
-      </w:r>
-      <w:proofErr w:type="spellStart"/>
-      <w:r>
-        <w:rPr>
-          <w:sz w:val="28"/>
-          <w:szCs w:val="28"/>
-        </w:rPr>
-        <w:t>of</w:t>
-      </w:r>
-      <w:proofErr w:type="spellEnd"/>
-      <w:r>
-        <w:rPr>
-          <w:sz w:val="28"/>
-          <w:szCs w:val="28"/>
-        </w:rPr>
-        <w:t xml:space="preserve"> the </w:t>
-      </w:r>
-      <w:proofErr w:type="spellStart"/>
-      <w:r>
-        <w:rPr>
-          <w:sz w:val="28"/>
-          <w:szCs w:val="28"/>
-        </w:rPr>
-        <w:t>Thirty-Seventh</w:t>
-      </w:r>
-      <w:proofErr w:type="spellEnd"/>
-      <w:r>
-        <w:rPr>
-          <w:sz w:val="28"/>
-          <w:szCs w:val="28"/>
-        </w:rPr>
-        <w:t xml:space="preserve"> </w:t>
-      </w:r>
-      <w:proofErr w:type="spellStart"/>
-      <w:r>
-        <w:rPr>
-          <w:sz w:val="28"/>
-          <w:szCs w:val="28"/>
-        </w:rPr>
-        <w:t>Annual</w:t>
-      </w:r>
-      <w:proofErr w:type="spellEnd"/>
-      <w:r>
-        <w:rPr>
-          <w:sz w:val="28"/>
-          <w:szCs w:val="28"/>
-        </w:rPr>
-        <w:t xml:space="preserve"> ACM </w:t>
-      </w:r>
-      <w:proofErr w:type="spellStart"/>
-      <w:r>
-        <w:rPr>
-          <w:sz w:val="28"/>
-          <w:szCs w:val="28"/>
-        </w:rPr>
-        <w:t>Symposium</w:t>
-      </w:r>
-      <w:proofErr w:type="spellEnd"/>
-      <w:r>
-        <w:rPr>
-          <w:sz w:val="28"/>
-          <w:szCs w:val="28"/>
-        </w:rPr>
-        <w:t xml:space="preserve"> </w:t>
-      </w:r>
-      <w:proofErr w:type="spellStart"/>
-      <w:r>
-        <w:rPr>
-          <w:sz w:val="28"/>
-          <w:szCs w:val="28"/>
-        </w:rPr>
-        <w:t>on</w:t>
-      </w:r>
-      <w:proofErr w:type="spellEnd"/>
-      <w:r>
-        <w:rPr>
-          <w:sz w:val="28"/>
-          <w:szCs w:val="28"/>
-        </w:rPr>
-        <w:t xml:space="preserve"> </w:t>
-      </w:r>
-      <w:proofErr w:type="spellStart"/>
-      <w:r>
-        <w:rPr>
-          <w:sz w:val="28"/>
-          <w:szCs w:val="28"/>
-        </w:rPr>
-        <w:t>Theory</w:t>
-      </w:r>
-      <w:proofErr w:type="spellEnd"/>
-      <w:r>
-        <w:rPr>
-          <w:sz w:val="28"/>
-          <w:szCs w:val="28"/>
-        </w:rPr>
-        <w:t xml:space="preserve"> </w:t>
-      </w:r>
-      <w:proofErr w:type="spellStart"/>
-      <w:r>
-        <w:rPr>
-          <w:sz w:val="28"/>
-          <w:szCs w:val="28"/>
-        </w:rPr>
-        <w:t>of</w:t>
-      </w:r>
-      <w:proofErr w:type="spellEnd"/>
-      <w:r>
-        <w:rPr>
-          <w:sz w:val="28"/>
-          <w:szCs w:val="28"/>
-        </w:rPr>
-        <w:t xml:space="preserve"> </w:t>
-      </w:r>
-      <w:proofErr w:type="spellStart"/>
-      <w:r>
-        <w:rPr>
-          <w:sz w:val="28"/>
-          <w:szCs w:val="28"/>
-        </w:rPr>
-        <w:t>Computing</w:t>
-      </w:r>
-      <w:proofErr w:type="spellEnd"/>
-      <w:r>
-        <w:rPr>
-          <w:sz w:val="28"/>
-          <w:szCs w:val="28"/>
-        </w:rPr>
-        <w:t xml:space="preserve">, 2005, </w:t>
-      </w:r>
-      <w:proofErr w:type="spellStart"/>
-      <w:r>
-        <w:rPr>
-          <w:sz w:val="28"/>
-          <w:szCs w:val="28"/>
-        </w:rPr>
-        <w:t>pp</w:t>
-      </w:r>
-      <w:proofErr w:type="spellEnd"/>
-      <w:r>
-        <w:rPr>
-          <w:sz w:val="28"/>
-          <w:szCs w:val="28"/>
-        </w:rPr>
-        <w:t>. 396–402.</w:t>
-      </w:r>
-    </w:p>
-    <w:p>
-      <w:pPr>
-        <w:rPr>
-          <w:sz w:val="28"/>
-          <w:szCs w:val="28"/>
-        </w:rPr>
-      </w:pPr>
-      <w:r>
-        <w:rPr>
-          <w:sz w:val="28"/>
-          <w:szCs w:val="28"/>
-        </w:rPr>
-        <w:t xml:space="preserve">[9] I. </w:t>
-      </w:r>
-      <w:proofErr w:type="spellStart"/>
-      <w:r>
-        <w:rPr>
-          <w:sz w:val="28"/>
-          <w:szCs w:val="28"/>
-        </w:rPr>
-        <w:t>Dinur</w:t>
-      </w:r>
-      <w:proofErr w:type="spellEnd"/>
-      <w:r>
-        <w:rPr>
-          <w:sz w:val="28"/>
-          <w:szCs w:val="28"/>
-        </w:rPr>
-        <w:t xml:space="preserve"> </w:t>
-      </w:r>
-      <w:proofErr w:type="spellStart"/>
-      <w:r>
-        <w:rPr>
-          <w:sz w:val="28"/>
-          <w:szCs w:val="28"/>
-        </w:rPr>
-        <w:t>and</w:t>
-      </w:r>
-      <w:proofErr w:type="spellEnd"/>
-      <w:r>
-        <w:rPr>
-          <w:sz w:val="28"/>
-          <w:szCs w:val="28"/>
-        </w:rPr>
-        <w:t xml:space="preserve"> D. </w:t>
-      </w:r>
-      <w:proofErr w:type="spellStart"/>
-      <w:r>
-        <w:rPr>
-          <w:sz w:val="28"/>
-          <w:szCs w:val="28"/>
-        </w:rPr>
-        <w:t>Steurer</w:t>
-      </w:r>
-      <w:proofErr w:type="spellEnd"/>
-      <w:r>
-        <w:rPr>
-          <w:sz w:val="28"/>
-          <w:szCs w:val="28"/>
-        </w:rPr>
-        <w:t>, “</w:t>
-      </w:r>
-      <w:proofErr w:type="spellStart"/>
-      <w:r>
-        <w:rPr>
-          <w:sz w:val="28"/>
-          <w:szCs w:val="28"/>
-        </w:rPr>
-        <w:t>Analytical</w:t>
-      </w:r>
-      <w:proofErr w:type="spellEnd"/>
-      <w:r>
-        <w:rPr>
-          <w:sz w:val="28"/>
-          <w:szCs w:val="28"/>
-        </w:rPr>
-        <w:t xml:space="preserve"> </w:t>
-      </w:r>
-      <w:proofErr w:type="spellStart"/>
-      <w:r>
-        <w:rPr>
-          <w:sz w:val="28"/>
-          <w:szCs w:val="28"/>
-        </w:rPr>
-        <w:t>Approach</w:t>
-      </w:r>
-      <w:proofErr w:type="spellEnd"/>
-      <w:r>
-        <w:rPr>
-          <w:sz w:val="28"/>
-          <w:szCs w:val="28"/>
-        </w:rPr>
-        <w:t xml:space="preserve"> to </w:t>
-      </w:r>
-      <w:proofErr w:type="spellStart"/>
-      <w:r>
-        <w:rPr>
-          <w:sz w:val="28"/>
-          <w:szCs w:val="28"/>
-        </w:rPr>
-        <w:t>Parallel</w:t>
-      </w:r>
-      <w:proofErr w:type="spellEnd"/>
-      <w:r>
-        <w:rPr>
-          <w:sz w:val="28"/>
-          <w:szCs w:val="28"/>
-        </w:rPr>
-        <w:t xml:space="preserve"> </w:t>
-      </w:r>
-      <w:proofErr w:type="spellStart"/>
-      <w:r>
-        <w:rPr>
-          <w:sz w:val="28"/>
-          <w:szCs w:val="28"/>
-        </w:rPr>
-        <w:t>Repetition</w:t>
-      </w:r>
-      <w:proofErr w:type="spellEnd"/>
-      <w:r>
-        <w:rPr>
-          <w:sz w:val="28"/>
-          <w:szCs w:val="28"/>
-        </w:rPr>
-        <w:t xml:space="preserve">,” in </w:t>
-      </w:r>
-      <w:proofErr w:type="spellStart"/>
-      <w:r>
-        <w:rPr>
-          <w:sz w:val="28"/>
-          <w:szCs w:val="28"/>
-        </w:rPr>
-        <w:t>Proceedings</w:t>
-      </w:r>
-      <w:proofErr w:type="spellEnd"/>
-      <w:r>
-        <w:rPr>
-          <w:sz w:val="28"/>
-          <w:szCs w:val="28"/>
-        </w:rPr>
-        <w:t xml:space="preserve"> </w:t>
-      </w:r>
-      <w:proofErr w:type="spellStart"/>
-      <w:r>
-        <w:rPr>
-          <w:sz w:val="28"/>
-          <w:szCs w:val="28"/>
-        </w:rPr>
-        <w:t>of</w:t>
-      </w:r>
-      <w:proofErr w:type="spellEnd"/>
-      <w:r>
-        <w:rPr>
-          <w:sz w:val="28"/>
-          <w:szCs w:val="28"/>
-        </w:rPr>
-        <w:t xml:space="preserve"> the </w:t>
-      </w:r>
-      <w:proofErr w:type="spellStart"/>
-      <w:r>
-        <w:rPr>
-          <w:sz w:val="28"/>
-          <w:szCs w:val="28"/>
-        </w:rPr>
-        <w:t>Forty-Sixth</w:t>
-      </w:r>
-      <w:proofErr w:type="spellEnd"/>
-      <w:r>
-        <w:rPr>
-          <w:sz w:val="28"/>
-          <w:szCs w:val="28"/>
-        </w:rPr>
-        <w:t xml:space="preserve"> </w:t>
-      </w:r>
-      <w:proofErr w:type="spellStart"/>
-      <w:r>
-        <w:rPr>
-          <w:sz w:val="28"/>
-          <w:szCs w:val="28"/>
-        </w:rPr>
-        <w:t>Annual</w:t>
-      </w:r>
-      <w:proofErr w:type="spellEnd"/>
-      <w:r>
-        <w:rPr>
-          <w:sz w:val="28"/>
-          <w:szCs w:val="28"/>
-        </w:rPr>
-        <w:t xml:space="preserve"> ACM </w:t>
-      </w:r>
-      <w:proofErr w:type="spellStart"/>
-      <w:r>
-        <w:rPr>
-          <w:sz w:val="28"/>
-          <w:szCs w:val="28"/>
-        </w:rPr>
-        <w:t>Symposium</w:t>
-      </w:r>
-      <w:proofErr w:type="spellEnd"/>
-      <w:r>
-        <w:rPr>
-          <w:sz w:val="28"/>
-          <w:szCs w:val="28"/>
-        </w:rPr>
-        <w:t xml:space="preserve"> </w:t>
-      </w:r>
-      <w:proofErr w:type="spellStart"/>
-      <w:r>
-        <w:rPr>
-          <w:sz w:val="28"/>
-          <w:szCs w:val="28"/>
-        </w:rPr>
-        <w:t>on</w:t>
-      </w:r>
-      <w:proofErr w:type="spellEnd"/>
-      <w:r>
-        <w:rPr>
-          <w:sz w:val="28"/>
-          <w:szCs w:val="28"/>
-        </w:rPr>
-        <w:t xml:space="preserve"> </w:t>
-      </w:r>
-      <w:proofErr w:type="spellStart"/>
-      <w:r>
-        <w:rPr>
-          <w:sz w:val="28"/>
-          <w:szCs w:val="28"/>
-        </w:rPr>
-        <w:t>Theory</w:t>
-      </w:r>
-      <w:proofErr w:type="spellEnd"/>
-      <w:r>
-        <w:rPr>
-          <w:sz w:val="28"/>
-          <w:szCs w:val="28"/>
-        </w:rPr>
-        <w:t xml:space="preserve"> </w:t>
-      </w:r>
-      <w:proofErr w:type="spellStart"/>
-      <w:r>
-        <w:rPr>
-          <w:sz w:val="28"/>
-          <w:szCs w:val="28"/>
-        </w:rPr>
-        <w:t>of</w:t>
-      </w:r>
-      <w:proofErr w:type="spellEnd"/>
-      <w:r>
-        <w:rPr>
-          <w:sz w:val="28"/>
-          <w:szCs w:val="28"/>
-        </w:rPr>
-        <w:t xml:space="preserve"> </w:t>
-      </w:r>
-      <w:proofErr w:type="spellStart"/>
-      <w:r>
-        <w:rPr>
-          <w:sz w:val="28"/>
-          <w:szCs w:val="28"/>
-        </w:rPr>
-        <w:t>Computing</w:t>
-      </w:r>
-      <w:proofErr w:type="spellEnd"/>
-      <w:r>
-        <w:rPr>
-          <w:sz w:val="28"/>
-          <w:szCs w:val="28"/>
-        </w:rPr>
-        <w:t xml:space="preserve">, 2014, </w:t>
-      </w:r>
-      <w:proofErr w:type="spellStart"/>
-      <w:r>
-        <w:rPr>
-          <w:sz w:val="28"/>
-          <w:szCs w:val="28"/>
-        </w:rPr>
-        <w:t>pp</w:t>
-      </w:r>
-      <w:proofErr w:type="spellEnd"/>
-      <w:r>
-        <w:rPr>
-          <w:sz w:val="28"/>
-          <w:szCs w:val="28"/>
-        </w:rPr>
-        <w:t>. 624–633.</w:t>
-      </w:r>
-    </w:p>
-    <w:p>
-      <w:pPr>
-        <w:rPr>
-          <w:sz w:val="28"/>
-          <w:szCs w:val="28"/>
-        </w:rPr>
-      </w:pPr>
-      <w:r>
-        <w:rPr>
-          <w:sz w:val="28"/>
-          <w:szCs w:val="28"/>
-        </w:rPr>
-        <w:lastRenderedPageBreak/>
-        <w:t xml:space="preserve">[10] B. L. </w:t>
-      </w:r>
-      <w:proofErr w:type="spellStart"/>
-      <w:r>
-        <w:rPr>
-          <w:sz w:val="28"/>
-          <w:szCs w:val="28"/>
-        </w:rPr>
-        <w:t>Golden</w:t>
-      </w:r>
-      <w:proofErr w:type="spellEnd"/>
-      <w:r>
-        <w:rPr>
-          <w:sz w:val="28"/>
-          <w:szCs w:val="28"/>
-        </w:rPr>
-        <w:t xml:space="preserve">, L. </w:t>
-      </w:r>
-      <w:proofErr w:type="spellStart"/>
-      <w:r>
-        <w:rPr>
-          <w:sz w:val="28"/>
-          <w:szCs w:val="28"/>
-        </w:rPr>
-        <w:t>Levy</w:t>
-      </w:r>
-      <w:proofErr w:type="spellEnd"/>
-      <w:r>
-        <w:rPr>
-          <w:sz w:val="28"/>
-          <w:szCs w:val="28"/>
-        </w:rPr>
-        <w:t xml:space="preserve">, </w:t>
-      </w:r>
-      <w:proofErr w:type="spellStart"/>
-      <w:r>
-        <w:rPr>
-          <w:sz w:val="28"/>
-          <w:szCs w:val="28"/>
-        </w:rPr>
-        <w:t>and</w:t>
-      </w:r>
-      <w:proofErr w:type="spellEnd"/>
-      <w:r>
-        <w:rPr>
-          <w:sz w:val="28"/>
-          <w:szCs w:val="28"/>
-        </w:rPr>
-        <w:t xml:space="preserve"> R. </w:t>
-      </w:r>
-      <w:proofErr w:type="spellStart"/>
-      <w:r>
-        <w:rPr>
-          <w:sz w:val="28"/>
-          <w:szCs w:val="28"/>
-        </w:rPr>
-        <w:t>Vohra</w:t>
-      </w:r>
-      <w:proofErr w:type="spellEnd"/>
-      <w:r>
-        <w:rPr>
-          <w:sz w:val="28"/>
-          <w:szCs w:val="28"/>
-        </w:rPr>
-        <w:t xml:space="preserve">, “The </w:t>
-      </w:r>
-      <w:proofErr w:type="spellStart"/>
-      <w:r>
-        <w:rPr>
-          <w:sz w:val="28"/>
-          <w:szCs w:val="28"/>
-        </w:rPr>
-        <w:t>Orienteering</w:t>
-      </w:r>
-      <w:proofErr w:type="spellEnd"/>
-      <w:r>
-        <w:rPr>
-          <w:sz w:val="28"/>
-          <w:szCs w:val="28"/>
-        </w:rPr>
-        <w:t xml:space="preserve"> </w:t>
-      </w:r>
-      <w:proofErr w:type="spellStart"/>
-      <w:r>
-        <w:rPr>
-          <w:sz w:val="28"/>
-          <w:szCs w:val="28"/>
-        </w:rPr>
-        <w:t>Problem</w:t>
-      </w:r>
-      <w:proofErr w:type="spellEnd"/>
-      <w:r>
-        <w:rPr>
-          <w:sz w:val="28"/>
-          <w:szCs w:val="28"/>
-        </w:rPr>
-        <w:t xml:space="preserve">,” </w:t>
-      </w:r>
-      <w:proofErr w:type="spellStart"/>
-      <w:r>
-        <w:rPr>
-          <w:sz w:val="28"/>
-          <w:szCs w:val="28"/>
-        </w:rPr>
-        <w:t>Naval</w:t>
-      </w:r>
-      <w:proofErr w:type="spellEnd"/>
-      <w:r>
-        <w:rPr>
-          <w:sz w:val="28"/>
-          <w:szCs w:val="28"/>
-        </w:rPr>
-        <w:t xml:space="preserve"> </w:t>
-      </w:r>
-      <w:proofErr w:type="spellStart"/>
-      <w:r>
-        <w:rPr>
-          <w:sz w:val="28"/>
-          <w:szCs w:val="28"/>
-        </w:rPr>
-        <w:t>Research</w:t>
-      </w:r>
-      <w:proofErr w:type="spellEnd"/>
-      <w:r>
-        <w:rPr>
-          <w:sz w:val="28"/>
-          <w:szCs w:val="28"/>
-        </w:rPr>
-        <w:t xml:space="preserve"> </w:t>
-      </w:r>
-      <w:proofErr w:type="spellStart"/>
-      <w:r>
-        <w:rPr>
-          <w:sz w:val="28"/>
-          <w:szCs w:val="28"/>
-        </w:rPr>
-        <w:t>Logistics</w:t>
-      </w:r>
-      <w:proofErr w:type="spellEnd"/>
-      <w:r>
-        <w:rPr>
-          <w:sz w:val="28"/>
-          <w:szCs w:val="28"/>
-        </w:rPr>
-        <w:t xml:space="preserve">, </w:t>
-      </w:r>
-      <w:proofErr w:type="spellStart"/>
-      <w:r>
-        <w:rPr>
-          <w:sz w:val="28"/>
-          <w:szCs w:val="28"/>
-        </w:rPr>
-        <w:t>vol</w:t>
-      </w:r>
-      <w:proofErr w:type="spellEnd"/>
-      <w:r>
-        <w:rPr>
-          <w:sz w:val="28"/>
-          <w:szCs w:val="28"/>
-        </w:rPr>
-        <w:t xml:space="preserve">. 34, no. 3, </w:t>
-      </w:r>
-      <w:proofErr w:type="spellStart"/>
-      <w:r>
-        <w:rPr>
-          <w:sz w:val="28"/>
-          <w:szCs w:val="28"/>
-        </w:rPr>
-        <w:t>pp</w:t>
-      </w:r>
-      <w:proofErr w:type="spellEnd"/>
-      <w:r>
-        <w:rPr>
-          <w:sz w:val="28"/>
-          <w:szCs w:val="28"/>
-        </w:rPr>
-        <w:t>. 307–318, 1987.</w:t>
-      </w:r>
-    </w:p>
-    <w:p>
-      <w:pPr>
-        <w:rPr>
-          <w:sz w:val="28"/>
-          <w:szCs w:val="28"/>
-        </w:rPr>
-      </w:pPr>
-      <w:r>
-        <w:rPr>
-          <w:sz w:val="28"/>
-          <w:szCs w:val="28"/>
-        </w:rPr>
-        <w:t xml:space="preserve">[11] E. M. </w:t>
-      </w:r>
-      <w:proofErr w:type="spellStart"/>
-      <w:r>
-        <w:rPr>
-          <w:sz w:val="28"/>
-          <w:szCs w:val="28"/>
-        </w:rPr>
-        <w:t>Arkin</w:t>
-      </w:r>
-      <w:proofErr w:type="spellEnd"/>
-      <w:r>
-        <w:rPr>
-          <w:sz w:val="28"/>
-          <w:szCs w:val="28"/>
-        </w:rPr>
-        <w:t xml:space="preserve">, R. </w:t>
-      </w:r>
-      <w:proofErr w:type="spellStart"/>
-      <w:r>
-        <w:rPr>
-          <w:sz w:val="28"/>
-          <w:szCs w:val="28"/>
-        </w:rPr>
-        <w:t>Hassin</w:t>
-      </w:r>
-      <w:proofErr w:type="spellEnd"/>
-      <w:r>
-        <w:rPr>
-          <w:sz w:val="28"/>
-          <w:szCs w:val="28"/>
-        </w:rPr>
-        <w:t xml:space="preserve">, </w:t>
-      </w:r>
-      <w:proofErr w:type="spellStart"/>
-      <w:r>
-        <w:rPr>
-          <w:sz w:val="28"/>
-          <w:szCs w:val="28"/>
-        </w:rPr>
-        <w:t>and</w:t>
-      </w:r>
-      <w:proofErr w:type="spellEnd"/>
-      <w:r>
-        <w:rPr>
-          <w:sz w:val="28"/>
-          <w:szCs w:val="28"/>
-        </w:rPr>
-        <w:t xml:space="preserve"> A. </w:t>
-      </w:r>
-      <w:proofErr w:type="spellStart"/>
-      <w:r>
-        <w:rPr>
-          <w:sz w:val="28"/>
-          <w:szCs w:val="28"/>
-        </w:rPr>
-        <w:t>Levin</w:t>
-      </w:r>
-      <w:proofErr w:type="spellEnd"/>
-      <w:r>
-        <w:rPr>
-          <w:sz w:val="28"/>
-          <w:szCs w:val="28"/>
-        </w:rPr>
-        <w:t>, “</w:t>
-      </w:r>
-      <w:proofErr w:type="spellStart"/>
-      <w:r>
-        <w:rPr>
-          <w:sz w:val="28"/>
-          <w:szCs w:val="28"/>
-        </w:rPr>
-        <w:t>Approximations</w:t>
-      </w:r>
-      <w:proofErr w:type="spellEnd"/>
-      <w:r>
-        <w:rPr>
-          <w:sz w:val="28"/>
-          <w:szCs w:val="28"/>
-        </w:rPr>
-        <w:t xml:space="preserve"> </w:t>
-      </w:r>
-      <w:proofErr w:type="spellStart"/>
-      <w:r>
-        <w:rPr>
-          <w:sz w:val="28"/>
-          <w:szCs w:val="28"/>
-        </w:rPr>
-        <w:t>for</w:t>
-      </w:r>
-      <w:proofErr w:type="spellEnd"/>
-      <w:r>
-        <w:rPr>
-          <w:sz w:val="28"/>
-          <w:szCs w:val="28"/>
-        </w:rPr>
-        <w:t xml:space="preserve"> </w:t>
-      </w:r>
-      <w:proofErr w:type="spellStart"/>
-      <w:r>
-        <w:rPr>
-          <w:sz w:val="28"/>
-          <w:szCs w:val="28"/>
-        </w:rPr>
-        <w:t>Minimum</w:t>
-      </w:r>
-      <w:proofErr w:type="spellEnd"/>
-      <w:r>
-        <w:rPr>
-          <w:sz w:val="28"/>
-          <w:szCs w:val="28"/>
-        </w:rPr>
-        <w:t xml:space="preserve"> </w:t>
-      </w:r>
-      <w:proofErr w:type="spellStart"/>
-      <w:r>
-        <w:rPr>
-          <w:sz w:val="28"/>
-          <w:szCs w:val="28"/>
-        </w:rPr>
-        <w:t>and</w:t>
-      </w:r>
-      <w:proofErr w:type="spellEnd"/>
-      <w:r>
-        <w:rPr>
-          <w:sz w:val="28"/>
-          <w:szCs w:val="28"/>
-        </w:rPr>
-        <w:t xml:space="preserve"> Min-</w:t>
-      </w:r>
-      <w:proofErr w:type="spellStart"/>
-      <w:r>
-        <w:rPr>
-          <w:sz w:val="28"/>
-          <w:szCs w:val="28"/>
-        </w:rPr>
-        <w:t>Max</w:t>
-      </w:r>
-      <w:proofErr w:type="spellEnd"/>
-      <w:r>
-        <w:rPr>
-          <w:sz w:val="28"/>
-          <w:szCs w:val="28"/>
-        </w:rPr>
-        <w:t xml:space="preserve"> </w:t>
-      </w:r>
-      <w:proofErr w:type="spellStart"/>
-      <w:r>
-        <w:rPr>
-          <w:sz w:val="28"/>
-          <w:szCs w:val="28"/>
-        </w:rPr>
-        <w:t>Vehicle</w:t>
-      </w:r>
-      <w:proofErr w:type="spellEnd"/>
-      <w:r>
-        <w:rPr>
-          <w:sz w:val="28"/>
-          <w:szCs w:val="28"/>
-        </w:rPr>
-        <w:t xml:space="preserve"> </w:t>
-      </w:r>
-      <w:proofErr w:type="spellStart"/>
-      <w:r>
-        <w:rPr>
-          <w:sz w:val="28"/>
-          <w:szCs w:val="28"/>
-        </w:rPr>
-        <w:t>Routing</w:t>
-      </w:r>
-      <w:proofErr w:type="spellEnd"/>
-      <w:r>
-        <w:rPr>
-          <w:sz w:val="28"/>
-          <w:szCs w:val="28"/>
-        </w:rPr>
-        <w:t xml:space="preserve"> </w:t>
-      </w:r>
-      <w:proofErr w:type="spellStart"/>
-      <w:r>
-        <w:rPr>
-          <w:sz w:val="28"/>
-          <w:szCs w:val="28"/>
-        </w:rPr>
-        <w:t>Problems</w:t>
-      </w:r>
-      <w:proofErr w:type="spellEnd"/>
-      <w:r>
-        <w:rPr>
-          <w:sz w:val="28"/>
-          <w:szCs w:val="28"/>
-        </w:rPr>
-        <w:t xml:space="preserve">,” </w:t>
-      </w:r>
-      <w:proofErr w:type="spellStart"/>
-      <w:r>
-        <w:rPr>
-          <w:sz w:val="28"/>
-          <w:szCs w:val="28"/>
-        </w:rPr>
-        <w:t>Journal</w:t>
-      </w:r>
-      <w:proofErr w:type="spellEnd"/>
-      <w:r>
-        <w:rPr>
-          <w:sz w:val="28"/>
-          <w:szCs w:val="28"/>
-        </w:rPr>
-        <w:t xml:space="preserve"> </w:t>
-      </w:r>
-      <w:proofErr w:type="spellStart"/>
-      <w:r>
-        <w:rPr>
-          <w:sz w:val="28"/>
-          <w:szCs w:val="28"/>
-        </w:rPr>
-        <w:t>of</w:t>
-      </w:r>
-      <w:proofErr w:type="spellEnd"/>
-      <w:r>
-        <w:rPr>
-          <w:sz w:val="28"/>
-          <w:szCs w:val="28"/>
-        </w:rPr>
-        <w:t xml:space="preserve"> </w:t>
-      </w:r>
-      <w:proofErr w:type="spellStart"/>
-      <w:r>
-        <w:rPr>
-          <w:sz w:val="28"/>
-          <w:szCs w:val="28"/>
-        </w:rPr>
-        <w:t>Algorithms</w:t>
-      </w:r>
-      <w:proofErr w:type="spellEnd"/>
-      <w:r>
-        <w:rPr>
-          <w:sz w:val="28"/>
-          <w:szCs w:val="28"/>
-        </w:rPr>
-        <w:t xml:space="preserve">, </w:t>
-      </w:r>
-      <w:proofErr w:type="spellStart"/>
-      <w:r>
-        <w:rPr>
-          <w:sz w:val="28"/>
-          <w:szCs w:val="28"/>
-        </w:rPr>
-        <w:t>vol</w:t>
-      </w:r>
-      <w:proofErr w:type="spellEnd"/>
-      <w:r>
-        <w:rPr>
-          <w:sz w:val="28"/>
-          <w:szCs w:val="28"/>
-        </w:rPr>
-        <w:t xml:space="preserve">. 59, no. 1, </w:t>
-      </w:r>
-      <w:proofErr w:type="spellStart"/>
-      <w:r>
-        <w:rPr>
-          <w:sz w:val="28"/>
-          <w:szCs w:val="28"/>
-        </w:rPr>
-        <w:t>pp</w:t>
-      </w:r>
-      <w:proofErr w:type="spellEnd"/>
-      <w:r>
-        <w:rPr>
-          <w:sz w:val="28"/>
-          <w:szCs w:val="28"/>
-        </w:rPr>
-        <w:t>. 1–18, 2006.</w:t>
-      </w:r>
-    </w:p>
-    <w:p>
-      <w:pPr>
-        <w:rPr>
-          <w:sz w:val="28"/>
-          <w:szCs w:val="28"/>
-        </w:rPr>
-      </w:pPr>
-      <w:r>
-        <w:rPr>
-          <w:sz w:val="28"/>
-          <w:szCs w:val="28"/>
-        </w:rPr>
-        <w:t xml:space="preserve">[12] J.-F. </w:t>
-      </w:r>
-      <w:proofErr w:type="spellStart"/>
-      <w:r>
-        <w:rPr>
-          <w:sz w:val="28"/>
-          <w:szCs w:val="28"/>
-        </w:rPr>
-        <w:t>Cordeau</w:t>
-      </w:r>
-      <w:proofErr w:type="spellEnd"/>
-      <w:r>
-        <w:rPr>
-          <w:sz w:val="28"/>
-          <w:szCs w:val="28"/>
-        </w:rPr>
-        <w:t xml:space="preserve"> </w:t>
-      </w:r>
-      <w:proofErr w:type="spellStart"/>
-      <w:r>
-        <w:rPr>
-          <w:sz w:val="28"/>
-          <w:szCs w:val="28"/>
-        </w:rPr>
-        <w:t>and</w:t>
-      </w:r>
-      <w:proofErr w:type="spellEnd"/>
-      <w:r>
-        <w:rPr>
-          <w:sz w:val="28"/>
-          <w:szCs w:val="28"/>
-        </w:rPr>
-        <w:t xml:space="preserve"> G. </w:t>
-      </w:r>
-      <w:proofErr w:type="spellStart"/>
-      <w:r>
-        <w:rPr>
-          <w:sz w:val="28"/>
-          <w:szCs w:val="28"/>
-        </w:rPr>
-        <w:t>Laporte</w:t>
-      </w:r>
-      <w:proofErr w:type="spellEnd"/>
-      <w:r>
-        <w:rPr>
-          <w:sz w:val="28"/>
-          <w:szCs w:val="28"/>
-        </w:rPr>
-        <w:t xml:space="preserve">, “The </w:t>
-      </w:r>
-      <w:proofErr w:type="spellStart"/>
-      <w:r>
-        <w:rPr>
-          <w:sz w:val="28"/>
-          <w:szCs w:val="28"/>
-        </w:rPr>
-        <w:t>Dial</w:t>
-      </w:r>
-      <w:proofErr w:type="spellEnd"/>
-      <w:r>
-        <w:rPr>
-          <w:sz w:val="28"/>
-          <w:szCs w:val="28"/>
-        </w:rPr>
-        <w:t>-a-</w:t>
-      </w:r>
-      <w:proofErr w:type="spellStart"/>
-      <w:r>
-        <w:rPr>
-          <w:sz w:val="28"/>
-          <w:szCs w:val="28"/>
-        </w:rPr>
-        <w:t>Ride</w:t>
-      </w:r>
-      <w:proofErr w:type="spellEnd"/>
-      <w:r>
-        <w:rPr>
-          <w:sz w:val="28"/>
-          <w:szCs w:val="28"/>
-        </w:rPr>
-        <w:t xml:space="preserve"> </w:t>
-      </w:r>
-      <w:proofErr w:type="spellStart"/>
-      <w:r>
-        <w:rPr>
-          <w:sz w:val="28"/>
-          <w:szCs w:val="28"/>
-        </w:rPr>
-        <w:t>Problem</w:t>
-      </w:r>
-      <w:proofErr w:type="spellEnd"/>
-      <w:r>
-        <w:rPr>
-          <w:sz w:val="28"/>
-          <w:szCs w:val="28"/>
-        </w:rPr>
-        <w:t xml:space="preserve">: </w:t>
-      </w:r>
-      <w:proofErr w:type="spellStart"/>
-      <w:r>
-        <w:rPr>
-          <w:sz w:val="28"/>
-          <w:szCs w:val="28"/>
-        </w:rPr>
-        <w:t>Models</w:t>
-      </w:r>
-      <w:proofErr w:type="spellEnd"/>
-      <w:r>
-        <w:rPr>
-          <w:sz w:val="28"/>
-          <w:szCs w:val="28"/>
-        </w:rPr>
-        <w:t xml:space="preserve"> </w:t>
-      </w:r>
-      <w:proofErr w:type="spellStart"/>
-      <w:r>
-        <w:rPr>
-          <w:sz w:val="28"/>
-          <w:szCs w:val="28"/>
-        </w:rPr>
-        <w:t>and</w:t>
-      </w:r>
-      <w:proofErr w:type="spellEnd"/>
-      <w:r>
-        <w:rPr>
-          <w:sz w:val="28"/>
-          <w:szCs w:val="28"/>
-        </w:rPr>
-        <w:t xml:space="preserve"> </w:t>
-      </w:r>
-      <w:proofErr w:type="spellStart"/>
-      <w:r>
-        <w:rPr>
-          <w:sz w:val="28"/>
-          <w:szCs w:val="28"/>
-        </w:rPr>
-        <w:t>Algorithms</w:t>
-      </w:r>
-      <w:proofErr w:type="spellEnd"/>
-      <w:r>
-        <w:rPr>
-          <w:sz w:val="28"/>
-          <w:szCs w:val="28"/>
-        </w:rPr>
-        <w:t xml:space="preserve">,” </w:t>
-      </w:r>
-      <w:proofErr w:type="spellStart"/>
-      <w:r>
-        <w:rPr>
-          <w:sz w:val="28"/>
-          <w:szCs w:val="28"/>
-        </w:rPr>
-        <w:t>Annals</w:t>
-      </w:r>
-      <w:proofErr w:type="spellEnd"/>
-      <w:r>
-        <w:rPr>
-          <w:sz w:val="28"/>
-          <w:szCs w:val="28"/>
-        </w:rPr>
-        <w:t xml:space="preserve"> </w:t>
-      </w:r>
-      <w:proofErr w:type="spellStart"/>
-      <w:r>
-        <w:rPr>
-          <w:sz w:val="28"/>
-          <w:szCs w:val="28"/>
-        </w:rPr>
-        <w:t>of</w:t>
-      </w:r>
-      <w:proofErr w:type="spellEnd"/>
-      <w:r>
-        <w:rPr>
-          <w:sz w:val="28"/>
-          <w:szCs w:val="28"/>
-        </w:rPr>
-        <w:t xml:space="preserve"> </w:t>
-      </w:r>
-      <w:proofErr w:type="spellStart"/>
-      <w:r>
-        <w:rPr>
-          <w:sz w:val="28"/>
-          <w:szCs w:val="28"/>
-        </w:rPr>
-        <w:t>Operations</w:t>
-      </w:r>
-      <w:proofErr w:type="spellEnd"/>
-      <w:r>
-        <w:rPr>
-          <w:sz w:val="28"/>
-          <w:szCs w:val="28"/>
-        </w:rPr>
-        <w:t xml:space="preserve"> </w:t>
-      </w:r>
-      <w:proofErr w:type="spellStart"/>
-      <w:r>
-        <w:rPr>
-          <w:sz w:val="28"/>
-          <w:szCs w:val="28"/>
-        </w:rPr>
-        <w:t>Research</w:t>
-      </w:r>
-      <w:proofErr w:type="spellEnd"/>
-      <w:r>
-        <w:rPr>
-          <w:sz w:val="28"/>
-          <w:szCs w:val="28"/>
-        </w:rPr>
-        <w:t xml:space="preserve">, </w:t>
-      </w:r>
-      <w:proofErr w:type="spellStart"/>
-      <w:r>
-        <w:rPr>
-          <w:sz w:val="28"/>
-          <w:szCs w:val="28"/>
-        </w:rPr>
-        <w:t>vol</w:t>
-      </w:r>
-      <w:proofErr w:type="spellEnd"/>
-      <w:r>
-        <w:rPr>
-          <w:sz w:val="28"/>
-          <w:szCs w:val="28"/>
-        </w:rPr>
-        <w:t xml:space="preserve">. 153, no. 1, </w:t>
-      </w:r>
-      <w:proofErr w:type="spellStart"/>
-      <w:r>
-        <w:rPr>
-          <w:sz w:val="28"/>
-          <w:szCs w:val="28"/>
-        </w:rPr>
-        <w:t>pp</w:t>
-      </w:r>
-      <w:proofErr w:type="spellEnd"/>
-      <w:r>
-        <w:rPr>
-          <w:sz w:val="28"/>
-          <w:szCs w:val="28"/>
-        </w:rPr>
-        <w:t>. 29–46, 2007.</w:t>
+        <w:t>[12] J.-F. Cordeau and G. Laporte, “The Dial-a-Ride Problem: Models and Algorithms,” Annals of Operations Research, vol. 153, no. 1, pp. 29–46, 2007.</w:t>
       </w:r>
     </w:p>
     <w:sectPr>
